--- a/Documentos/Informe final - Dydi (articulo).docx
+++ b/Documentos/Informe final - Dydi (articulo).docx
@@ -2,7 +2,7 @@
 <file path=word/document.xml><?xml version="1.0" encoding="utf-8"?>
 <w:document xmlns:w="http://schemas.openxmlformats.org/wordprocessingml/2006/main" xmlns:m="http://schemas.openxmlformats.org/officeDocument/2006/math" xmlns:r="http://schemas.openxmlformats.org/officeDocument/2006/relationships" xmlns:o="urn:schemas-microsoft-com:office:office" xmlns:v="urn:schemas-microsoft-com:vml" xmlns:w10="urn:schemas-microsoft-com:office:word" xmlns:a="http://schemas.openxmlformats.org/drawingml/2006/main" xmlns:pic="http://schemas.openxmlformats.org/drawingml/2006/picture" xmlns:wp="http://schemas.openxmlformats.org/drawingml/2006/wordprocessingDrawing">
   <w:body>
-    <w:bookmarkStart w:id="32" w:name="X74805179ce57eaf4b7906f8046fa89da7a3b1a0"/>
+    <w:bookmarkStart w:id="41" w:name="X74805179ce57eaf4b7906f8046fa89da7a3b1a0"/>
     <w:p>
       <w:pPr>
         <w:pStyle w:val="Heading1"/>
@@ -598,7 +598,7 @@
         <w:t xml:space="preserve"> </w:t>
       </w:r>
       <w:r>
-        <w:t xml:space="preserve">Sobri et al. (2022) midieron el impacto del tamaño del pool de conexiones a</w:t>
+        <w:t xml:space="preserve">Nor Sobri et al. (2022) midieron el impacto del tamaño del pool de conexiones a</w:t>
       </w:r>
       <w:r>
         <w:t xml:space="preserve"> </w:t>
@@ -923,6 +923,44 @@
       </w:pPr>
       <w:r>
         <w:t xml:space="preserve">3.2 Decisiones de diseño condicionadas por la capa gratuita</w:t>
+      </w:r>
+    </w:p>
+    <w:p>
+      <w:pPr>
+        <w:pStyle w:val="FirstParagraph"/>
+      </w:pPr>
+      <w:r>
+        <w:t xml:space="preserve">La Tabla 1 recoge cómo cada restricción de la capa gratuita se tradujo en una</w:t>
+      </w:r>
+      <w:r>
+        <w:t xml:space="preserve"> </w:t>
+      </w:r>
+      <w:r>
+        <w:t xml:space="preserve">decisión de diseño concreta.</w:t>
+      </w:r>
+    </w:p>
+    <w:p>
+      <w:pPr>
+        <w:pStyle w:val="BodyText"/>
+      </w:pPr>
+      <w:r>
+        <w:rPr>
+          <w:b/>
+          <w:bCs/>
+        </w:rPr>
+        <w:t xml:space="preserve">Tabla 1.</w:t>
+      </w:r>
+      <w:r>
+        <w:t xml:space="preserve"> </w:t>
+      </w:r>
+      <w:r>
+        <w:t xml:space="preserve">Restricciones de la capa gratuita de Render y decisiones de diseño</w:t>
+      </w:r>
+      <w:r>
+        <w:t xml:space="preserve"> </w:t>
+      </w:r>
+      <w:r>
+        <w:t xml:space="preserve">que inducen.</w:t>
       </w:r>
     </w:p>
     <w:tbl>
@@ -1623,7 +1661,25 @@
         <w:t xml:space="preserve"> </w:t>
       </w:r>
       <w:r>
-        <w:t xml:space="preserve">evidencia suficiente):</w:t>
+        <w:t xml:space="preserve">evidencia suficiente). La Tabla 2 detalla el diseño.</w:t>
+      </w:r>
+    </w:p>
+    <w:p>
+      <w:pPr>
+        <w:pStyle w:val="BodyText"/>
+      </w:pPr>
+      <w:r>
+        <w:rPr>
+          <w:b/>
+          <w:bCs/>
+        </w:rPr>
+        <w:t xml:space="preserve">Tabla 2.</w:t>
+      </w:r>
+      <w:r>
+        <w:t xml:space="preserve"> </w:t>
+      </w:r>
+      <w:r>
+        <w:t xml:space="preserve">Matriz experimental: niveles de carga, repeticiones y tiempos.</w:t>
       </w:r>
     </w:p>
     <w:tbl>
@@ -2101,7 +2157,31 @@
         <w:t xml:space="preserve"> </w:t>
       </w:r>
       <w:r>
-        <w:t xml:space="preserve">conservan por defecto) y se repitió el piloto:</w:t>
+        <w:t xml:space="preserve">conservan por defecto) y se repitió el piloto, con el contraste que recoge la</w:t>
+      </w:r>
+      <w:r>
+        <w:t xml:space="preserve"> </w:t>
+      </w:r>
+      <w:r>
+        <w:t xml:space="preserve">Tabla 3.</w:t>
+      </w:r>
+    </w:p>
+    <w:p>
+      <w:pPr>
+        <w:pStyle w:val="BodyText"/>
+      </w:pPr>
+      <w:r>
+        <w:rPr>
+          <w:b/>
+          <w:bCs/>
+        </w:rPr>
+        <w:t xml:space="preserve">Tabla 3.</w:t>
+      </w:r>
+      <w:r>
+        <w:t xml:space="preserve"> </w:t>
+      </w:r>
+      <w:r>
+        <w:t xml:space="preserve">Piloto 1 (artefacto del instrumento) frente a piloto 2 (válido).</w:t>
       </w:r>
     </w:p>
     <w:tbl>
@@ -2346,7 +2426,7 @@
     </w:p>
     <w:bookmarkEnd w:id="20"/>
     <w:bookmarkEnd w:id="21"/>
-    <w:bookmarkStart w:id="26" w:name="resultados"/>
+    <w:bookmarkStart w:id="35" w:name="resultados"/>
     <w:p>
       <w:pPr>
         <w:pStyle w:val="Heading2"/>
@@ -2414,7 +2494,31 @@
         <w:t xml:space="preserve"> </w:t>
       </w:r>
       <w:r>
-        <w:t xml:space="preserve">P95 404 ms. Consumo pico de memoria por servicio (de 512 MB disponibles):</w:t>
+        <w:t xml:space="preserve">P95 404 ms. La Tabla 4 desglosa el consumo pico de memoria por servicio, sobre</w:t>
+      </w:r>
+      <w:r>
+        <w:t xml:space="preserve"> </w:t>
+      </w:r>
+      <w:r>
+        <w:t xml:space="preserve">los 512 MB disponibles.</w:t>
+      </w:r>
+    </w:p>
+    <w:p>
+      <w:pPr>
+        <w:pStyle w:val="BodyText"/>
+      </w:pPr>
+      <w:r>
+        <w:rPr>
+          <w:b/>
+          <w:bCs/>
+        </w:rPr>
+        <w:t xml:space="preserve">Tabla 4.</w:t>
+      </w:r>
+      <w:r>
+        <w:t xml:space="preserve"> </w:t>
+      </w:r>
+      <w:r>
+        <w:t xml:space="preserve">Consumo pico de memoria por servicio en la línea base (100 VUs).</w:t>
       </w:r>
     </w:p>
     <w:tbl>
@@ -2638,7 +2742,7 @@
       </w:r>
     </w:p>
     <w:bookmarkEnd w:id="22"/>
-    <w:bookmarkStart w:id="23" w:name="Xbdbd425abb2a7bd411712c1200d0ae2876ebf20"/>
+    <w:bookmarkStart w:id="32" w:name="Xbdbd425abb2a7bd411712c1200d0ae2876ebf20"/>
     <w:p>
       <w:pPr>
         <w:pStyle w:val="Heading3"/>
@@ -2727,7 +2831,7 @@
         <w:t xml:space="preserve"> </w:t>
       </w:r>
       <w:r>
-        <w:t xml:space="preserve">segundo nivel.</w:t>
+        <w:t xml:space="preserve">segundo nivel. La Tabla 5 contrasta ambos niveles.</w:t>
       </w:r>
     </w:p>
     <w:p>
@@ -2739,7 +2843,7 @@
           <w:b/>
           <w:bCs/>
         </w:rPr>
-        <w:t xml:space="preserve">Tabla 3.</w:t>
+        <w:t xml:space="preserve">Tabla 5.</w:t>
       </w:r>
       <w:r>
         <w:t xml:space="preserve"> </w:t>
@@ -3190,6 +3294,174 @@
     </w:p>
     <w:p>
       <w:pPr>
+        <w:pStyle w:val="CaptionedFigure"/>
+      </w:pPr>
+      <w:r>
+        <w:drawing>
+          <wp:inline>
+            <wp:extent cx="5334000" cy="3083718"/>
+            <wp:effectExtent b="0" l="0" r="0" t="0"/>
+            <wp:docPr descr="Figura 1. A 1 000 conexiones concurrentes se cae ~1 de cada 4 conexiones, más del doble del umbral de servicio, con dispersión mínima entre las tres repeticiones." title="" id="24" name="Picture"/>
+            <a:graphic>
+              <a:graphicData uri="http://schemas.openxmlformats.org/drawingml/2006/picture">
+                <pic:pic>
+                  <pic:nvPicPr>
+                    <pic:cNvPr descr="figuras/fig1-caidas-ws-por-nivel.png" id="25" name="Picture"/>
+                    <pic:cNvPicPr>
+                      <a:picLocks noChangeArrowheads="1" noChangeAspect="1"/>
+                    </pic:cNvPicPr>
+                  </pic:nvPicPr>
+                  <pic:blipFill>
+                    <a:blip r:embed="rId23"/>
+                    <a:stretch>
+                      <a:fillRect/>
+                    </a:stretch>
+                  </pic:blipFill>
+                  <pic:spPr bwMode="auto">
+                    <a:xfrm>
+                      <a:off x="0" y="0"/>
+                      <a:ext cx="5334000" cy="3083718"/>
+                    </a:xfrm>
+                    <a:prstGeom prst="rect">
+                      <a:avLst/>
+                    </a:prstGeom>
+                    <a:noFill/>
+                    <a:ln w="9525">
+                      <a:noFill/>
+                      <a:headEnd/>
+                      <a:tailEnd/>
+                    </a:ln>
+                  </pic:spPr>
+                </pic:pic>
+              </a:graphicData>
+            </a:graphic>
+          </wp:inline>
+        </w:drawing>
+      </w:r>
+    </w:p>
+    <w:p>
+      <w:pPr>
+        <w:pStyle w:val="ImageCaption"/>
+      </w:pPr>
+      <w:r>
+        <w:rPr>
+          <w:b/>
+          <w:bCs/>
+        </w:rPr>
+        <w:t xml:space="preserve">Figura 1.</w:t>
+      </w:r>
+      <w:r>
+        <w:t xml:space="preserve"> </w:t>
+      </w:r>
+      <w:r>
+        <w:t xml:space="preserve">A 1 000 conexiones concurrentes se cae ~1 de cada 4 conexiones,</w:t>
+      </w:r>
+      <w:r>
+        <w:t xml:space="preserve"> </w:t>
+      </w:r>
+      <w:r>
+        <w:t xml:space="preserve">más del doble del umbral de servicio, con dispersión mínima entre las tres</w:t>
+      </w:r>
+      <w:r>
+        <w:t xml:space="preserve"> </w:t>
+      </w:r>
+      <w:r>
+        <w:t xml:space="preserve">repeticiones.</w:t>
+      </w:r>
+    </w:p>
+    <w:p>
+      <w:pPr>
+        <w:pStyle w:val="CaptionedFigure"/>
+      </w:pPr>
+      <w:r>
+        <w:drawing>
+          <wp:inline>
+            <wp:extent cx="5334000" cy="3250406"/>
+            <wp:effectExtent b="0" l="0" r="0" t="0"/>
+            <wp:docPr descr="Figura 2. El costo de memoria se concentra en gateway y realtime (×5) mientras los servicios transaccionales permanecen planos, y aun así el peor se queda a menos de la mitad del límite de 512 MB." title="" id="27" name="Picture"/>
+            <a:graphic>
+              <a:graphicData uri="http://schemas.openxmlformats.org/drawingml/2006/picture">
+                <pic:pic>
+                  <pic:nvPicPr>
+                    <pic:cNvPr descr="figuras/fig2-ram-por-servicio.png" id="28" name="Picture"/>
+                    <pic:cNvPicPr>
+                      <a:picLocks noChangeArrowheads="1" noChangeAspect="1"/>
+                    </pic:cNvPicPr>
+                  </pic:nvPicPr>
+                  <pic:blipFill>
+                    <a:blip r:embed="rId26"/>
+                    <a:stretch>
+                      <a:fillRect/>
+                    </a:stretch>
+                  </pic:blipFill>
+                  <pic:spPr bwMode="auto">
+                    <a:xfrm>
+                      <a:off x="0" y="0"/>
+                      <a:ext cx="5334000" cy="3250406"/>
+                    </a:xfrm>
+                    <a:prstGeom prst="rect">
+                      <a:avLst/>
+                    </a:prstGeom>
+                    <a:noFill/>
+                    <a:ln w="9525">
+                      <a:noFill/>
+                      <a:headEnd/>
+                      <a:tailEnd/>
+                    </a:ln>
+                  </pic:spPr>
+                </pic:pic>
+              </a:graphicData>
+            </a:graphic>
+          </wp:inline>
+        </w:drawing>
+      </w:r>
+    </w:p>
+    <w:p>
+      <w:pPr>
+        <w:pStyle w:val="ImageCaption"/>
+      </w:pPr>
+      <w:r>
+        <w:rPr>
+          <w:b/>
+          <w:bCs/>
+        </w:rPr>
+        <w:t xml:space="preserve">Figura 2.</w:t>
+      </w:r>
+      <w:r>
+        <w:t xml:space="preserve"> </w:t>
+      </w:r>
+      <w:r>
+        <w:t xml:space="preserve">El costo de memoria se concentra en gateway y realtime (×5)</w:t>
+      </w:r>
+      <w:r>
+        <w:t xml:space="preserve"> </w:t>
+      </w:r>
+      <w:r>
+        <w:t xml:space="preserve">mientras los servicios transaccionales permanecen planos, y aun así el peor se</w:t>
+      </w:r>
+      <w:r>
+        <w:t xml:space="preserve"> </w:t>
+      </w:r>
+      <w:r>
+        <w:t xml:space="preserve">queda a menos de la mitad del límite de 512 MB.</w:t>
+      </w:r>
+    </w:p>
+    <w:p>
+      <w:pPr>
+        <w:pStyle w:val="BodyText"/>
+      </w:pPr>
+      <w:r>
+        <w:t xml:space="preserve">El contraste entre la Figura 1 y la Figura 2 resume el hallazgo: el sistema</w:t>
+      </w:r>
+      <w:r>
+        <w:t xml:space="preserve"> </w:t>
+      </w:r>
+      <w:r>
+        <w:t xml:space="preserve">incumple su umbral de servicio mientras la memoria sobra.</w:t>
+      </w:r>
+    </w:p>
+    <w:p>
+      <w:pPr>
         <w:pStyle w:val="BodyText"/>
       </w:pPr>
       <w:r>
@@ -3238,7 +3510,7 @@
         <w:t xml:space="preserve"> </w:t>
       </w:r>
       <w:r>
-        <w:t xml:space="preserve">establecimiento pasa de ~0.9 s a ~20 s. La dispersión mínima entre</w:t>
+        <w:t xml:space="preserve">establecimiento pasa de ~0.9 s a ~20 s (Figura 1). La dispersión mínima entre</w:t>
       </w:r>
       <w:r>
         <w:t xml:space="preserve"> </w:t>
@@ -3283,7 +3555,7 @@
         <w:t xml:space="preserve"> </w:t>
       </w:r>
       <w:r>
-        <w:t xml:space="preserve">43→231 MB), mientras groups y habits permanecen planos: el gateway paga</w:t>
+        <w:t xml:space="preserve">43→231 MB), mientras groups y habits permanecen planos (Figura 2): el gateway paga</w:t>
       </w:r>
       <w:r>
         <w:t xml:space="preserve"> </w:t>
@@ -3321,6 +3593,97 @@
         <w:pStyle w:val="FirstParagraph"/>
       </w:pPr>
       <w:r>
+        <w:t xml:space="preserve">La serie de tiempo de una corrida del nivel 1 000 (Figura 3) precisa esa</w:t>
+      </w:r>
+      <w:r>
+        <w:t xml:space="preserve"> </w:t>
+      </w:r>
+      <w:r>
+        <w:t xml:space="preserve">proyección: el consumo sigue a la rampa de conexiones y se aplana al llegar a</w:t>
+      </w:r>
+      <w:r>
+        <w:t xml:space="preserve"> </w:t>
+      </w:r>
+      <w:r>
+        <w:t xml:space="preserve">la meseta, sin crecimiento sostenido después del pico.</w:t>
+      </w:r>
+    </w:p>
+    <w:p>
+      <w:pPr>
+        <w:pStyle w:val="CaptionedFigure"/>
+      </w:pPr>
+      <w:r>
+        <w:drawing>
+          <wp:inline>
+            <wp:extent cx="5334000" cy="3250406"/>
+            <wp:effectExtent b="0" l="0" r="0" t="0"/>
+            <wp:docPr descr="Figura 3. El consumo sigue a la rampa y se aplana en la meseta, señal de techo de carga y no de fuga de memoria." title="" id="30" name="Picture"/>
+            <a:graphic>
+              <a:graphicData uri="http://schemas.openxmlformats.org/drawingml/2006/picture">
+                <pic:pic>
+                  <pic:nvPicPr>
+                    <pic:cNvPr descr="figuras/fig3-ram-en-el-tiempo.png" id="31" name="Picture"/>
+                    <pic:cNvPicPr>
+                      <a:picLocks noChangeArrowheads="1" noChangeAspect="1"/>
+                    </pic:cNvPicPr>
+                  </pic:nvPicPr>
+                  <pic:blipFill>
+                    <a:blip r:embed="rId29"/>
+                    <a:stretch>
+                      <a:fillRect/>
+                    </a:stretch>
+                  </pic:blipFill>
+                  <pic:spPr bwMode="auto">
+                    <a:xfrm>
+                      <a:off x="0" y="0"/>
+                      <a:ext cx="5334000" cy="3250406"/>
+                    </a:xfrm>
+                    <a:prstGeom prst="rect">
+                      <a:avLst/>
+                    </a:prstGeom>
+                    <a:noFill/>
+                    <a:ln w="9525">
+                      <a:noFill/>
+                      <a:headEnd/>
+                      <a:tailEnd/>
+                    </a:ln>
+                  </pic:spPr>
+                </pic:pic>
+              </a:graphicData>
+            </a:graphic>
+          </wp:inline>
+        </w:drawing>
+      </w:r>
+    </w:p>
+    <w:p>
+      <w:pPr>
+        <w:pStyle w:val="ImageCaption"/>
+      </w:pPr>
+      <w:r>
+        <w:rPr>
+          <w:b/>
+          <w:bCs/>
+        </w:rPr>
+        <w:t xml:space="preserve">Figura 3.</w:t>
+      </w:r>
+      <w:r>
+        <w:t xml:space="preserve"> </w:t>
+      </w:r>
+      <w:r>
+        <w:t xml:space="preserve">El consumo sigue a la rampa y se aplana en la meseta, señal de</w:t>
+      </w:r>
+      <w:r>
+        <w:t xml:space="preserve"> </w:t>
+      </w:r>
+      <w:r>
+        <w:t xml:space="preserve">techo de carga y no de fuga de memoria.</w:t>
+      </w:r>
+    </w:p>
+    <w:p>
+      <w:pPr>
+        <w:pStyle w:val="BodyText"/>
+      </w:pPr>
+      <w:r>
         <w:t xml:space="preserve">Nota de ventana horaria: el nivel 100 de la matriz reporta un P95 HTTP mayor</w:t>
       </w:r>
       <w:r>
@@ -3360,8 +3723,8 @@
         <w:t xml:space="preserve">corridas únicas.</w:t>
       </w:r>
     </w:p>
-    <w:bookmarkEnd w:id="23"/>
-    <w:bookmarkStart w:id="24" w:name="arranque-en-frío"/>
+    <w:bookmarkEnd w:id="32"/>
+    <w:bookmarkStart w:id="33" w:name="arranque-en-frío"/>
     <w:p>
       <w:pPr>
         <w:pStyle w:val="Heading3"/>
@@ -3480,8 +3843,8 @@
         <w:t xml:space="preserve">despertar se ejecuta como parte del pre-vuelo del instrumento.</w:t>
       </w:r>
     </w:p>
-    <w:bookmarkEnd w:id="24"/>
-    <w:bookmarkStart w:id="25" w:name="hallazgos-operativos-de-la-capa-gratuita"/>
+    <w:bookmarkEnd w:id="33"/>
+    <w:bookmarkStart w:id="34" w:name="hallazgos-operativos-de-la-capa-gratuita"/>
     <w:p>
       <w:pPr>
         <w:pStyle w:val="Heading3"/>
@@ -3808,9 +4171,9 @@
         <w:t xml:space="preserve">transaccional).</w:t>
       </w:r>
     </w:p>
-    <w:bookmarkEnd w:id="25"/>
-    <w:bookmarkEnd w:id="26"/>
-    <w:bookmarkStart w:id="27" w:name="discusión"/>
+    <w:bookmarkEnd w:id="34"/>
+    <w:bookmarkEnd w:id="35"/>
+    <w:bookmarkStart w:id="36" w:name="discusión"/>
     <w:p>
       <w:pPr>
         <w:pStyle w:val="Heading2"/>
@@ -4278,8 +4641,8 @@
         <w:t xml:space="preserve">después.</w:t>
       </w:r>
     </w:p>
-    <w:bookmarkEnd w:id="27"/>
-    <w:bookmarkStart w:id="28" w:name="amenazas-a-la-validez"/>
+    <w:bookmarkEnd w:id="36"/>
+    <w:bookmarkStart w:id="37" w:name="amenazas-a-la-validez"/>
     <w:p>
       <w:pPr>
         <w:pStyle w:val="Heading2"/>
@@ -4643,8 +5006,8 @@
         <w:t xml:space="preserve">(independiente) la regresa al orden de 10³.</w:t>
       </w:r>
     </w:p>
-    <w:bookmarkEnd w:id="28"/>
-    <w:bookmarkStart w:id="29" w:name="conclusiones-y-trabajo-futuro"/>
+    <w:bookmarkEnd w:id="37"/>
+    <w:bookmarkStart w:id="38" w:name="conclusiones-y-trabajo-futuro"/>
     <w:p>
       <w:pPr>
         <w:pStyle w:val="Heading2"/>
@@ -4947,8 +5310,8 @@
         <w:t xml:space="preserve">costo de la fragmentación del costo del free tier.</w:t>
       </w:r>
     </w:p>
-    <w:bookmarkEnd w:id="29"/>
-    <w:bookmarkStart w:id="30" w:name="disponibilidad-de-datos-y-código"/>
+    <w:bookmarkEnd w:id="38"/>
+    <w:bookmarkStart w:id="39" w:name="disponibilidad-de-datos-y-código"/>
     <w:p>
       <w:pPr>
         <w:pStyle w:val="Heading2"/>
@@ -5041,8 +5404,8 @@
         <w:t xml:space="preserve">.</w:t>
       </w:r>
     </w:p>
-    <w:bookmarkEnd w:id="30"/>
-    <w:bookmarkStart w:id="31" w:name="referencias"/>
+    <w:bookmarkEnd w:id="39"/>
+    <w:bookmarkStart w:id="40" w:name="referencias"/>
     <w:p>
       <w:pPr>
         <w:pStyle w:val="Heading2"/>
@@ -5181,7 +5544,19 @@
         </w:numPr>
       </w:pPr>
       <w:r>
-        <w:t xml:space="preserve">Little, J. D. C. (1961). A proof for the queuing formula: L = λW.</w:t>
+        <w:t xml:space="preserve">Lemos, E., Oliveira, R., Rodrigues, J., &amp; Oliveira Neto, R. F. (2025). Deep</w:t>
+      </w:r>
+      <w:r>
+        <w:t xml:space="preserve"> </w:t>
+      </w:r>
+      <w:r>
+        <w:t xml:space="preserve">learning model deployment in multiple cloud providers: An exploratory study</w:t>
+      </w:r>
+      <w:r>
+        <w:t xml:space="preserve"> </w:t>
+      </w:r>
+      <w:r>
+        <w:t xml:space="preserve">using low computing power environments.</w:t>
       </w:r>
       <w:r>
         <w:t xml:space="preserve"> </w:t>
@@ -5191,10 +5566,16 @@
           <w:i/>
           <w:iCs/>
         </w:rPr>
-        <w:t xml:space="preserve">Operations Research, 9</w:t>
-      </w:r>
-      <w:r>
-        <w:t xml:space="preserve">(3), 383–387. https://doi.org/10.1287/opre.9.3.383</w:t>
+        <w:t xml:space="preserve">arXiv</w:t>
+      </w:r>
+      <w:r>
+        <w:t xml:space="preserve">.</w:t>
+      </w:r>
+      <w:r>
+        <w:t xml:space="preserve"> </w:t>
+      </w:r>
+      <w:r>
+        <w:t xml:space="preserve">https://arxiv.org/abs/2503.23988</w:t>
       </w:r>
     </w:p>
     <w:p>
@@ -5206,19 +5587,7 @@
         </w:numPr>
       </w:pPr>
       <w:r>
-        <w:t xml:space="preserve">Lemos, E., Oliveira, R., Rodrigues, J., &amp; Oliveira Neto, R. F. (2025). Deep</w:t>
-      </w:r>
-      <w:r>
-        <w:t xml:space="preserve"> </w:t>
-      </w:r>
-      <w:r>
-        <w:t xml:space="preserve">learning model deployment in multiple cloud providers: An exploratory study</w:t>
-      </w:r>
-      <w:r>
-        <w:t xml:space="preserve"> </w:t>
-      </w:r>
-      <w:r>
-        <w:t xml:space="preserve">using low computing power environments.</w:t>
+        <w:t xml:space="preserve">Little, J. D. C. (1961). A proof for the queuing formula: L = λW.</w:t>
       </w:r>
       <w:r>
         <w:t xml:space="preserve"> </w:t>
@@ -5228,16 +5597,10 @@
           <w:i/>
           <w:iCs/>
         </w:rPr>
-        <w:t xml:space="preserve">arXiv</w:t>
-      </w:r>
-      <w:r>
-        <w:t xml:space="preserve">.</w:t>
-      </w:r>
-      <w:r>
-        <w:t xml:space="preserve"> </w:t>
-      </w:r>
-      <w:r>
-        <w:t xml:space="preserve">https://arxiv.org/abs/2503.23988</w:t>
+        <w:t xml:space="preserve">Operations Research, 9</w:t>
+      </w:r>
+      <w:r>
+        <w:t xml:space="preserve">(3), 383–387. https://doi.org/10.1287/opre.9.3.383</w:t>
       </w:r>
     </w:p>
     <w:p>
@@ -5370,13 +5733,19 @@
         </w:numPr>
       </w:pPr>
       <w:r>
-        <w:t xml:space="preserve">Sobri, M., et al. (2022). A study of database connection pool in</w:t>
-      </w:r>
-      <w:r>
-        <w:t xml:space="preserve"> </w:t>
-      </w:r>
-      <w:r>
-        <w:t xml:space="preserve">microservice architecture.</w:t>
+        <w:t xml:space="preserve">Nor Sobri, N. A., Abas, M. A. H., Yassin, I. M., Megat Ali, M. S. A.,</w:t>
+      </w:r>
+      <w:r>
+        <w:t xml:space="preserve"> </w:t>
+      </w:r>
+      <w:r>
+        <w:t xml:space="preserve">Md Tahir, N., Zabidi, A., &amp; Rizman, Z. I. (2022). A study of database</w:t>
+      </w:r>
+      <w:r>
+        <w:t xml:space="preserve"> </w:t>
+      </w:r>
+      <w:r>
+        <w:t xml:space="preserve">connection pool in microservice architecture.</w:t>
       </w:r>
       <w:r>
         <w:t xml:space="preserve"> </w:t>
@@ -5386,7 +5755,7 @@
           <w:i/>
           <w:iCs/>
         </w:rPr>
-        <w:t xml:space="preserve">JOIV: International Journal on Informatics</w:t>
+        <w:t xml:space="preserve">JOIV: International Journal</w:t>
       </w:r>
       <w:r>
         <w:rPr>
@@ -5400,10 +5769,16 @@
           <w:i/>
           <w:iCs/>
         </w:rPr>
-        <w:t xml:space="preserve">Visualization</w:t>
-      </w:r>
-      <w:r>
-        <w:t xml:space="preserve">. https://joiv.org/index.php/joiv/article/view/1094</w:t>
+        <w:t xml:space="preserve">on Informatics Visualization, 6</w:t>
+      </w:r>
+      <w:r>
+        <w:t xml:space="preserve">(2-2), 566–571.</w:t>
+      </w:r>
+      <w:r>
+        <w:t xml:space="preserve"> </w:t>
+      </w:r>
+      <w:r>
+        <w:t xml:space="preserve">https://doi.org/10.30630/joiv.6.2-2.1094</w:t>
       </w:r>
     </w:p>
     <w:p>
@@ -5431,8 +5806,8 @@
         <w:t xml:space="preserve">. https://supabase.com/docs</w:t>
       </w:r>
     </w:p>
-    <w:bookmarkEnd w:id="31"/>
-    <w:bookmarkEnd w:id="32"/>
+    <w:bookmarkEnd w:id="40"/>
+    <w:bookmarkEnd w:id="41"/>
     <w:sectPr>
       <w:footnotePr>
         <w:numRestart w:val="eachSect"/>

--- a/Documentos/Informe final - Dydi (articulo).docx
+++ b/Documentos/Informe final - Dydi (articulo).docx
@@ -120,7 +120,13 @@
         <w:t xml:space="preserve"> </w:t>
       </w:r>
       <w:r>
-        <w:t xml:space="preserve">repeticiones por nivel) y telemetría embebida de bajo costo (Prometheus + logs</w:t>
+        <w:t xml:space="preserve">repeticiones por nivel; se ejecutaron los niveles de 100 y 1 000 antes de que</w:t>
+      </w:r>
+      <w:r>
+        <w:t xml:space="preserve"> </w:t>
+      </w:r>
+      <w:r>
+        <w:t xml:space="preserve">las cuotas de la propia plataforma agotaran la ventana experimental) y telemetría embebida de bajo costo (Prometheus + logs</w:t>
       </w:r>
       <w:r>
         <w:t xml:space="preserve"> </w:t>
@@ -277,7 +283,13 @@
         <w:t xml:space="preserve"> </w:t>
       </w:r>
       <w:r>
-        <w:t xml:space="preserve">servicio, suspensión tras 15 minutos de inactividad, horas mensuales acotadas)</w:t>
+        <w:t xml:space="preserve">servicio, suspensión tras 15 minutos de inactividad, horas mensuales acotadas;</w:t>
+      </w:r>
+      <w:r>
+        <w:t xml:space="preserve"> </w:t>
+      </w:r>
+      <w:r>
+        <w:t xml:space="preserve">Render, 2026a)</w:t>
       </w:r>
       <w:r>
         <w:t xml:space="preserve"> </w:t>
@@ -350,25 +362,25 @@
         <w:t xml:space="preserve"> </w:t>
       </w:r>
       <w:r>
-        <w:t xml:space="preserve">la capa gratuita de Render, una por integrante del equipo y cada una dentro de</w:t>
-      </w:r>
-      <w:r>
-        <w:t xml:space="preserve"> </w:t>
-      </w:r>
-      <w:r>
-        <w:t xml:space="preserve">su asignación gratuita individual, como estrategia deliberada para componer el</w:t>
-      </w:r>
-      <w:r>
-        <w:t xml:space="preserve"> </w:t>
-      </w:r>
-      <w:r>
-        <w:t xml:space="preserve">sistema con los recursos gratuitos legítimamente disponibles para un equipo de</w:t>
-      </w:r>
-      <w:r>
-        <w:t xml:space="preserve"> </w:t>
-      </w:r>
-      <w:r>
-        <w:t xml:space="preserve">seis personas, con difusión en tiempo real implementada sobre</w:t>
+        <w:t xml:space="preserve">la capa gratuita de Render, aportadas por cuatro integrantes del equipo y cada</w:t>
+      </w:r>
+      <w:r>
+        <w:t xml:space="preserve"> </w:t>
+      </w:r>
+      <w:r>
+        <w:t xml:space="preserve">una dentro de su asignación gratuita individual, como estrategia deliberada para</w:t>
+      </w:r>
+      <w:r>
+        <w:t xml:space="preserve"> </w:t>
+      </w:r>
+      <w:r>
+        <w:t xml:space="preserve">componer el sistema con los recursos gratuitos de los que el equipo disponía</w:t>
+      </w:r>
+      <w:r>
+        <w:t xml:space="preserve"> </w:t>
+      </w:r>
+      <w:r>
+        <w:t xml:space="preserve">legítimamente, con difusión en tiempo real implementada sobre</w:t>
       </w:r>
       <w:r>
         <w:t xml:space="preserve"> </w:t>
@@ -440,13 +452,13 @@
         <w:t xml:space="preserve"> </w:t>
       </w:r>
       <w:r>
-        <w:t xml:space="preserve">de la relación entre carga concurrente (100–5 000</w:t>
-      </w:r>
-      <w:r>
-        <w:t xml:space="preserve"> </w:t>
-      </w:r>
-      <w:r>
-        <w:t xml:space="preserve">usuarios virtuales) y consumo de recursos/latencia/entrega en tiempo real en</w:t>
+        <w:t xml:space="preserve">de la relación entre carga concurrente (niveles de 100</w:t>
+      </w:r>
+      <w:r>
+        <w:t xml:space="preserve"> </w:t>
+      </w:r>
+      <w:r>
+        <w:t xml:space="preserve">y 1 000 usuarios virtuales, de un diseño de cuatro) y consumo de recursos/latencia/entrega en tiempo real en</w:t>
       </w:r>
       <w:r>
         <w:t xml:space="preserve"> </w:t>
@@ -807,7 +819,7 @@
         <w:t xml:space="preserve"> </w:t>
       </w:r>
       <w:r>
-        <w:t xml:space="preserve">Supabase), estampa la identidad (</w:t>
+        <w:t xml:space="preserve">Supabase; Supabase, 2026), estampa la identidad (</w:t>
       </w:r>
       <w:r>
         <w:rPr>
@@ -1044,7 +1056,7 @@
               <w:pStyle w:val="Compact"/>
             </w:pPr>
             <w:r>
-              <w:t xml:space="preserve">4 cuentas independientes (una por integrante del equipo), un servicio por cuenta</w:t>
+              <w:t xml:space="preserve">4 cuentas independientes (aportadas por cuatro integrantes del equipo), un servicio por cuenta</w:t>
             </w:r>
           </w:p>
         </w:tc>
@@ -1394,16 +1406,25 @@
         <w:t xml:space="preserve"> </w:t>
       </w:r>
       <w:r>
+        <w:t xml:space="preserve">k6 (Grafana Labs, 2026) mediante</w:t>
+      </w:r>
+      <w:r>
+        <w:t xml:space="preserve"> </w:t>
+      </w:r>
+      <w:r>
         <w:rPr>
           <w:rStyle w:val="VerbatimChar"/>
         </w:rPr>
         <w:t xml:space="preserve">k6_stress_test.js</w:t>
       </w:r>
       <w:r>
-        <w:t xml:space="preserve"> </w:t>
-      </w:r>
-      <w:r>
-        <w:t xml:space="preserve">con dos escenarios simultáneos: tráfico</w:t>
+        <w:t xml:space="preserve">, con dos</w:t>
+      </w:r>
+      <w:r>
+        <w:t xml:space="preserve"> </w:t>
+      </w:r>
+      <w:r>
+        <w:t xml:space="preserve">escenarios simultáneos: tráfico</w:t>
       </w:r>
       <w:r>
         <w:t xml:space="preserve"> </w:t>
@@ -1473,7 +1494,13 @@
         <w:t xml:space="preserve"> </w:t>
       </w:r>
       <w:r>
-        <w:t xml:space="preserve">(Prometheus): histogramas de latencia por ruta,</w:t>
+        <w:t xml:space="preserve">en formato Prometheus (Prometheus Authors, 2026): histogramas de</w:t>
+      </w:r>
+      <w:r>
+        <w:t xml:space="preserve"> </w:t>
+      </w:r>
+      <w:r>
+        <w:t xml:space="preserve">latencia por ruta,</w:t>
       </w:r>
       <w:r>
         <w:t xml:space="preserve"> </w:t>
@@ -2002,7 +2029,13 @@
         <w:t xml:space="preserve"> </w:t>
       </w:r>
       <w:r>
-        <w:t xml:space="preserve">arranque en frío de Render, ~11 s medidos, contaminaría la primera rampa);</w:t>
+        <w:t xml:space="preserve">arranque en frío de Render, de 10 a 14 s medidos según §5.3, contaminaría la</w:t>
+      </w:r>
+      <w:r>
+        <w:t xml:space="preserve"> </w:t>
+      </w:r>
+      <w:r>
+        <w:t xml:space="preserve">primera rampa);</w:t>
       </w:r>
       <w:r>
         <w:t xml:space="preserve"> </w:t>
@@ -3579,13 +3612,13 @@
         <w:t xml:space="preserve"> </w:t>
       </w:r>
       <w:r>
-        <w:t xml:space="preserve">OOM kill entre 2 500 y 5 000 VUs, hipótesis que la segunda sesión pone a</w:t>
-      </w:r>
-      <w:r>
-        <w:t xml:space="preserve"> </w:t>
-      </w:r>
-      <w:r>
-        <w:t xml:space="preserve">prueba.</w:t>
+        <w:t xml:space="preserve">OOM kill entre 2 500 y 5 000 VUs. La segunda sesión no llegó a ponerla a prueba</w:t>
+      </w:r>
+      <w:r>
+        <w:t xml:space="preserve"> </w:t>
+      </w:r>
+      <w:r>
+        <w:t xml:space="preserve">(§5.4.3), así que queda como trabajo futuro (§8).</w:t>
       </w:r>
     </w:p>
     <w:p>
@@ -3886,7 +3919,7 @@
           <w:b/>
           <w:bCs/>
         </w:rPr>
-        <w:t xml:space="preserve">Cuota de egreso (5 GB/mes por cuenta).</w:t>
+        <w:t xml:space="preserve">Cuota de egreso (5 GB/mes por cuenta; Render, 2026b).</w:t>
       </w:r>
       <w:r>
         <w:t xml:space="preserve"> </w:t>
@@ -4068,13 +4101,13 @@
         <w:t xml:space="preserve"> </w:t>
       </w:r>
       <w:r>
-        <w:t xml:space="preserve">esperas) y una tormenta de reconexiones (17 151 sesiones WS intentadas vs.</w:t>
-      </w:r>
-      <w:r>
-        <w:t xml:space="preserve"> </w:t>
-      </w:r>
-      <w:r>
-        <w:t xml:space="preserve">4 664 en la Sesión 1). En reposo, la misma consulta pesada resolvía en</w:t>
+        <w:t xml:space="preserve">esperas) y una tormenta de reconexiones (17 151 sesiones WS intentadas contra</w:t>
+      </w:r>
+      <w:r>
+        <w:t xml:space="preserve"> </w:t>
+      </w:r>
+      <w:r>
+        <w:t xml:space="preserve">4 607–4 664 por corrida en la Sesión 1). En reposo, la misma consulta pesada resolvía en</w:t>
       </w:r>
       <w:r>
         <w:t xml:space="preserve"> </w:t>
@@ -4317,7 +4350,7 @@
         <w:t xml:space="preserve"> </w:t>
       </w:r>
       <w:r>
-        <w:t xml:space="preserve">87 % de fallos de conexión porque su verificación de membresía atravesaba un</w:t>
+        <w:t xml:space="preserve">87.9 % de fallos de conexión porque su verificación de membresía atravesaba un</w:t>
       </w:r>
       <w:r>
         <w:t xml:space="preserve"> </w:t>
@@ -4329,7 +4362,7 @@
         <w:t xml:space="preserve"> </w:t>
       </w:r>
       <w:r>
-        <w:t xml:space="preserve">recursos no implica aislamiento de fallos.</w:t>
+        <w:t xml:space="preserve">recursos no implica aislamiento de fallos (Newman, 2021).</w:t>
       </w:r>
     </w:p>
     <w:p>
@@ -5055,7 +5088,7 @@
         <w:t xml:space="preserve"> </w:t>
       </w:r>
       <w:r>
-        <w:t xml:space="preserve">de magnitud (0 % de errores, P95 de 826 ms, ≤ 8.7 % de la memoria); a 1 000</w:t>
+        <w:t xml:space="preserve">de magnitud (0 % de errores, P95 de 826 ms, ≤ 10.1 % de la memoria); a 1 000</w:t>
       </w:r>
       <w:r>
         <w:t xml:space="preserve"> </w:t>
@@ -5389,7 +5422,7 @@
         <w:t xml:space="preserve"> </w:t>
       </w:r>
       <w:r>
-        <w:t xml:space="preserve">proyecto:</w:t>
+        <w:t xml:space="preserve">proyecto, que es de acceso público:</w:t>
       </w:r>
       <w:r>
         <w:t xml:space="preserve"> </w:t>
@@ -5671,7 +5704,7 @@
         </w:numPr>
       </w:pPr>
       <w:r>
-        <w:t xml:space="preserve">Render. (2026).</w:t>
+        <w:t xml:space="preserve">Render. (2026a).</w:t>
       </w:r>
       <w:r>
         <w:t xml:space="preserve"> </w:t>
@@ -5702,7 +5735,7 @@
         </w:numPr>
       </w:pPr>
       <w:r>
-        <w:t xml:space="preserve">Render. (2026).</w:t>
+        <w:t xml:space="preserve">Render. (2026b).</w:t>
       </w:r>
       <w:r>
         <w:t xml:space="preserve"> </w:t>

--- a/Documentos/Informe final - Dydi (articulo).docx
+++ b/Documentos/Informe final - Dydi (articulo).docx
@@ -1682,13 +1682,13 @@
         <w:t xml:space="preserve"> </w:t>
       </w:r>
       <w:r>
-        <w:t xml:space="preserve">similares (una sola corrida en capa gratuita, con vecinos ruidosos, no es</w:t>
-      </w:r>
-      <w:r>
-        <w:t xml:space="preserve"> </w:t>
-      </w:r>
-      <w:r>
-        <w:t xml:space="preserve">evidencia suficiente). La Tabla 2 detalla el diseño.</w:t>
+        <w:t xml:space="preserve">similares, porque una sola corrida en capa gratuita, con vecinos ruidosos, no</w:t>
+      </w:r>
+      <w:r>
+        <w:t xml:space="preserve"> </w:t>
+      </w:r>
+      <w:r>
+        <w:t xml:space="preserve">constituye evidencia suficiente. La Tabla 2 detalla el diseño.</w:t>
       </w:r>
     </w:p>
     <w:p>
@@ -2178,25 +2178,19 @@
         <w:pStyle w:val="BodyText"/>
       </w:pPr>
       <w:r>
-        <w:t xml:space="preserve">Se corrigió haciendo los límites configurables por variable de entorno</w:t>
-      </w:r>
-      <w:r>
-        <w:t xml:space="preserve"> </w:t>
-      </w:r>
-      <w:r>
-        <w:t xml:space="preserve">(elevados a 2 000 req/s solo durante las corridas; los valores de producción se</w:t>
-      </w:r>
-      <w:r>
-        <w:t xml:space="preserve"> </w:t>
-      </w:r>
-      <w:r>
-        <w:t xml:space="preserve">conservan por defecto) y se repitió el piloto, con el contraste que recoge la</w:t>
-      </w:r>
-      <w:r>
-        <w:t xml:space="preserve"> </w:t>
-      </w:r>
-      <w:r>
-        <w:t xml:space="preserve">Tabla 3.</w:t>
+        <w:t xml:space="preserve">Se corrigió haciendo los límites configurables por variable de entorno, elevados</w:t>
+      </w:r>
+      <w:r>
+        <w:t xml:space="preserve"> </w:t>
+      </w:r>
+      <w:r>
+        <w:t xml:space="preserve">a 2 000 req/s solo durante las corridas y conservando los valores de producción</w:t>
+      </w:r>
+      <w:r>
+        <w:t xml:space="preserve"> </w:t>
+      </w:r>
+      <w:r>
+        <w:t xml:space="preserve">por defecto, y se repitió el piloto, con el contraste que recoge la Tabla 3.</w:t>
       </w:r>
     </w:p>
     <w:p>
@@ -2765,13 +2759,13 @@
         <w:t xml:space="preserve"> </w:t>
       </w:r>
       <w:r>
-        <w:t xml:space="preserve">magnitud, lo que establece la línea base contra la cual contrastar los niveles</w:t>
-      </w:r>
-      <w:r>
-        <w:t xml:space="preserve"> </w:t>
-      </w:r>
-      <w:r>
-        <w:t xml:space="preserve">superiores.</w:t>
+        <w:t xml:space="preserve">magnitud en consumo de memoria y de un factor de dos en latencia, lo que</w:t>
+      </w:r>
+      <w:r>
+        <w:t xml:space="preserve"> </w:t>
+      </w:r>
+      <w:r>
+        <w:t xml:space="preserve">establece la línea base contra la cual contrastar los niveles superiores.</w:t>
       </w:r>
     </w:p>
     <w:bookmarkEnd w:id="22"/>
@@ -3253,29 +3247,155 @@
         <w:pStyle w:val="BodyText"/>
       </w:pPr>
       <w:r>
-        <w:t xml:space="preserve">Conforme a los criterios operacionales predefinidos (umbrales codificados en</w:t>
-      </w:r>
-      <w:r>
-        <w:t xml:space="preserve"> </w:t>
-      </w:r>
-      <w:r>
-        <w:t xml:space="preserve">el instrumento antes de las corridas: conexiones WS caídas &lt; 10 %,</w:t>
-      </w:r>
-      <w:r>
-        <w:t xml:space="preserve"> </w:t>
-      </w:r>
-      <w:r>
-        <w:t xml:space="preserve">establecimiento P95 &lt; 2 s),</w:t>
-      </w:r>
-      <w:r>
-        <w:t xml:space="preserve"> </w:t>
-      </w:r>
+        <w:t xml:space="preserve">Los seis criterios de servicio quedaron codificados en el instrumento antes de</w:t>
+      </w:r>
+      <w:r>
+        <w:t xml:space="preserve"> </w:t>
+      </w:r>
+      <w:r>
+        <w:t xml:space="preserve">las corridas (§4.3): latencia HTTP P95 &lt; 800 ms, latencia HTTP P99 &lt; 2 000 ms,</w:t>
+      </w:r>
+      <w:r>
+        <w:t xml:space="preserve"> </w:t>
+      </w:r>
+      <w:r>
+        <w:t xml:space="preserve">peticiones HTTP fallidas &lt; 5 %, establecimiento WS P95 &lt; 2 s, conexiones WS</w:t>
+      </w:r>
+      <w:r>
+        <w:t xml:space="preserve"> </w:t>
+      </w:r>
+      <w:r>
+        <w:t xml:space="preserve">caídas &lt; 10 % y verificaciones correctas &gt; 95 %. El protocolo define el punto de</w:t>
+      </w:r>
+      <w:r>
+        <w:t xml:space="preserve"> </w:t>
+      </w:r>
+      <w:r>
+        <w:t xml:space="preserve">quiebre como el menor nivel cuya mediana de tres réplicas incumple de forma</w:t>
+      </w:r>
+      <w:r>
+        <w:t xml:space="preserve"> </w:t>
+      </w:r>
+      <w:r>
+        <w:t xml:space="preserve">sostenida al menos uno de ellos.</w:t>
+      </w:r>
+    </w:p>
+    <w:p>
+      <w:pPr>
+        <w:pStyle w:val="BodyText"/>
+      </w:pPr>
+      <w:r>
+        <w:t xml:space="preserve">La matriz registra incumplimientos en los dos niveles, con magnitudes de orden</w:t>
+      </w:r>
+      <w:r>
+        <w:t xml:space="preserve"> </w:t>
+      </w:r>
+      <w:r>
+        <w:t xml:space="preserve">distinto. En el nivel 100 la latencia HTTP P95 rebasa su criterio por margen</w:t>
+      </w:r>
+      <w:r>
+        <w:t xml:space="preserve"> </w:t>
+      </w:r>
+      <w:r>
+        <w:t xml:space="preserve">estrecho: mediana de 826 ms contra 800 ms, dos réplicas por encima de la línea</w:t>
+      </w:r>
+      <w:r>
+        <w:t xml:space="preserve"> </w:t>
+      </w:r>
+      <w:r>
+        <w:t xml:space="preserve">(825.94 y 847.28 ms) y una por debajo (789.66 ms). El orquestador dejó ese cruce</w:t>
+      </w:r>
+      <w:r>
+        <w:t xml:space="preserve"> </w:t>
+      </w:r>
+      <w:r>
+        <w:t xml:space="preserve">anotado en la bitácora de la sesión al cierre de cada corrida. En el nivel 1 000</w:t>
+      </w:r>
+      <w:r>
+        <w:t xml:space="preserve"> </w:t>
+      </w:r>
+      <w:r>
+        <w:t xml:space="preserve">el incumplimiento se concentra en el plano de tiempo real y por márgenes de otra</w:t>
+      </w:r>
+      <w:r>
+        <w:t xml:space="preserve"> </w:t>
+      </w:r>
+      <w:r>
+        <w:t xml:space="preserve">escala: la mediana de conexiones caídas (23.87 %) más que duplica el 10 %</w:t>
+      </w:r>
+      <w:r>
+        <w:t xml:space="preserve"> </w:t>
+      </w:r>
+      <w:r>
+        <w:t xml:space="preserve">permitido y el establecimiento P95 (19 974 ms) lo multiplica por diez, en las</w:t>
+      </w:r>
+      <w:r>
+        <w:t xml:space="preserve"> </w:t>
+      </w:r>
+      <w:r>
+        <w:t xml:space="preserve">tres réplicas y con un rango de 0.57 puntos porcentuales.</w:t>
+      </w:r>
+    </w:p>
+    <w:p>
+      <w:pPr>
+        <w:pStyle w:val="BodyText"/>
+      </w:pPr>
+      <w:r>
+        <w:t xml:space="preserve">El nivel 100 no se declara punto de quiebre porque no satisface el criterio de</w:t>
+      </w:r>
+      <w:r>
+        <w:t xml:space="preserve"> </w:t>
+      </w:r>
+      <w:r>
+        <w:t xml:space="preserve">sostenimiento. El mismo nivel arrojó 404 ms de latencia HTTP P95 en el piloto</w:t>
+      </w:r>
+      <w:r>
+        <w:t xml:space="preserve"> </w:t>
+      </w:r>
+      <w:r>
+        <w:t xml:space="preserve">válido (§5.1), ejecutado en otra ventana horaria sobre una versión del código</w:t>
+      </w:r>
+      <w:r>
+        <w:t xml:space="preserve"> </w:t>
+      </w:r>
+      <w:r>
+        <w:t xml:space="preserve">que difiere únicamente en un endpoint de perfil de usuario ajeno a las rutas</w:t>
+      </w:r>
+      <w:r>
+        <w:t xml:space="preserve"> </w:t>
+      </w:r>
+      <w:r>
+        <w:t xml:space="preserve">medidas. Una diferencia de más del doble en el mismo indicador y el mismo nivel</w:t>
+      </w:r>
+      <w:r>
+        <w:t xml:space="preserve"> </w:t>
+      </w:r>
+      <w:r>
+        <w:t xml:space="preserve">de carga, atribuible a la ventana y no al sistema, es la manifestación directa de</w:t>
+      </w:r>
+      <w:r>
+        <w:t xml:space="preserve"> </w:t>
+      </w:r>
+      <w:r>
+        <w:t xml:space="preserve">la amenaza de vecinos ruidosos declarada en §7. El incumplimiento a 1 000 VUs, en</w:t>
+      </w:r>
+      <w:r>
+        <w:t xml:space="preserve"> </w:t>
+      </w:r>
+      <w:r>
+        <w:t xml:space="preserve">cambio, se reproduce en las tres réplicas.</w:t>
+      </w:r>
+    </w:p>
+    <w:p>
+      <w:pPr>
+        <w:pStyle w:val="BodyText"/>
+      </w:pPr>
       <w:r>
         <w:rPr>
           <w:b/>
           <w:bCs/>
         </w:rPr>
-        <w:t xml:space="preserve">el punto de quiebre del sistema se localiza en</w:t>
+        <w:t xml:space="preserve">El punto de quiebre del sistema se localiza, por tanto, en el nivel de 1 000</w:t>
       </w:r>
       <w:r>
         <w:rPr>
@@ -3289,40 +3409,75 @@
           <w:b/>
           <w:bCs/>
         </w:rPr>
-        <w:t xml:space="preserve">el nivel de 1 000 conexiones concurrentes, en el plano de tiempo real</w:t>
-      </w:r>
-      <w:r>
-        <w:t xml:space="preserve">: la</w:t>
-      </w:r>
-      <w:r>
-        <w:t xml:space="preserve"> </w:t>
-      </w:r>
-      <w:r>
-        <w:t xml:space="preserve">mediana de caídas (23.87 %) más que duplica el umbral con dispersión mínima</w:t>
-      </w:r>
-      <w:r>
-        <w:t xml:space="preserve"> </w:t>
-      </w:r>
-      <w:r>
-        <w:t xml:space="preserve">entre réplicas. La hipótesis H4, que postula un nivel ≤ 5 000 conexiones donde</w:t>
-      </w:r>
-      <w:r>
-        <w:t xml:space="preserve"> </w:t>
-      </w:r>
-      <w:r>
-        <w:t xml:space="preserve">el sistema incumple sus umbrales, queda confirmada, con el matiz de que el</w:t>
-      </w:r>
-      <w:r>
-        <w:t xml:space="preserve"> </w:t>
-      </w:r>
-      <w:r>
-        <w:t xml:space="preserve">quiebre llegó un orden de magnitud antes de lo esperado y por la vía de la</w:t>
-      </w:r>
-      <w:r>
-        <w:t xml:space="preserve"> </w:t>
-      </w:r>
-      <w:r>
-        <w:t xml:space="preserve">calidad de servicio, con la memoria lejos de su límite.</w:t>
+        <w:t xml:space="preserve">conexiones concurrentes y en el plano de tiempo real.</w:t>
+      </w:r>
+      <w:r>
+        <w:t xml:space="preserve"> </w:t>
+      </w:r>
+      <w:r>
+        <w:t xml:space="preserve">La hipótesis H4, que</w:t>
+      </w:r>
+      <w:r>
+        <w:t xml:space="preserve"> </w:t>
+      </w:r>
+      <w:r>
+        <w:t xml:space="preserve">postula un nivel ≤ 5 000 conexiones donde el sistema incumple sus umbrales,</w:t>
+      </w:r>
+      <w:r>
+        <w:t xml:space="preserve"> </w:t>
+      </w:r>
+      <w:r>
+        <w:t xml:space="preserve">queda confirmada, con el matiz de que el quiebre llegó un orden de magnitud</w:t>
+      </w:r>
+      <w:r>
+        <w:t xml:space="preserve"> </w:t>
+      </w:r>
+      <w:r>
+        <w:t xml:space="preserve">antes de lo esperado y por la vía de la calidad de servicio, con la memoria</w:t>
+      </w:r>
+      <w:r>
+        <w:t xml:space="preserve"> </w:t>
+      </w:r>
+      <w:r>
+        <w:t xml:space="preserve">lejos de su límite.</w:t>
+      </w:r>
+    </w:p>
+    <w:p>
+      <w:pPr>
+        <w:pStyle w:val="BodyText"/>
+      </w:pPr>
+      <w:r>
+        <w:t xml:space="preserve">Del cruce marginal en el nivel 100 se desprende un resultado adicional. El</w:t>
+      </w:r>
+      <w:r>
+        <w:t xml:space="preserve"> </w:t>
+      </w:r>
+      <w:r>
+        <w:t xml:space="preserve">presupuesto de latencia HTTP de la capa gratuita está agotado ya en el nivel de</w:t>
+      </w:r>
+      <w:r>
+        <w:t xml:space="preserve"> </w:t>
+      </w:r>
+      <w:r>
+        <w:t xml:space="preserve">carga más bajo evaluado, con el servicio más cargado al 10.1 % de su límite de</w:t>
+      </w:r>
+      <w:r>
+        <w:t xml:space="preserve"> </w:t>
+      </w:r>
+      <w:r>
+        <w:t xml:space="preserve">memoria: la holgura que la plataforma ofrece a 100 conexiones concurrentes es</w:t>
+      </w:r>
+      <w:r>
+        <w:t xml:space="preserve"> </w:t>
+      </w:r>
+      <w:r>
+        <w:t xml:space="preserve">amplia en memoria, tasa de error y estabilidad del canal en tiempo real, y nula</w:t>
+      </w:r>
+      <w:r>
+        <w:t xml:space="preserve"> </w:t>
+      </w:r>
+      <w:r>
+        <w:t xml:space="preserve">en latencia.</w:t>
       </w:r>
     </w:p>
     <w:p>
@@ -4386,19 +4541,25 @@
         <w:t xml:space="preserve"> </w:t>
       </w:r>
       <w:r>
-        <w:t xml:space="preserve">el sistema opera con un orden de magnitud de holgura en todos los indicadores;</w:t>
-      </w:r>
-      <w:r>
-        <w:t xml:space="preserve"> </w:t>
-      </w:r>
-      <w:r>
-        <w:t xml:space="preserve">el umbral de servicio del canal en tiempo real se cruza en algún punto entre</w:t>
-      </w:r>
-      <w:r>
-        <w:t xml:space="preserve"> </w:t>
-      </w:r>
-      <w:r>
-        <w:t xml:space="preserve">100 y 1 000. Para el caso de uso de la aplicación (grupos de ≤ 8 miembros con</w:t>
+        <w:t xml:space="preserve">el sistema opera con un orden de magnitud de holgura en memoria, tasa de error y</w:t>
+      </w:r>
+      <w:r>
+        <w:t xml:space="preserve"> </w:t>
+      </w:r>
+      <w:r>
+        <w:t xml:space="preserve">estabilidad del canal en tiempo real, y sin holgura alguna en latencia HTTP</w:t>
+      </w:r>
+      <w:r>
+        <w:t xml:space="preserve"> </w:t>
+      </w:r>
+      <w:r>
+        <w:t xml:space="preserve">(§5.2); el umbral de servicio del canal en tiempo real se cruza en algún punto</w:t>
+      </w:r>
+      <w:r>
+        <w:t xml:space="preserve"> </w:t>
+      </w:r>
+      <w:r>
+        <w:t xml:space="preserve">entre 100 y 1 000. Para el caso de uso de la aplicación (grupos de ≤ 8 miembros con</w:t>
       </w:r>
       <w:r>
         <w:t xml:space="preserve"> </w:t>
@@ -4607,17 +4768,7 @@
         <w:pStyle w:val="BodyText"/>
       </w:pPr>
       <w:r>
-        <w:rPr>
-          <w:b/>
-          <w:bCs/>
-        </w:rPr>
-        <w:t xml:space="preserve">El costo operativo es parte del sistema.</w:t>
-      </w:r>
-      <w:r>
-        <w:t xml:space="preserve"> </w:t>
-      </w:r>
-      <w:r>
-        <w:t xml:space="preserve">Los hallazgos de §5.4 sugieren</w:t>
+        <w:t xml:space="preserve">Los hallazgos de §5.4 sugieren que el costo operativo es parte del sistema y</w:t>
       </w:r>
       <w:r>
         <w:t xml:space="preserve"> </w:t>
@@ -4869,49 +5020,67 @@
           <w:b/>
           <w:bCs/>
         </w:rPr>
-        <w:t xml:space="preserve">Alcance (niveles 2 500 y 5 000 no ejecutados):</w:t>
-      </w:r>
-      <w:r>
-        <w:t xml:space="preserve"> </w:t>
-      </w:r>
-      <w:r>
-        <w:t xml:space="preserve">el diseño contemplaba</w:t>
-      </w:r>
-      <w:r>
-        <w:t xml:space="preserve"> </w:t>
-      </w:r>
-      <w:r>
-        <w:t xml:space="preserve">cuatro niveles; las restricciones operativas de la capa gratuita (§5.4)</w:t>
-      </w:r>
-      <w:r>
-        <w:t xml:space="preserve"> </w:t>
-      </w:r>
-      <w:r>
-        <w:t xml:space="preserve">agotaron la ventana experimental antes de completarlos. El punto de quiebre</w:t>
-      </w:r>
-      <w:r>
-        <w:t xml:space="preserve"> </w:t>
-      </w:r>
-      <w:r>
-        <w:t xml:space="preserve">quedó localizado en el nivel 1 000, por lo que los niveles superiores</w:t>
-      </w:r>
-      <w:r>
-        <w:t xml:space="preserve"> </w:t>
-      </w:r>
-      <w:r>
-        <w:t xml:space="preserve">habrían caracterizado el comportamiento posterior al quiebre (incluida la</w:t>
-      </w:r>
-      <w:r>
-        <w:t xml:space="preserve"> </w:t>
-      </w:r>
-      <w:r>
-        <w:t xml:space="preserve">búsqueda del OOM), no la existencia del quiebre. Se declaran como trabajo</w:t>
-      </w:r>
-      <w:r>
-        <w:t xml:space="preserve"> </w:t>
-      </w:r>
-      <w:r>
-        <w:t xml:space="preserve">futuro.</w:t>
+        <w:t xml:space="preserve">Instrumento (definición de las métricas del canal en vivo):</w:t>
+      </w:r>
+      <w:r>
+        <w:t xml:space="preserve"> </w:t>
+      </w:r>
+      <w:r>
+        <w:t xml:space="preserve">dos decisiones</w:t>
+      </w:r>
+      <w:r>
+        <w:t xml:space="preserve"> </w:t>
+      </w:r>
+      <w:r>
+        <w:t xml:space="preserve">del inyector sesgan los resultados del plano WebSocket hacia la subestimación.</w:t>
+      </w:r>
+      <w:r>
+        <w:t xml:space="preserve"> </w:t>
+      </w:r>
+      <w:r>
+        <w:t xml:space="preserve">El tiempo de establecimiento se registra sólo cuando el socket alcanza el</w:t>
+      </w:r>
+      <w:r>
+        <w:t xml:space="preserve"> </w:t>
+      </w:r>
+      <w:r>
+        <w:t xml:space="preserve">estado abierto, de modo que los 19 974 ms del nivel 1 000 describen a las</w:t>
+      </w:r>
+      <w:r>
+        <w:t xml:space="preserve"> </w:t>
+      </w:r>
+      <w:r>
+        <w:t xml:space="preserve">conexiones que sí se establecieron y excluyen al 23.87 % que no lo consiguió.</w:t>
+      </w:r>
+      <w:r>
+        <w:t xml:space="preserve"> </w:t>
+      </w:r>
+      <w:r>
+        <w:t xml:space="preserve">La tasa de caídas acumula una observación al abrir la conexión y otra al</w:t>
+      </w:r>
+      <w:r>
+        <w:t xml:space="preserve"> </w:t>
+      </w:r>
+      <w:r>
+        <w:t xml:space="preserve">fallar, por lo que una misma sesión puede aportar dos entradas al denominador</w:t>
+      </w:r>
+      <w:r>
+        <w:t xml:space="preserve"> </w:t>
+      </w:r>
+      <w:r>
+        <w:t xml:space="preserve">y el 23.87 % queda por debajo de la proporción real de sesiones caídas. Ambos</w:t>
+      </w:r>
+      <w:r>
+        <w:t xml:space="preserve"> </w:t>
+      </w:r>
+      <w:r>
+        <w:t xml:space="preserve">sesgos operan en la misma dirección: el deterioro reportado es un piso del</w:t>
+      </w:r>
+      <w:r>
+        <w:t xml:space="preserve"> </w:t>
+      </w:r>
+      <w:r>
+        <w:t xml:space="preserve">deterioro real, no un techo.</w:t>
       </w:r>
     </w:p>
     <w:p>
@@ -4927,52 +5096,49 @@
           <w:b/>
           <w:bCs/>
         </w:rPr>
-        <w:t xml:space="preserve">Exclusiones documentadas:</w:t>
-      </w:r>
-      <w:r>
-        <w:t xml:space="preserve"> </w:t>
-      </w:r>
-      <w:r>
-        <w:t xml:space="preserve">tres corridas de re-validación sobre un</w:t>
-      </w:r>
-      <w:r>
-        <w:t xml:space="preserve"> </w:t>
-      </w:r>
-      <w:r>
-        <w:t xml:space="preserve">segundo despliegue (2026-07-13) se excluyeron del dataset por criterios</w:t>
-      </w:r>
-      <w:r>
-        <w:t xml:space="preserve"> </w:t>
-      </w:r>
-      <w:r>
-        <w:t xml:space="preserve">predefinidos (fallo del inyector local en una; estado no representativo de</w:t>
-      </w:r>
-      <w:r>
-        <w:t xml:space="preserve"> </w:t>
-      </w:r>
-      <w:r>
-        <w:t xml:space="preserve">la capa de datos en dos, §5.4.3). Las exclusiones y su evidencia constan en</w:t>
-      </w:r>
-      <w:r>
-        <w:t xml:space="preserve"> </w:t>
-      </w:r>
-      <w:r>
-        <w:t xml:space="preserve">la bitácora del experimento (</w:t>
-      </w:r>
-      <w:r>
-        <w:rPr>
-          <w:rStyle w:val="VerbatimChar"/>
-        </w:rPr>
-        <w:t xml:space="preserve">matriz.log</w:t>
-      </w:r>
-      <w:r>
-        <w:t xml:space="preserve">), decididas por causa asignable y</w:t>
-      </w:r>
-      <w:r>
-        <w:t xml:space="preserve"> </w:t>
-      </w:r>
-      <w:r>
-        <w:t xml:space="preserve">no por el valor de las métricas.</w:t>
+        <w:t xml:space="preserve">Alcance (niveles 2 500 y 5 000 no ejecutados):</w:t>
+      </w:r>
+      <w:r>
+        <w:t xml:space="preserve"> </w:t>
+      </w:r>
+      <w:r>
+        <w:t xml:space="preserve">el diseño contemplaba</w:t>
+      </w:r>
+      <w:r>
+        <w:t xml:space="preserve"> </w:t>
+      </w:r>
+      <w:r>
+        <w:t xml:space="preserve">cuatro niveles; las restricciones operativas de la capa gratuita (§5.4)</w:t>
+      </w:r>
+      <w:r>
+        <w:t xml:space="preserve"> </w:t>
+      </w:r>
+      <w:r>
+        <w:t xml:space="preserve">agotaron la ventana experimental antes de completarlos. El punto de quiebre</w:t>
+      </w:r>
+      <w:r>
+        <w:t xml:space="preserve"> </w:t>
+      </w:r>
+      <w:r>
+        <w:t xml:space="preserve">quedó localizado en el nivel 1 000, por lo que los niveles superiores</w:t>
+      </w:r>
+      <w:r>
+        <w:t xml:space="preserve"> </w:t>
+      </w:r>
+      <w:r>
+        <w:t xml:space="preserve">habrían caracterizado el comportamiento posterior al quiebre (incluida la</w:t>
+      </w:r>
+      <w:r>
+        <w:t xml:space="preserve"> </w:t>
+      </w:r>
+      <w:r>
+        <w:t xml:space="preserve">búsqueda del OOM), no la existencia del quiebre. Se declaran como trabajo</w:t>
+      </w:r>
+      <w:r>
+        <w:t xml:space="preserve"> </w:t>
+      </w:r>
+      <w:r>
+        <w:t xml:space="preserve">futuro.</w:t>
       </w:r>
     </w:p>
     <w:p>
@@ -4988,6 +5154,67 @@
           <w:b/>
           <w:bCs/>
         </w:rPr>
+        <w:t xml:space="preserve">Exclusiones documentadas:</w:t>
+      </w:r>
+      <w:r>
+        <w:t xml:space="preserve"> </w:t>
+      </w:r>
+      <w:r>
+        <w:t xml:space="preserve">tres corridas de re-validación sobre un</w:t>
+      </w:r>
+      <w:r>
+        <w:t xml:space="preserve"> </w:t>
+      </w:r>
+      <w:r>
+        <w:t xml:space="preserve">segundo despliegue (2026-07-13) se excluyeron del dataset por criterios</w:t>
+      </w:r>
+      <w:r>
+        <w:t xml:space="preserve"> </w:t>
+      </w:r>
+      <w:r>
+        <w:t xml:space="preserve">predefinidos (fallo del inyector local en una; estado no representativo de</w:t>
+      </w:r>
+      <w:r>
+        <w:t xml:space="preserve"> </w:t>
+      </w:r>
+      <w:r>
+        <w:t xml:space="preserve">la capa de datos en dos, §5.4.3). Las exclusiones y su evidencia constan en</w:t>
+      </w:r>
+      <w:r>
+        <w:t xml:space="preserve"> </w:t>
+      </w:r>
+      <w:r>
+        <w:t xml:space="preserve">la bitácora del experimento (</w:t>
+      </w:r>
+      <w:r>
+        <w:rPr>
+          <w:rStyle w:val="VerbatimChar"/>
+        </w:rPr>
+        <w:t xml:space="preserve">matriz.log</w:t>
+      </w:r>
+      <w:r>
+        <w:t xml:space="preserve">), decididas por causa asignable y</w:t>
+      </w:r>
+      <w:r>
+        <w:t xml:space="preserve"> </w:t>
+      </w:r>
+      <w:r>
+        <w:t xml:space="preserve">no por el valor de las métricas.</w:t>
+      </w:r>
+    </w:p>
+    <w:p>
+      <w:pPr>
+        <w:pStyle w:val="Compact"/>
+        <w:numPr>
+          <w:ilvl w:val="0"/>
+          <w:numId w:val="1007"/>
+        </w:numPr>
+      </w:pPr>
+      <w:r>
+        <w:rPr>
+          <w:b/>
+          <w:bCs/>
+        </w:rPr>
         <w:t xml:space="preserve">Estimación de usuarios (dependiente de supuestos):</w:t>
       </w:r>
       <w:r>
@@ -5054,41 +5281,37 @@
         <w:pStyle w:val="FirstParagraph"/>
       </w:pPr>
       <w:r>
-        <w:rPr>
-          <w:b/>
-          <w:bCs/>
-        </w:rPr>
-        <w:t xml:space="preserve">Respuesta a la pregunta de investigación.</w:t>
-      </w:r>
-      <w:r>
-        <w:t xml:space="preserve"> </w:t>
-      </w:r>
-      <w:r>
-        <w:t xml:space="preserve">Una arquitectura de</w:t>
-      </w:r>
-      <w:r>
-        <w:t xml:space="preserve"> </w:t>
-      </w:r>
-      <w:r>
-        <w:t xml:space="preserve">microservicios en Go fragmentada en cuatro cuentas de la capa gratuita de</w:t>
-      </w:r>
-      <w:r>
-        <w:t xml:space="preserve"> </w:t>
-      </w:r>
-      <w:r>
-        <w:t xml:space="preserve">Render sí sostiene tráfico concurrente con procesamiento en tiempo real, con</w:t>
-      </w:r>
-      <w:r>
-        <w:t xml:space="preserve"> </w:t>
-      </w:r>
-      <w:r>
-        <w:t xml:space="preserve">un límite medido: a 100 conexiones concurrentes opera con holgura de un orden</w:t>
-      </w:r>
-      <w:r>
-        <w:t xml:space="preserve"> </w:t>
-      </w:r>
-      <w:r>
-        <w:t xml:space="preserve">de magnitud (0 % de errores, P95 de 826 ms, ≤ 10.1 % de la memoria); a 1 000</w:t>
+        <w:t xml:space="preserve">Una arquitectura de microservicios en Go fragmentada en cuatro cuentas de la</w:t>
+      </w:r>
+      <w:r>
+        <w:t xml:space="preserve"> </w:t>
+      </w:r>
+      <w:r>
+        <w:t xml:space="preserve">capa gratuita de Render sí sostiene tráfico concurrente con procesamiento en</w:t>
+      </w:r>
+      <w:r>
+        <w:t xml:space="preserve"> </w:t>
+      </w:r>
+      <w:r>
+        <w:t xml:space="preserve">tiempo real, y esa es la respuesta a la pregunta de investigación, con</w:t>
+      </w:r>
+      <w:r>
+        <w:t xml:space="preserve"> </w:t>
+      </w:r>
+      <w:r>
+        <w:t xml:space="preserve">un límite medido: a 100 conexiones concurrentes cumple todos sus criterios de</w:t>
+      </w:r>
+      <w:r>
+        <w:t xml:space="preserve"> </w:t>
+      </w:r>
+      <w:r>
+        <w:t xml:space="preserve">servicio salvo el de latencia, que roza su línea (0 % de errores, ≤ 10.1 % de la</w:t>
+      </w:r>
+      <w:r>
+        <w:t xml:space="preserve"> </w:t>
+      </w:r>
+      <w:r>
+        <w:t xml:space="preserve">memoria, P95 de 826 ms contra un criterio de 800 ms); a 1 000</w:t>
       </w:r>
       <w:r>
         <w:t xml:space="preserve"> </w:t>
@@ -5162,29 +5385,19 @@
         <w:pStyle w:val="BodyText"/>
       </w:pPr>
       <w:r>
-        <w:rPr>
-          <w:b/>
-          <w:bCs/>
-        </w:rPr>
-        <w:t xml:space="preserve">Viabilidad operativa.</w:t>
-      </w:r>
-      <w:r>
-        <w:t xml:space="preserve"> </w:t>
-      </w:r>
-      <w:r>
-        <w:t xml:space="preserve">La respuesta técnica anterior es necesaria pero no</w:t>
-      </w:r>
-      <w:r>
-        <w:t xml:space="preserve"> </w:t>
-      </w:r>
-      <w:r>
-        <w:t xml:space="preserve">suficiente: la viabilidad del free tier la terminan de definir sus reglas de</w:t>
-      </w:r>
-      <w:r>
-        <w:t xml:space="preserve"> </w:t>
-      </w:r>
-      <w:r>
-        <w:t xml:space="preserve">operación. Este estudio documentó con telemetría propia cuatro de ellas: la</w:t>
+        <w:t xml:space="preserve">Esa respuesta técnica es necesaria pero no suficiente, porque la viabilidad de</w:t>
+      </w:r>
+      <w:r>
+        <w:t xml:space="preserve"> </w:t>
+      </w:r>
+      <w:r>
+        <w:t xml:space="preserve">la capa gratuita la terminan de definir sus reglas de operación. Este estudio</w:t>
+      </w:r>
+      <w:r>
+        <w:t xml:space="preserve"> </w:t>
+      </w:r>
+      <w:r>
+        <w:t xml:space="preserve">documentó con telemetría propia cuatro de ellas: la</w:t>
       </w:r>
       <w:r>
         <w:t xml:space="preserve"> </w:t>
@@ -5228,47 +5441,37 @@
         <w:pStyle w:val="BodyText"/>
       </w:pPr>
       <w:r>
-        <w:rPr>
-          <w:b/>
-          <w:bCs/>
-        </w:rPr>
-        <w:t xml:space="preserve">Aporte metodológico.</w:t>
-      </w:r>
-      <w:r>
-        <w:t xml:space="preserve"> </w:t>
-      </w:r>
-      <w:r>
-        <w:t xml:space="preserve">La telemetría del lado del servidor no es opcional en</w:t>
-      </w:r>
-      <w:r>
-        <w:t xml:space="preserve"> </w:t>
-      </w:r>
-      <w:r>
-        <w:t xml:space="preserve">estudios de carga sobre infraestructura compartida: detectó que el piloto</w:t>
-      </w:r>
-      <w:r>
-        <w:t xml:space="preserve"> </w:t>
-      </w:r>
-      <w:r>
-        <w:t xml:space="preserve">inicial medía un limitador de tasa y no la arquitectura (88 % de fallos</w:t>
-      </w:r>
-      <w:r>
-        <w:t xml:space="preserve"> </w:t>
-      </w:r>
-      <w:r>
-        <w:t xml:space="preserve">aparentes), y permitió distinguir un colapso por inanición de E/S (memoria al</w:t>
-      </w:r>
-      <w:r>
-        <w:t xml:space="preserve"> </w:t>
-      </w:r>
-      <w:r>
-        <w:t xml:space="preserve">tope con CPU ociosa) de un colapso por cómputo, diagnósticos imposibles desde</w:t>
-      </w:r>
-      <w:r>
-        <w:t xml:space="preserve"> </w:t>
-      </w:r>
-      <w:r>
-        <w:t xml:space="preserve">el cliente. El arnés completo (inyector, telemetría embebida de ~200 líneas</w:t>
+        <w:t xml:space="preserve">El trabajo deja además una lección de método. La telemetría del lado del</w:t>
+      </w:r>
+      <w:r>
+        <w:t xml:space="preserve"> </w:t>
+      </w:r>
+      <w:r>
+        <w:t xml:space="preserve">servidor no es opcional en estudios de carga sobre infraestructura compartida:</w:t>
+      </w:r>
+      <w:r>
+        <w:t xml:space="preserve"> </w:t>
+      </w:r>
+      <w:r>
+        <w:t xml:space="preserve">detectó que el piloto inicial medía un limitador de tasa y no la arquitectura,</w:t>
+      </w:r>
+      <w:r>
+        <w:t xml:space="preserve"> </w:t>
+      </w:r>
+      <w:r>
+        <w:t xml:space="preserve">con un 88 % de fallos aparentes, y permitió distinguir un colapso por inanición</w:t>
+      </w:r>
+      <w:r>
+        <w:t xml:space="preserve"> </w:t>
+      </w:r>
+      <w:r>
+        <w:t xml:space="preserve">de E/S, con la memoria al tope y la CPU ociosa, de un colapso por cómputo.</w:t>
+      </w:r>
+      <w:r>
+        <w:t xml:space="preserve"> </w:t>
+      </w:r>
+      <w:r>
+        <w:t xml:space="preserve">Ninguno de los dos diagnósticos era posible desde el cliente. El arnés completo (inyector, telemetría embebida de ~200 líneas</w:t>
       </w:r>
       <w:r>
         <w:t xml:space="preserve"> </w:t>
@@ -5288,17 +5491,7 @@
         <w:pStyle w:val="BodyText"/>
       </w:pPr>
       <w:r>
-        <w:rPr>
-          <w:b/>
-          <w:bCs/>
-        </w:rPr>
-        <w:t xml:space="preserve">Trabajo futuro.</w:t>
-      </w:r>
-      <w:r>
-        <w:t xml:space="preserve"> </w:t>
-      </w:r>
-      <w:r>
-        <w:t xml:space="preserve">(1) Caracterizar el comportamiento posterior al quiebre en</w:t>
+        <w:t xml:space="preserve">Quedan cuatro líneas abiertas. (1) Caracterizar el comportamiento posterior al quiebre en</w:t>
       </w:r>
       <w:r>
         <w:t xml:space="preserve"> </w:t>
@@ -5842,6 +6035,8 @@
     <w:bookmarkEnd w:id="40"/>
     <w:bookmarkEnd w:id="41"/>
     <w:sectPr>
+      <w:pgSz w:w="12240" w:h="15840"/>
+      <w:pgMar w:top="1417" w:right="1417" w:bottom="1417" w:left="1417" w:header="708" w:footer="708" w:gutter="0"/>
       <w:footnotePr>
         <w:numRestart w:val="eachSect"/>
       </w:footnotePr>

--- a/Documentos/Informe final - Dydi (articulo).docx
+++ b/Documentos/Informe final - Dydi (articulo).docx
@@ -2,7 +2,7 @@
 <file path=word/document.xml><?xml version="1.0" encoding="utf-8"?>
 <w:document xmlns:w="http://schemas.openxmlformats.org/wordprocessingml/2006/main" xmlns:m="http://schemas.openxmlformats.org/officeDocument/2006/math" xmlns:r="http://schemas.openxmlformats.org/officeDocument/2006/relationships" xmlns:o="urn:schemas-microsoft-com:office:office" xmlns:v="urn:schemas-microsoft-com:vml" xmlns:w10="urn:schemas-microsoft-com:office:word" xmlns:a="http://schemas.openxmlformats.org/drawingml/2006/main" xmlns:pic="http://schemas.openxmlformats.org/drawingml/2006/picture" xmlns:wp="http://schemas.openxmlformats.org/drawingml/2006/wordprocessingDrawing">
   <w:body>
-    <w:bookmarkStart w:id="41" w:name="X74805179ce57eaf4b7906f8046fa89da7a3b1a0"/>
+    <w:bookmarkStart w:id="48" w:name="X74805179ce57eaf4b7906f8046fa89da7a3b1a0"/>
     <w:p>
       <w:pPr>
         <w:pStyle w:val="Heading1"/>
@@ -592,19 +592,94 @@
         <w:t xml:space="preserve"> </w:t>
       </w:r>
       <w:r>
-        <w:t xml:space="preserve">Engel (2025) compararon bibliotecas WebSocket en Node.js y Go con cargas de</w:t>
-      </w:r>
-      <w:r>
-        <w:t xml:space="preserve"> </w:t>
-      </w:r>
-      <w:r>
-        <w:t xml:space="preserve">100 a 1 000 clientes, mostrando que las bibliotecas ligeras de Go superan los</w:t>
-      </w:r>
-      <w:r>
-        <w:t xml:space="preserve"> </w:t>
-      </w:r>
-      <w:r>
-        <w:t xml:space="preserve">44 000 mensajes/s a carga máxima, lo que fundamenta la elección del lenguaje.</w:t>
+        <w:t xml:space="preserve">Engel (2025) compararon cuatro bibliotecas WebSocket de Node.js y Go con cargas</w:t>
+      </w:r>
+      <w:r>
+        <w:t xml:space="preserve"> </w:t>
+      </w:r>
+      <w:r>
+        <w:t xml:space="preserve">de hasta 1 000 clientes concurrentes:</w:t>
+      </w:r>
+      <w:r>
+        <w:t xml:space="preserve"> </w:t>
+      </w:r>
+      <w:r>
+        <w:rPr>
+          <w:rStyle w:val="VerbatimChar"/>
+        </w:rPr>
+        <w:t xml:space="preserve">ws</w:t>
+      </w:r>
+      <w:r>
+        <w:t xml:space="preserve">,</w:t>
+      </w:r>
+      <w:r>
+        <w:t xml:space="preserve"> </w:t>
+      </w:r>
+      <w:r>
+        <w:rPr>
+          <w:rStyle w:val="VerbatimChar"/>
+        </w:rPr>
+        <w:t xml:space="preserve">gorilla/websocket</w:t>
+      </w:r>
+      <w:r>
+        <w:t xml:space="preserve"> </w:t>
+      </w:r>
+      <w:r>
+        <w:t xml:space="preserve">y</w:t>
+      </w:r>
+      <w:r>
+        <w:t xml:space="preserve"> </w:t>
+      </w:r>
+      <w:r>
+        <w:rPr>
+          <w:rStyle w:val="VerbatimChar"/>
+        </w:rPr>
+        <w:t xml:space="preserve">coder/websocket</w:t>
+      </w:r>
+      <w:r>
+        <w:t xml:space="preserve"> </w:t>
+      </w:r>
+      <w:r>
+        <w:t xml:space="preserve">rebasaron los 44 000 mensajes/s en la prueba de eco, frente a</w:t>
+      </w:r>
+      <w:r>
+        <w:t xml:space="preserve"> </w:t>
+      </w:r>
+      <w:r>
+        <w:t xml:space="preserve">27 152 de</w:t>
+      </w:r>
+      <w:r>
+        <w:t xml:space="preserve"> </w:t>
+      </w:r>
+      <w:r>
+        <w:rPr>
+          <w:rStyle w:val="VerbatimChar"/>
+        </w:rPr>
+        <w:t xml:space="preserve">socket.io</w:t>
+      </w:r>
+      <w:r>
+        <w:t xml:space="preserve">. El antecedente es directo y no analógico, porque</w:t>
+      </w:r>
+      <w:r>
+        <w:t xml:space="preserve"> </w:t>
+      </w:r>
+      <w:r>
+        <w:rPr>
+          <w:rStyle w:val="VerbatimChar"/>
+        </w:rPr>
+        <w:t xml:space="preserve">coder/websocket</w:t>
+      </w:r>
+      <w:r>
+        <w:t xml:space="preserve"> </w:t>
+      </w:r>
+      <w:r>
+        <w:t xml:space="preserve">es la biblioteca que sostiene el canal en vivo de este sistema</w:t>
+      </w:r>
+      <w:r>
+        <w:t xml:space="preserve"> </w:t>
+      </w:r>
+      <w:r>
+        <w:t xml:space="preserve">(§3.1) y 1 000 clientes concurrentes es el nivel donde aquí aparece el quiebre.</w:t>
       </w:r>
       <w:r>
         <w:t xml:space="preserve"> </w:t>
@@ -960,19 +1035,19 @@
           <w:b/>
           <w:bCs/>
         </w:rPr>
-        <w:t xml:space="preserve">Tabla 1.</w:t>
-      </w:r>
-      <w:r>
-        <w:t xml:space="preserve"> </w:t>
-      </w:r>
-      <w:r>
-        <w:t xml:space="preserve">Restricciones de la capa gratuita de Render y decisiones de diseño</w:t>
-      </w:r>
-      <w:r>
-        <w:t xml:space="preserve"> </w:t>
-      </w:r>
-      <w:r>
-        <w:t xml:space="preserve">que inducen.</w:t>
+        <w:t xml:space="preserve">Tabla 1</w:t>
+      </w:r>
+    </w:p>
+    <w:p>
+      <w:pPr>
+        <w:pStyle w:val="BodyText"/>
+      </w:pPr>
+      <w:r>
+        <w:rPr>
+          <w:i/>
+          <w:iCs/>
+        </w:rPr>
+        <w:t xml:space="preserve">Restricciones de la capa gratuita de Render y decisiones de diseño que inducen</w:t>
       </w:r>
     </w:p>
     <w:tbl>
@@ -1700,13 +1775,19 @@
           <w:b/>
           <w:bCs/>
         </w:rPr>
-        <w:t xml:space="preserve">Tabla 2.</w:t>
-      </w:r>
-      <w:r>
-        <w:t xml:space="preserve"> </w:t>
-      </w:r>
-      <w:r>
-        <w:t xml:space="preserve">Matriz experimental: niveles de carga, repeticiones y tiempos.</w:t>
+        <w:t xml:space="preserve">Tabla 2</w:t>
+      </w:r>
+    </w:p>
+    <w:p>
+      <w:pPr>
+        <w:pStyle w:val="BodyText"/>
+      </w:pPr>
+      <w:r>
+        <w:rPr>
+          <w:i/>
+          <w:iCs/>
+        </w:rPr>
+        <w:t xml:space="preserve">Matriz experimental: niveles de carga, repeticiones y tiempos</w:t>
       </w:r>
     </w:p>
     <w:tbl>
@@ -2202,13 +2283,19 @@
           <w:b/>
           <w:bCs/>
         </w:rPr>
-        <w:t xml:space="preserve">Tabla 3.</w:t>
-      </w:r>
-      <w:r>
-        <w:t xml:space="preserve"> </w:t>
-      </w:r>
-      <w:r>
-        <w:t xml:space="preserve">Piloto 1 (artefacto del instrumento) frente a piloto 2 (válido).</w:t>
+        <w:t xml:space="preserve">Tabla 3</w:t>
+      </w:r>
+    </w:p>
+    <w:p>
+      <w:pPr>
+        <w:pStyle w:val="BodyText"/>
+      </w:pPr>
+      <w:r>
+        <w:rPr>
+          <w:i/>
+          <w:iCs/>
+        </w:rPr>
+        <w:t xml:space="preserve">Piloto 1 (artefacto del instrumento) frente a piloto 2 (válido)</w:t>
       </w:r>
     </w:p>
     <w:tbl>
@@ -2453,7 +2540,7 @@
     </w:p>
     <w:bookmarkEnd w:id="20"/>
     <w:bookmarkEnd w:id="21"/>
-    <w:bookmarkStart w:id="35" w:name="resultados"/>
+    <w:bookmarkStart w:id="40" w:name="resultados"/>
     <w:p>
       <w:pPr>
         <w:pStyle w:val="Heading2"/>
@@ -2539,13 +2626,19 @@
           <w:b/>
           <w:bCs/>
         </w:rPr>
-        <w:t xml:space="preserve">Tabla 4.</w:t>
-      </w:r>
-      <w:r>
-        <w:t xml:space="preserve"> </w:t>
-      </w:r>
-      <w:r>
-        <w:t xml:space="preserve">Consumo pico de memoria por servicio en la línea base (100 VUs).</w:t>
+        <w:t xml:space="preserve">Tabla 4</w:t>
+      </w:r>
+    </w:p>
+    <w:p>
+      <w:pPr>
+        <w:pStyle w:val="BodyText"/>
+      </w:pPr>
+      <w:r>
+        <w:rPr>
+          <w:i/>
+          <w:iCs/>
+        </w:rPr>
+        <w:t xml:space="preserve">Consumo pico de memoria por servicio en la línea base (100 VUs)</w:t>
       </w:r>
     </w:p>
     <w:tbl>
@@ -2870,19 +2963,19 @@
           <w:b/>
           <w:bCs/>
         </w:rPr>
-        <w:t xml:space="preserve">Tabla 5.</w:t>
-      </w:r>
-      <w:r>
-        <w:t xml:space="preserve"> </w:t>
-      </w:r>
-      <w:r>
-        <w:t xml:space="preserve">Mediana de las 3 repeticiones por nivel; entre paréntesis,</w:t>
-      </w:r>
-      <w:r>
-        <w:t xml:space="preserve"> </w:t>
-      </w:r>
-      <w:r>
-        <w:t xml:space="preserve">mín–máx entre repeticiones.</w:t>
+        <w:t xml:space="preserve">Tabla 5</w:t>
+      </w:r>
+    </w:p>
+    <w:p>
+      <w:pPr>
+        <w:pStyle w:val="BodyText"/>
+      </w:pPr>
+      <w:r>
+        <w:rPr>
+          <w:i/>
+          <w:iCs/>
+        </w:rPr>
+        <w:t xml:space="preserve">Métricas de servicio en los niveles de 100 y 1 000 VUs</w:t>
       </w:r>
     </w:p>
     <w:tbl>
@@ -3247,6 +3340,36 @@
         <w:pStyle w:val="BodyText"/>
       </w:pPr>
       <w:r>
+        <w:rPr>
+          <w:i/>
+          <w:iCs/>
+        </w:rPr>
+        <w:t xml:space="preserve">Nota.</w:t>
+      </w:r>
+      <w:r>
+        <w:t xml:space="preserve"> </w:t>
+      </w:r>
+      <w:r>
+        <w:t xml:space="preserve">Mediana de las tres réplicas por nivel; entre paréntesis, mín–máx entre</w:t>
+      </w:r>
+      <w:r>
+        <w:t xml:space="preserve"> </w:t>
+      </w:r>
+      <w:r>
+        <w:t xml:space="preserve">réplicas. En negritas, los valores que cruzan uno de los seis criterios de</w:t>
+      </w:r>
+      <w:r>
+        <w:t xml:space="preserve"> </w:t>
+      </w:r>
+      <w:r>
+        <w:t xml:space="preserve">servicio fijados antes de medir.</w:t>
+      </w:r>
+    </w:p>
+    <w:p>
+      <w:pPr>
+        <w:pStyle w:val="BodyText"/>
+      </w:pPr>
+      <w:r>
         <w:t xml:space="preserve">Los seis criterios de servicio quedaron codificados en el instrumento antes de</w:t>
       </w:r>
       <w:r>
@@ -3482,14 +3605,38 @@
     </w:p>
     <w:p>
       <w:pPr>
-        <w:pStyle w:val="CaptionedFigure"/>
+        <w:pStyle w:val="BodyText"/>
+      </w:pPr>
+      <w:r>
+        <w:rPr>
+          <w:b/>
+          <w:bCs/>
+        </w:rPr>
+        <w:t xml:space="preserve">Figura 1</w:t>
+      </w:r>
+    </w:p>
+    <w:p>
+      <w:pPr>
+        <w:pStyle w:val="BodyText"/>
+      </w:pPr>
+      <w:r>
+        <w:rPr>
+          <w:i/>
+          <w:iCs/>
+        </w:rPr>
+        <w:t xml:space="preserve">Conexiones WebSocket caídas por nivel de carga</w:t>
+      </w:r>
+    </w:p>
+    <w:p>
+      <w:pPr>
+        <w:pStyle w:val="BodyText"/>
       </w:pPr>
       <w:r>
         <w:drawing>
           <wp:inline>
-            <wp:extent cx="5334000" cy="3083718"/>
+            <wp:extent cx="5881567" cy="3400281"/>
             <wp:effectExtent b="0" l="0" r="0" t="0"/>
-            <wp:docPr descr="Figura 1. A 1 000 conexiones concurrentes se cae ~1 de cada 4 conexiones, más del doble del umbral de servicio, con dispersión mínima entre las tres repeticiones." title="" id="24" name="Picture"/>
+            <wp:docPr descr="" title="" id="24" name="Picture"/>
             <a:graphic>
               <a:graphicData uri="http://schemas.openxmlformats.org/drawingml/2006/picture">
                 <pic:pic>
@@ -3508,7 +3655,7 @@
                   <pic:spPr bwMode="auto">
                     <a:xfrm>
                       <a:off x="0" y="0"/>
-                      <a:ext cx="5334000" cy="3083718"/>
+                      <a:ext cx="5881567" cy="3400281"/>
                     </a:xfrm>
                     <a:prstGeom prst="rect">
                       <a:avLst/>
@@ -3529,44 +3676,80 @@
     </w:p>
     <w:p>
       <w:pPr>
-        <w:pStyle w:val="ImageCaption"/>
+        <w:pStyle w:val="BodyText"/>
+      </w:pPr>
+      <w:r>
+        <w:rPr>
+          <w:i/>
+          <w:iCs/>
+        </w:rPr>
+        <w:t xml:space="preserve">Nota.</w:t>
+      </w:r>
+      <w:r>
+        <w:t xml:space="preserve"> </w:t>
+      </w:r>
+      <w:r>
+        <w:t xml:space="preserve">A 1 000 conexiones concurrentes falla ~1 de cada 4, más del doble del</w:t>
+      </w:r>
+      <w:r>
+        <w:t xml:space="preserve"> </w:t>
+      </w:r>
+      <w:r>
+        <w:t xml:space="preserve">umbral de servicio, con dispersión mínima entre las tres réplicas. La barra es</w:t>
+      </w:r>
+      <w:r>
+        <w:t xml:space="preserve"> </w:t>
+      </w:r>
+      <w:r>
+        <w:t xml:space="preserve">la mediana de las tres; los puntos, cada réplica. El desglose del instrumento</w:t>
+      </w:r>
+      <w:r>
+        <w:t xml:space="preserve"> </w:t>
+      </w:r>
+      <w:r>
+        <w:t xml:space="preserve">sitúa esas fallas en el handshake: son conexiones rechazadas antes de abrirse, no</w:t>
+      </w:r>
+      <w:r>
+        <w:t xml:space="preserve"> </w:t>
+      </w:r>
+      <w:r>
+        <w:t xml:space="preserve">sesiones interrumpidas (§7).</w:t>
+      </w:r>
+    </w:p>
+    <w:p>
+      <w:pPr>
+        <w:pStyle w:val="BodyText"/>
       </w:pPr>
       <w:r>
         <w:rPr>
           <w:b/>
           <w:bCs/>
         </w:rPr>
-        <w:t xml:space="preserve">Figura 1.</w:t>
-      </w:r>
-      <w:r>
-        <w:t xml:space="preserve"> </w:t>
-      </w:r>
-      <w:r>
-        <w:t xml:space="preserve">A 1 000 conexiones concurrentes se cae ~1 de cada 4 conexiones,</w:t>
-      </w:r>
-      <w:r>
-        <w:t xml:space="preserve"> </w:t>
-      </w:r>
-      <w:r>
-        <w:t xml:space="preserve">más del doble del umbral de servicio, con dispersión mínima entre las tres</w:t>
-      </w:r>
-      <w:r>
-        <w:t xml:space="preserve"> </w:t>
-      </w:r>
-      <w:r>
-        <w:t xml:space="preserve">repeticiones.</w:t>
-      </w:r>
-    </w:p>
-    <w:p>
-      <w:pPr>
-        <w:pStyle w:val="CaptionedFigure"/>
+        <w:t xml:space="preserve">Figura 2</w:t>
+      </w:r>
+    </w:p>
+    <w:p>
+      <w:pPr>
+        <w:pStyle w:val="BodyText"/>
+      </w:pPr>
+      <w:r>
+        <w:rPr>
+          <w:i/>
+          <w:iCs/>
+        </w:rPr>
+        <w:t xml:space="preserve">RAM pico por servicio en los niveles de 100 y 1 000 VUs</w:t>
+      </w:r>
+    </w:p>
+    <w:p>
+      <w:pPr>
+        <w:pStyle w:val="BodyText"/>
       </w:pPr>
       <w:r>
         <w:drawing>
           <wp:inline>
-            <wp:extent cx="5334000" cy="3250406"/>
+            <wp:extent cx="5881567" cy="3584080"/>
             <wp:effectExtent b="0" l="0" r="0" t="0"/>
-            <wp:docPr descr="Figura 2. El costo de memoria se concentra en gateway y realtime (×5) mientras los servicios transaccionales permanecen planos, y aun así el peor se queda a menos de la mitad del límite de 512 MB." title="" id="27" name="Picture"/>
+            <wp:docPr descr="" title="" id="27" name="Picture"/>
             <a:graphic>
               <a:graphicData uri="http://schemas.openxmlformats.org/drawingml/2006/picture">
                 <pic:pic>
@@ -3585,7 +3768,7 @@
                   <pic:spPr bwMode="auto">
                     <a:xfrm>
                       <a:off x="0" y="0"/>
-                      <a:ext cx="5334000" cy="3250406"/>
+                      <a:ext cx="5881567" cy="3584080"/>
                     </a:xfrm>
                     <a:prstGeom prst="rect">
                       <a:avLst/>
@@ -3606,32 +3789,44 @@
     </w:p>
     <w:p>
       <w:pPr>
-        <w:pStyle w:val="ImageCaption"/>
-      </w:pPr>
-      <w:r>
-        <w:rPr>
-          <w:b/>
-          <w:bCs/>
-        </w:rPr>
-        <w:t xml:space="preserve">Figura 2.</w:t>
-      </w:r>
-      <w:r>
-        <w:t xml:space="preserve"> </w:t>
-      </w:r>
-      <w:r>
-        <w:t xml:space="preserve">El costo de memoria se concentra en gateway y realtime (×5)</w:t>
-      </w:r>
-      <w:r>
-        <w:t xml:space="preserve"> </w:t>
-      </w:r>
-      <w:r>
-        <w:t xml:space="preserve">mientras los servicios transaccionales permanecen planos, y aun así el peor se</w:t>
-      </w:r>
-      <w:r>
-        <w:t xml:space="preserve"> </w:t>
-      </w:r>
-      <w:r>
-        <w:t xml:space="preserve">queda a menos de la mitad del límite de 512 MB.</w:t>
+        <w:pStyle w:val="BodyText"/>
+      </w:pPr>
+      <w:r>
+        <w:rPr>
+          <w:i/>
+          <w:iCs/>
+        </w:rPr>
+        <w:t xml:space="preserve">Nota.</w:t>
+      </w:r>
+      <w:r>
+        <w:t xml:space="preserve"> </w:t>
+      </w:r>
+      <w:r>
+        <w:t xml:space="preserve">El costo de memoria se concentra en gateway y realtime (×5) mientras los</w:t>
+      </w:r>
+      <w:r>
+        <w:t xml:space="preserve"> </w:t>
+      </w:r>
+      <w:r>
+        <w:t xml:space="preserve">servicios transaccionales permanecen planos, y aun así el peor se queda a menos</w:t>
+      </w:r>
+      <w:r>
+        <w:t xml:space="preserve"> </w:t>
+      </w:r>
+      <w:r>
+        <w:t xml:space="preserve">de la mitad del límite de 512 MB. Cada punto es la mediana de tres réplicas; la</w:t>
+      </w:r>
+      <w:r>
+        <w:t xml:space="preserve"> </w:t>
+      </w:r>
+      <w:r>
+        <w:t xml:space="preserve">dispersión entre réplicas se consulta en la Tabla 5, que es donde se ve el rango</w:t>
+      </w:r>
+      <w:r>
+        <w:t xml:space="preserve"> </w:t>
+      </w:r>
+      <w:r>
+        <w:t xml:space="preserve">de 164 a 293 MB de realtime.</w:t>
       </w:r>
     </w:p>
     <w:p>
@@ -3798,14 +3993,38 @@
     </w:p>
     <w:p>
       <w:pPr>
-        <w:pStyle w:val="CaptionedFigure"/>
+        <w:pStyle w:val="BodyText"/>
+      </w:pPr>
+      <w:r>
+        <w:rPr>
+          <w:b/>
+          <w:bCs/>
+        </w:rPr>
+        <w:t xml:space="preserve">Figura 3</w:t>
+      </w:r>
+    </w:p>
+    <w:p>
+      <w:pPr>
+        <w:pStyle w:val="BodyText"/>
+      </w:pPr>
+      <w:r>
+        <w:rPr>
+          <w:i/>
+          <w:iCs/>
+        </w:rPr>
+        <w:t xml:space="preserve">RAM por servicio durante una corrida del nivel de 1 000 VUs</w:t>
+      </w:r>
+    </w:p>
+    <w:p>
+      <w:pPr>
+        <w:pStyle w:val="BodyText"/>
       </w:pPr>
       <w:r>
         <w:drawing>
           <wp:inline>
-            <wp:extent cx="5334000" cy="3250406"/>
+            <wp:extent cx="5881567" cy="3584080"/>
             <wp:effectExtent b="0" l="0" r="0" t="0"/>
-            <wp:docPr descr="Figura 3. El consumo sigue a la rampa y se aplana en la meseta, señal de techo de carga y no de fuga de memoria." title="" id="30" name="Picture"/>
+            <wp:docPr descr="" title="" id="30" name="Picture"/>
             <a:graphic>
               <a:graphicData uri="http://schemas.openxmlformats.org/drawingml/2006/picture">
                 <pic:pic>
@@ -3824,7 +4043,7 @@
                   <pic:spPr bwMode="auto">
                     <a:xfrm>
                       <a:off x="0" y="0"/>
-                      <a:ext cx="5334000" cy="3250406"/>
+                      <a:ext cx="5881567" cy="3584080"/>
                     </a:xfrm>
                     <a:prstGeom prst="rect">
                       <a:avLst/>
@@ -3845,26 +4064,548 @@
     </w:p>
     <w:p>
       <w:pPr>
-        <w:pStyle w:val="ImageCaption"/>
+        <w:pStyle w:val="BodyText"/>
+      </w:pPr>
+      <w:r>
+        <w:rPr>
+          <w:i/>
+          <w:iCs/>
+        </w:rPr>
+        <w:t xml:space="preserve">Nota.</w:t>
+      </w:r>
+      <w:r>
+        <w:t xml:space="preserve"> </w:t>
+      </w:r>
+      <w:r>
+        <w:t xml:space="preserve">El consumo sigue a la rampa y se aplana en la meseta, señal de techo de</w:t>
+      </w:r>
+      <w:r>
+        <w:t xml:space="preserve"> </w:t>
+      </w:r>
+      <w:r>
+        <w:t xml:space="preserve">carga y no de fuga de memoria. Serie de una sola corrida (réplica 1), muestreada</w:t>
+      </w:r>
+      <w:r>
+        <w:t xml:space="preserve"> </w:t>
+      </w:r>
+      <w:r>
+        <w:t xml:space="preserve">cada 5 s desde</w:t>
+      </w:r>
+      <w:r>
+        <w:t xml:space="preserve"> </w:t>
+      </w:r>
+      <w:r>
+        <w:rPr>
+          <w:rStyle w:val="VerbatimChar"/>
+        </w:rPr>
+        <w:t xml:space="preserve">/metrics</w:t>
+      </w:r>
+      <w:r>
+        <w:t xml:space="preserve">.</w:t>
+      </w:r>
+    </w:p>
+    <w:p>
+      <w:pPr>
+        <w:pStyle w:val="BodyText"/>
+      </w:pPr>
+      <w:r>
+        <w:t xml:space="preserve">Nota de ventana horaria: el nivel 100 de la matriz reporta un P95 HTTP mayor</w:t>
+      </w:r>
+      <w:r>
+        <w:t xml:space="preserve"> </w:t>
+      </w:r>
+      <w:r>
+        <w:t xml:space="preserve">que el del piloto del mismo nivel (826 ms vs. 404 ms, §5.1), ejecutado en otra</w:t>
+      </w:r>
+      <w:r>
+        <w:t xml:space="preserve"> </w:t>
+      </w:r>
+      <w:r>
+        <w:t xml:space="preserve">ventana y commit. Esa brecha se analiza en §5.5, donde separa la repetibilidad</w:t>
+      </w:r>
+      <w:r>
+        <w:t xml:space="preserve"> </w:t>
+      </w:r>
+      <w:r>
+        <w:t xml:space="preserve">dentro de una ventana de la reproducibilidad entre ventanas distintas.</w:t>
+      </w:r>
+    </w:p>
+    <w:bookmarkEnd w:id="32"/>
+    <w:bookmarkStart w:id="33" w:name="arranque-en-frío"/>
+    <w:p>
+      <w:pPr>
+        <w:pStyle w:val="Heading3"/>
+      </w:pPr>
+      <w:r>
+        <w:t xml:space="preserve">5.3 Arranque en frío</w:t>
+      </w:r>
+    </w:p>
+    <w:p>
+      <w:pPr>
+        <w:pStyle w:val="FirstParagraph"/>
+      </w:pPr>
+      <w:r>
+        <w:t xml:space="preserve">La suspensión por inactividad de la capa gratuita (15 minutos) introduce un</w:t>
+      </w:r>
+      <w:r>
+        <w:t xml:space="preserve"> </w:t>
+      </w:r>
+      <w:r>
+        <w:t xml:space="preserve">costo de disponibilidad medible. En verificaciones instrumentadas sobre el</w:t>
+      </w:r>
+      <w:r>
+        <w:t xml:space="preserve"> </w:t>
+      </w:r>
+      <w:r>
+        <w:t xml:space="preserve">despliegue (2026-07-13) se observaron los siguientes tiempos de primera</w:t>
+      </w:r>
+      <w:r>
+        <w:t xml:space="preserve"> </w:t>
+      </w:r>
+      <w:r>
+        <w:t xml:space="preserve">respuesta de</w:t>
+      </w:r>
+      <w:r>
+        <w:t xml:space="preserve"> </w:t>
+      </w:r>
+      <w:r>
+        <w:rPr>
+          <w:rStyle w:val="VerbatimChar"/>
+        </w:rPr>
+        <w:t xml:space="preserve">/health</w:t>
+      </w:r>
+      <w:r>
+        <w:t xml:space="preserve"> </w:t>
+      </w:r>
+      <w:r>
+        <w:t xml:space="preserve">tras la suspensión: api-gateway 13.5 s, habits-service</w:t>
+      </w:r>
+      <w:r>
+        <w:t xml:space="preserve"> </w:t>
+      </w:r>
+      <w:r>
+        <w:t xml:space="preserve">12.5 s, realtime-service 10.7 s; en caliente, los cuatro servicios responden</w:t>
+      </w:r>
+      <w:r>
+        <w:t xml:space="preserve"> </w:t>
+      </w:r>
+      <w:r>
+        <w:t xml:space="preserve">en 0.3–0.6 s. El efecto compuesto es mayor que el individual: mientras un</w:t>
+      </w:r>
+      <w:r>
+        <w:t xml:space="preserve"> </w:t>
+      </w:r>
+      <w:r>
+        <w:t xml:space="preserve">servicio proxeado despierta, el gateway agota su tiempo de espera y responde</w:t>
+      </w:r>
+      <w:r>
+        <w:t xml:space="preserve"> </w:t>
+      </w:r>
+      <w:r>
+        <w:t xml:space="preserve">502 en cadena, de modo que un cliente que llega</w:t>
+      </w:r>
+      <w:r>
+        <w:t xml:space="preserve"> </w:t>
+      </w:r>
+      <w:r>
+        <w:t xml:space="preserve">“en frío”</w:t>
+      </w:r>
+      <w:r>
+        <w:t xml:space="preserve"> </w:t>
+      </w:r>
+      <w:r>
+        <w:t xml:space="preserve">percibe la</w:t>
+      </w:r>
+      <w:r>
+        <w:t xml:space="preserve"> </w:t>
+      </w:r>
+      <w:r>
+        <w:t xml:space="preserve">aplicación como caída durante 30–60 s. La mitigación desplegada es doble: un</w:t>
+      </w:r>
+      <w:r>
+        <w:t xml:space="preserve"> </w:t>
+      </w:r>
+      <w:r>
+        <w:t xml:space="preserve">endpoint de despertar en cascada (</w:t>
+      </w:r>
+      <w:r>
+        <w:rPr>
+          <w:rStyle w:val="VerbatimChar"/>
+        </w:rPr>
+        <w:t xml:space="preserve">/ops/wake</w:t>
+      </w:r>
+      <w:r>
+        <w:t xml:space="preserve">, protegido por token) y un</w:t>
+      </w:r>
+      <w:r>
+        <w:t xml:space="preserve"> </w:t>
+      </w:r>
+      <w:r>
+        <w:t xml:space="preserve">pinger externo en horario de uso; durante las corridas el pinger se pausa y el</w:t>
+      </w:r>
+      <w:r>
+        <w:t xml:space="preserve"> </w:t>
+      </w:r>
+      <w:r>
+        <w:t xml:space="preserve">despertar se ejecuta como parte del pre-vuelo del instrumento.</w:t>
+      </w:r>
+    </w:p>
+    <w:bookmarkEnd w:id="33"/>
+    <w:bookmarkStart w:id="38" w:name="hallazgos-operativos-de-la-capa-gratuita"/>
+    <w:p>
+      <w:pPr>
+        <w:pStyle w:val="Heading3"/>
+      </w:pPr>
+      <w:r>
+        <w:t xml:space="preserve">5.4 Hallazgos operativos de la capa gratuita</w:t>
+      </w:r>
+    </w:p>
+    <w:p>
+      <w:pPr>
+        <w:pStyle w:val="FirstParagraph"/>
+      </w:pPr>
+      <w:r>
+        <w:t xml:space="preserve">La ejecución del experimento reveló que las restricciones operativas del free</w:t>
+      </w:r>
+      <w:r>
+        <w:t xml:space="preserve"> </w:t>
+      </w:r>
+      <w:r>
+        <w:t xml:space="preserve">tier actúan sobre el sistema, y sobre el experimento mismo, con la misma</w:t>
+      </w:r>
+      <w:r>
+        <w:t xml:space="preserve"> </w:t>
+      </w:r>
+      <w:r>
+        <w:t xml:space="preserve">fuerza que los límites de cómputo. Se documentan cuatro, con su evidencia.</w:t>
+      </w:r>
+    </w:p>
+    <w:bookmarkStart w:id="34" w:name="cuota-de-egreso"/>
+    <w:p>
+      <w:pPr>
+        <w:pStyle w:val="Heading4"/>
+      </w:pPr>
+      <w:r>
+        <w:t xml:space="preserve">5.4.1 Cuota de egreso</w:t>
+      </w:r>
+    </w:p>
+    <w:p>
+      <w:pPr>
+        <w:pStyle w:val="FirstParagraph"/>
+      </w:pPr>
+      <w:r>
+        <w:t xml:space="preserve">La cuota es de 5 GB al mes por cuenta (Render, 2026b). La Sesión 1 movió</w:t>
+      </w:r>
+      <w:r>
+        <w:t xml:space="preserve"> </w:t>
+      </w:r>
+      <w:r>
+        <w:t xml:space="preserve">~17.8 GB (~3.03 GB por corrida), dominados por un payload de lectura de ~274 KB</w:t>
+      </w:r>
+      <w:r>
+        <w:t xml:space="preserve"> </w:t>
+      </w:r>
+      <w:r>
+        <w:t xml:space="preserve">sin comprimir, y las cuentas del gateway y de groups fueron suspendidas por</w:t>
+      </w:r>
+      <w:r>
+        <w:t xml:space="preserve"> </w:t>
+      </w:r>
+      <w:r>
+        <w:t xml:space="preserve">exceso. La mitigación, compresión gzip en las respuestas, se midió</w:t>
+      </w:r>
+      <w:r>
+        <w:t xml:space="preserve"> </w:t>
+      </w:r>
+      <w:r>
+        <w:t xml:space="preserve">directamente: 270 788 → 28 114 bytes en el cable (−89.6 %), lo que reduce el</w:t>
+      </w:r>
+      <w:r>
+        <w:t xml:space="preserve"> </w:t>
+      </w:r>
+      <w:r>
+        <w:t xml:space="preserve">costo estimado por corrida a ~0.3 GB y vuelve sostenible el experimento.</w:t>
+      </w:r>
+    </w:p>
+    <w:bookmarkEnd w:id="34"/>
+    <w:bookmarkStart w:id="35" w:name="X9f98736a700446d3666f93003f928396f7d5a27"/>
+    <w:p>
+      <w:pPr>
+        <w:pStyle w:val="Heading4"/>
+      </w:pPr>
+      <w:r>
+        <w:t xml:space="preserve">5.4.2 Pausa por inactividad de la capa de datos</w:t>
+      </w:r>
+    </w:p>
+    <w:p>
+      <w:pPr>
+        <w:pStyle w:val="FirstParagraph"/>
+      </w:pPr>
+      <w:r>
+        <w:t xml:space="preserve">Tras 8 días sin actividad, con el backend suspendido por la cuota de egreso,</w:t>
+      </w:r>
+      <w:r>
+        <w:t xml:space="preserve"> </w:t>
+      </w:r>
+      <w:r>
+        <w:t xml:space="preserve">Supabase pausó el proyecto: el pooler dejó de reconocer al tenant</w:t>
+      </w:r>
+      <w:r>
+        <w:t xml:space="preserve"> </w:t>
+      </w:r>
+      <w:r>
+        <w:t xml:space="preserve">(</w:t>
+      </w:r>
+      <w:r>
+        <w:rPr>
+          <w:rStyle w:val="VerbatimChar"/>
+        </w:rPr>
+        <w:t xml:space="preserve">tenant/user not found</w:t>
+      </w:r>
+      <w:r>
+        <w:t xml:space="preserve">) y todos los servicios con base de datos respondieron</w:t>
+      </w:r>
+      <w:r>
+        <w:t xml:space="preserve"> </w:t>
+      </w:r>
+      <w:r>
+        <w:t xml:space="preserve">errores pese a estar sanos. La restauración manual tomó ~2.5 minutos. La</w:t>
+      </w:r>
+      <w:r>
+        <w:t xml:space="preserve"> </w:t>
+      </w:r>
+      <w:r>
+        <w:t xml:space="preserve">dependencia es silenciosa, porque los servicios arrancan igual —el pool conecta</w:t>
+      </w:r>
+      <w:r>
+        <w:t xml:space="preserve"> </w:t>
+      </w:r>
+      <w:r>
+        <w:t xml:space="preserve">de forma perezosa— y el fallo solo aparece en la primera consulta.</w:t>
+      </w:r>
+    </w:p>
+    <w:bookmarkEnd w:id="35"/>
+    <w:bookmarkStart w:id="36" w:name="créditos-de-ráfaga-de-la-capa-de-datos"/>
+    <w:p>
+      <w:pPr>
+        <w:pStyle w:val="Heading4"/>
+      </w:pPr>
+      <w:r>
+        <w:t xml:space="preserve">5.4.3 Créditos de ráfaga de la capa de datos</w:t>
+      </w:r>
+    </w:p>
+    <w:p>
+      <w:pPr>
+        <w:pStyle w:val="FirstParagraph"/>
+      </w:pPr>
+      <w:r>
+        <w:t xml:space="preserve">La instancia de base de datos del plan gratuito (t3a.nano) es «burstable»:</w:t>
+      </w:r>
+      <w:r>
+        <w:t xml:space="preserve"> </w:t>
+      </w:r>
+      <w:r>
+        <w:t xml:space="preserve">acumula créditos de CPU en reposo y los consume bajo carga. Dos corridas de</w:t>
+      </w:r>
+      <w:r>
+        <w:t xml:space="preserve"> </w:t>
+      </w:r>
+      <w:r>
+        <w:t xml:space="preserve">re-validación a 1 000 VUs ejecutadas ~1 hora después de restaurar el proyecto,</w:t>
+      </w:r>
+      <w:r>
+        <w:t xml:space="preserve"> </w:t>
+      </w:r>
+      <w:r>
+        <w:t xml:space="preserve">con los créditos presumiblemente agotados, colapsaron con una firma inequívoca</w:t>
+      </w:r>
+      <w:r>
+        <w:t xml:space="preserve"> </w:t>
+      </w:r>
+      <w:r>
+        <w:t xml:space="preserve">de inanición de E/S: 87.2 % y 87.9 % de conexiones WS caídas, groups-service con</w:t>
+      </w:r>
+      <w:r>
+        <w:t xml:space="preserve"> </w:t>
+      </w:r>
+      <w:r>
+        <w:t xml:space="preserve">la memoria al tope (518 MB de 512) pero la CPU casi ociosa (0.009–0.026 núcleos,</w:t>
+      </w:r>
+      <w:r>
+        <w:t xml:space="preserve"> </w:t>
+      </w:r>
+      <w:r>
+        <w:t xml:space="preserve">contra 0.135 en la Sesión 1 sana), pool de conexiones saturado (10/10, cientos</w:t>
+      </w:r>
+      <w:r>
+        <w:t xml:space="preserve"> </w:t>
+      </w:r>
+      <w:r>
+        <w:t xml:space="preserve">de esperas) y una tormenta de reconexiones (17 151 sesiones WS intentadas contra</w:t>
+      </w:r>
+      <w:r>
+        <w:t xml:space="preserve"> </w:t>
+      </w:r>
+      <w:r>
+        <w:t xml:space="preserve">4 607–4 664 por corrida en la Sesión 1). En reposo, la misma consulta pesada</w:t>
+      </w:r>
+      <w:r>
+        <w:t xml:space="preserve"> </w:t>
+      </w:r>
+      <w:r>
+        <w:t xml:space="preserve">resolvía en 74 ms y el servicio atendía 60/60 peticiones concurrentes con</w:t>
+      </w:r>
+      <w:r>
+        <w:t xml:space="preserve"> </w:t>
+      </w:r>
+      <w:r>
+        <w:t xml:space="preserve">mediana de 0.54 s: lo que estrangula al servicio es el historial de consumo de</w:t>
+      </w:r>
+      <w:r>
+        <w:t xml:space="preserve"> </w:t>
+      </w:r>
+      <w:r>
+        <w:t xml:space="preserve">la capa de datos. Ambas corridas se excluyeron del dataset por criterio</w:t>
+      </w:r>
+      <w:r>
+        <w:t xml:space="preserve"> </w:t>
+      </w:r>
+      <w:r>
+        <w:t xml:space="preserve">predefinido, interferencia de configuración o de estado, y quedan como evidencia</w:t>
+      </w:r>
+      <w:r>
+        <w:t xml:space="preserve"> </w:t>
+      </w:r>
+      <w:r>
+        <w:t xml:space="preserve">operativa.</w:t>
+      </w:r>
+    </w:p>
+    <w:bookmarkEnd w:id="36"/>
+    <w:bookmarkStart w:id="37" w:name="el-modo-de-pooling-importa-y-no-se-ve"/>
+    <w:p>
+      <w:pPr>
+        <w:pStyle w:val="Heading4"/>
+      </w:pPr>
+      <w:r>
+        <w:t xml:space="preserve">5.4.4 El modo de pooling importa, y no se ve</w:t>
+      </w:r>
+    </w:p>
+    <w:p>
+      <w:pPr>
+        <w:pStyle w:val="FirstParagraph"/>
+      </w:pPr>
+      <w:r>
+        <w:t xml:space="preserve">El mismo colapso se reprodujo con el pooler en modo sesión (5432) y en modo</w:t>
+      </w:r>
+      <w:r>
+        <w:t xml:space="preserve"> </w:t>
+      </w:r>
+      <w:r>
+        <w:t xml:space="preserve">transacción (6543), lo que descartó al modo como causa raíz en este caso. Pero</w:t>
+      </w:r>
+      <w:r>
+        <w:t xml:space="preserve"> </w:t>
+      </w:r>
+      <w:r>
+        <w:t xml:space="preserve">el diagnóstico documentó que en modo sesión cada conexión cliente retiene una</w:t>
+      </w:r>
+      <w:r>
+        <w:t xml:space="preserve"> </w:t>
+      </w:r>
+      <w:r>
+        <w:t xml:space="preserve">conexión de backend, un multiplicador de riesgo bajo concurrencia que el diseño</w:t>
+      </w:r>
+      <w:r>
+        <w:t xml:space="preserve"> </w:t>
+      </w:r>
+      <w:r>
+        <w:t xml:space="preserve">ya anticipaba (</w:t>
+      </w:r>
+      <w:r>
+        <w:rPr>
+          <w:rStyle w:val="VerbatimChar"/>
+        </w:rPr>
+        <w:t xml:space="preserve">QueryExecModeExec</w:t>
+      </w:r>
+      <w:r>
+        <w:t xml:space="preserve"> </w:t>
+      </w:r>
+      <w:r>
+        <w:t xml:space="preserve">para compatibilidad con el pooler</w:t>
+      </w:r>
+      <w:r>
+        <w:t xml:space="preserve"> </w:t>
+      </w:r>
+      <w:r>
+        <w:t xml:space="preserve">transaccional).</w:t>
+      </w:r>
+    </w:p>
+    <w:bookmarkEnd w:id="37"/>
+    <w:bookmarkEnd w:id="38"/>
+    <w:bookmarkStart w:id="39" w:name="fiabilidad-de-la-medición"/>
+    <w:p>
+      <w:pPr>
+        <w:pStyle w:val="Heading3"/>
+      </w:pPr>
+      <w:r>
+        <w:t xml:space="preserve">5.5 Fiabilidad de la medición</w:t>
+      </w:r>
+    </w:p>
+    <w:p>
+      <w:pPr>
+        <w:pStyle w:val="FirstParagraph"/>
+      </w:pPr>
+      <w:r>
+        <w:t xml:space="preserve">Las tres réplicas de cada nivel corrieron sobre el mismo</w:t>
+      </w:r>
+      <w:r>
+        <w:t xml:space="preserve"> </w:t>
+      </w:r>
+      <w:r>
+        <w:rPr>
+          <w:i/>
+          <w:iCs/>
+        </w:rPr>
+        <w:t xml:space="preserve">commit</w:t>
+      </w:r>
+      <w:r>
+        <w:t xml:space="preserve">, en la misma</w:t>
+      </w:r>
+      <w:r>
+        <w:t xml:space="preserve"> </w:t>
+      </w:r>
+      <w:r>
+        <w:t xml:space="preserve">ventana horaria y con el mismo pre-vuelo, así que miden repetibilidad y no</w:t>
+      </w:r>
+      <w:r>
+        <w:t xml:space="preserve"> </w:t>
+      </w:r>
+      <w:r>
+        <w:t xml:space="preserve">reproducibilidad: dicen cuánto varía el sistema cuando nada cambia, no cuánto</w:t>
+      </w:r>
+      <w:r>
+        <w:t xml:space="preserve"> </w:t>
+      </w:r>
+      <w:r>
+        <w:t xml:space="preserve">varía entre condiciones distintas. La Tabla 6 recoge el coeficiente de variación</w:t>
+      </w:r>
+      <w:r>
+        <w:t xml:space="preserve"> </w:t>
+      </w:r>
+      <w:r>
+        <w:t xml:space="preserve">(CV = desviación estándar / media) de cada variable dependiente.</w:t>
+      </w:r>
+    </w:p>
+    <w:p>
+      <w:pPr>
+        <w:pStyle w:val="BodyText"/>
       </w:pPr>
       <w:r>
         <w:rPr>
           <w:b/>
           <w:bCs/>
         </w:rPr>
-        <w:t xml:space="preserve">Figura 3.</w:t>
-      </w:r>
-      <w:r>
-        <w:t xml:space="preserve"> </w:t>
-      </w:r>
-      <w:r>
-        <w:t xml:space="preserve">El consumo sigue a la rampa y se aplana en la meseta, señal de</w:t>
-      </w:r>
-      <w:r>
-        <w:t xml:space="preserve"> </w:t>
-      </w:r>
-      <w:r>
-        <w:t xml:space="preserve">techo de carga y no de fuga de memoria.</w:t>
+        <w:t xml:space="preserve">Tabla 6</w:t>
       </w:r>
     </w:p>
     <w:p>
@@ -3872,53 +4613,625 @@
         <w:pStyle w:val="BodyText"/>
       </w:pPr>
       <w:r>
-        <w:t xml:space="preserve">Nota de ventana horaria: el nivel 100 de la matriz reporta un P95 HTTP mayor</w:t>
-      </w:r>
-      <w:r>
-        <w:t xml:space="preserve"> </w:t>
-      </w:r>
-      <w:r>
-        <w:t xml:space="preserve">que el del piloto del mismo nivel (826 ms vs. 404 ms, §5.1), ejecutado en otra</w:t>
-      </w:r>
-      <w:r>
-        <w:t xml:space="preserve"> </w:t>
-      </w:r>
-      <w:r>
-        <w:t xml:space="preserve">ventana y commit. La diferencia es consistente con la amenaza de</w:t>
-      </w:r>
-      <w:r>
-        <w:t xml:space="preserve"> </w:t>
-      </w:r>
-      <w:r>
-        <w:t xml:space="preserve">“vecinos</w:t>
-      </w:r>
-      <w:r>
-        <w:t xml:space="preserve"> </w:t>
-      </w:r>
-      <w:r>
-        <w:t xml:space="preserve">ruidosos”</w:t>
-      </w:r>
-      <w:r>
-        <w:t xml:space="preserve"> </w:t>
-      </w:r>
-      <w:r>
-        <w:t xml:space="preserve">(§7) y refuerza la decisión de reportar dispersión en lugar de</w:t>
-      </w:r>
-      <w:r>
-        <w:t xml:space="preserve"> </w:t>
-      </w:r>
-      <w:r>
-        <w:t xml:space="preserve">corridas únicas.</w:t>
-      </w:r>
-    </w:p>
-    <w:bookmarkEnd w:id="32"/>
-    <w:bookmarkStart w:id="33" w:name="arranque-en-frío"/>
-    <w:p>
-      <w:pPr>
-        <w:pStyle w:val="Heading3"/>
-      </w:pPr>
-      <w:r>
-        <w:t xml:space="preserve">5.3 Arranque en frío</w:t>
+        <w:rPr>
+          <w:i/>
+          <w:iCs/>
+        </w:rPr>
+        <w:t xml:space="preserve">Coeficiente de variación entre las tres réplicas de cada nivel</w:t>
+      </w:r>
+    </w:p>
+    <w:tbl>
+      <w:tblPr>
+        <w:tblStyle w:val="Table"/>
+        <w:tblW w:type="auto" w:w="0"/>
+        <w:tblLook w:firstRow="1" w:lastRow="0" w:firstColumn="0" w:lastColumn="0" w:noHBand="0" w:noVBand="0" w:val="0020"/>
+      </w:tblPr>
+      <w:tblGrid>
+        <w:gridCol w:w="2640"/>
+        <w:gridCol w:w="2640"/>
+        <w:gridCol w:w="2640"/>
+      </w:tblGrid>
+      <w:tr>
+        <w:trPr>
+          <w:tblHeader w:val="on"/>
+        </w:trPr>
+        <w:tc>
+          <w:tcPr/>
+          <w:p>
+            <w:pPr>
+              <w:pStyle w:val="Compact"/>
+            </w:pPr>
+            <w:r>
+              <w:t xml:space="preserve">Variable</w:t>
+            </w:r>
+          </w:p>
+        </w:tc>
+        <w:tc>
+          <w:tcPr/>
+          <w:p>
+            <w:pPr>
+              <w:pStyle w:val="Compact"/>
+              <w:jc w:val="right"/>
+            </w:pPr>
+            <w:r>
+              <w:t xml:space="preserve">CV a 100 VUs</w:t>
+            </w:r>
+          </w:p>
+        </w:tc>
+        <w:tc>
+          <w:tcPr/>
+          <w:p>
+            <w:pPr>
+              <w:pStyle w:val="Compact"/>
+              <w:jc w:val="right"/>
+            </w:pPr>
+            <w:r>
+              <w:t xml:space="preserve">CV a 1 000 VUs</w:t>
+            </w:r>
+          </w:p>
+        </w:tc>
+      </w:tr>
+      <w:tr>
+        <w:tc>
+          <w:tcPr/>
+          <w:p>
+            <w:pPr>
+              <w:pStyle w:val="Compact"/>
+            </w:pPr>
+            <w:r>
+              <w:t xml:space="preserve">Conexiones WS caídas</w:t>
+            </w:r>
+          </w:p>
+        </w:tc>
+        <w:tc>
+          <w:tcPr/>
+          <w:p>
+            <w:pPr>
+              <w:pStyle w:val="Compact"/>
+              <w:jc w:val="right"/>
+            </w:pPr>
+            <w:r>
+              <w:t xml:space="preserve">173.4 %</w:t>
+            </w:r>
+          </w:p>
+        </w:tc>
+        <w:tc>
+          <w:tcPr/>
+          <w:p>
+            <w:pPr>
+              <w:pStyle w:val="Compact"/>
+              <w:jc w:val="right"/>
+            </w:pPr>
+            <w:r>
+              <w:rPr>
+                <w:b/>
+                <w:bCs/>
+              </w:rPr>
+              <w:t xml:space="preserve">1.2 %</w:t>
+            </w:r>
+          </w:p>
+        </w:tc>
+      </w:tr>
+      <w:tr>
+        <w:tc>
+          <w:tcPr/>
+          <w:p>
+            <w:pPr>
+              <w:pStyle w:val="Compact"/>
+            </w:pPr>
+            <w:r>
+              <w:t xml:space="preserve">P95 de establecimiento WS</w:t>
+            </w:r>
+          </w:p>
+        </w:tc>
+        <w:tc>
+          <w:tcPr/>
+          <w:p>
+            <w:pPr>
+              <w:pStyle w:val="Compact"/>
+              <w:jc w:val="right"/>
+            </w:pPr>
+            <w:r>
+              <w:t xml:space="preserve">2.1 %</w:t>
+            </w:r>
+          </w:p>
+        </w:tc>
+        <w:tc>
+          <w:tcPr/>
+          <w:p>
+            <w:pPr>
+              <w:pStyle w:val="Compact"/>
+              <w:jc w:val="right"/>
+            </w:pPr>
+            <w:r>
+              <w:t xml:space="preserve">1.1 %</w:t>
+            </w:r>
+          </w:p>
+        </w:tc>
+      </w:tr>
+      <w:tr>
+        <w:tc>
+          <w:tcPr/>
+          <w:p>
+            <w:pPr>
+              <w:pStyle w:val="Compact"/>
+            </w:pPr>
+            <w:r>
+              <w:t xml:space="preserve">P95 HTTP</w:t>
+            </w:r>
+          </w:p>
+        </w:tc>
+        <w:tc>
+          <w:tcPr/>
+          <w:p>
+            <w:pPr>
+              <w:pStyle w:val="Compact"/>
+              <w:jc w:val="right"/>
+            </w:pPr>
+            <w:r>
+              <w:t xml:space="preserve">3.5 %</w:t>
+            </w:r>
+          </w:p>
+        </w:tc>
+        <w:tc>
+          <w:tcPr/>
+          <w:p>
+            <w:pPr>
+              <w:pStyle w:val="Compact"/>
+              <w:jc w:val="right"/>
+            </w:pPr>
+            <w:r>
+              <w:t xml:space="preserve">8.8 %</w:t>
+            </w:r>
+          </w:p>
+        </w:tc>
+      </w:tr>
+      <w:tr>
+        <w:tc>
+          <w:tcPr/>
+          <w:p>
+            <w:pPr>
+              <w:pStyle w:val="Compact"/>
+            </w:pPr>
+            <w:r>
+              <w:t xml:space="preserve">RAM pico api-gateway</w:t>
+            </w:r>
+          </w:p>
+        </w:tc>
+        <w:tc>
+          <w:tcPr/>
+          <w:p>
+            <w:pPr>
+              <w:pStyle w:val="Compact"/>
+              <w:jc w:val="right"/>
+            </w:pPr>
+            <w:r>
+              <w:t xml:space="preserve">0.3 %</w:t>
+            </w:r>
+          </w:p>
+        </w:tc>
+        <w:tc>
+          <w:tcPr/>
+          <w:p>
+            <w:pPr>
+              <w:pStyle w:val="Compact"/>
+              <w:jc w:val="right"/>
+            </w:pPr>
+            <w:r>
+              <w:t xml:space="preserve">0.5 %</w:t>
+            </w:r>
+          </w:p>
+        </w:tc>
+      </w:tr>
+      <w:tr>
+        <w:tc>
+          <w:tcPr/>
+          <w:p>
+            <w:pPr>
+              <w:pStyle w:val="Compact"/>
+            </w:pPr>
+            <w:r>
+              <w:t xml:space="preserve">RAM pico groups</w:t>
+            </w:r>
+          </w:p>
+        </w:tc>
+        <w:tc>
+          <w:tcPr/>
+          <w:p>
+            <w:pPr>
+              <w:pStyle w:val="Compact"/>
+              <w:jc w:val="right"/>
+            </w:pPr>
+            <w:r>
+              <w:t xml:space="preserve">1.3 %</w:t>
+            </w:r>
+          </w:p>
+        </w:tc>
+        <w:tc>
+          <w:tcPr/>
+          <w:p>
+            <w:pPr>
+              <w:pStyle w:val="Compact"/>
+              <w:jc w:val="right"/>
+            </w:pPr>
+            <w:r>
+              <w:t xml:space="preserve">9.5 %</w:t>
+            </w:r>
+          </w:p>
+        </w:tc>
+      </w:tr>
+      <w:tr>
+        <w:tc>
+          <w:tcPr/>
+          <w:p>
+            <w:pPr>
+              <w:pStyle w:val="Compact"/>
+            </w:pPr>
+            <w:r>
+              <w:t xml:space="preserve">RAM pico habits</w:t>
+            </w:r>
+          </w:p>
+        </w:tc>
+        <w:tc>
+          <w:tcPr/>
+          <w:p>
+            <w:pPr>
+              <w:pStyle w:val="Compact"/>
+              <w:jc w:val="right"/>
+            </w:pPr>
+            <w:r>
+              <w:t xml:space="preserve">1.0 %</w:t>
+            </w:r>
+          </w:p>
+        </w:tc>
+        <w:tc>
+          <w:tcPr/>
+          <w:p>
+            <w:pPr>
+              <w:pStyle w:val="Compact"/>
+              <w:jc w:val="right"/>
+            </w:pPr>
+            <w:r>
+              <w:t xml:space="preserve">2.2 %</w:t>
+            </w:r>
+          </w:p>
+        </w:tc>
+      </w:tr>
+      <w:tr>
+        <w:tc>
+          <w:tcPr/>
+          <w:p>
+            <w:pPr>
+              <w:pStyle w:val="Compact"/>
+            </w:pPr>
+            <w:r>
+              <w:t xml:space="preserve">RAM pico realtime</w:t>
+            </w:r>
+          </w:p>
+        </w:tc>
+        <w:tc>
+          <w:tcPr/>
+          <w:p>
+            <w:pPr>
+              <w:pStyle w:val="Compact"/>
+              <w:jc w:val="right"/>
+            </w:pPr>
+            <w:r>
+              <w:t xml:space="preserve">16.3 %</w:t>
+            </w:r>
+          </w:p>
+        </w:tc>
+        <w:tc>
+          <w:tcPr/>
+          <w:p>
+            <w:pPr>
+              <w:pStyle w:val="Compact"/>
+              <w:jc w:val="right"/>
+            </w:pPr>
+            <w:r>
+              <w:rPr>
+                <w:b/>
+                <w:bCs/>
+              </w:rPr>
+              <w:t xml:space="preserve">28.1 %</w:t>
+            </w:r>
+          </w:p>
+        </w:tc>
+      </w:tr>
+    </w:tbl>
+    <w:p>
+      <w:pPr>
+        <w:pStyle w:val="BodyText"/>
+      </w:pPr>
+      <w:r>
+        <w:rPr>
+          <w:i/>
+          <w:iCs/>
+        </w:rPr>
+        <w:t xml:space="preserve">Nota.</w:t>
+      </w:r>
+      <w:r>
+        <w:t xml:space="preserve"> </w:t>
+      </w:r>
+      <w:r>
+        <w:t xml:space="preserve">Calculado sobre las tres réplicas válidas de cada nivel en la Sesión 1.</w:t>
+      </w:r>
+      <w:r>
+        <w:t xml:space="preserve"> </w:t>
+      </w:r>
+      <w:r>
+        <w:t xml:space="preserve">En negritas, los dos valores que se discuten en el texto.</w:t>
+      </w:r>
+    </w:p>
+    <w:p>
+      <w:pPr>
+        <w:pStyle w:val="BodyText"/>
+      </w:pPr>
+      <w:r>
+        <w:t xml:space="preserve">La conclusión central descansa en la variable más estable del conjunto: las</w:t>
+      </w:r>
+      <w:r>
+        <w:t xml:space="preserve"> </w:t>
+      </w:r>
+      <w:r>
+        <w:t xml:space="preserve">caídas de conexión a 1 000 VUs, con un CV de 1.2 % y 0.57 puntos porcentuales de</w:t>
+      </w:r>
+      <w:r>
+        <w:t xml:space="preserve"> </w:t>
+      </w:r>
+      <w:r>
+        <w:t xml:space="preserve">rango entre réplicas. Eso descarta el ruido de plataforma como explicación del</w:t>
+      </w:r>
+      <w:r>
+        <w:t xml:space="preserve"> </w:t>
+      </w:r>
+      <w:r>
+        <w:t xml:space="preserve">quiebre. En el extremo opuesto, la RAM de realtime es la menos repetible</w:t>
+      </w:r>
+      <w:r>
+        <w:t xml:space="preserve"> </w:t>
+      </w:r>
+      <w:r>
+        <w:t xml:space="preserve">(CV de 28.1 %, entre 164 y 293 MB), así que sostiene el patrón grueso, el</w:t>
+      </w:r>
+      <w:r>
+        <w:t xml:space="preserve"> </w:t>
+      </w:r>
+      <w:r>
+        <w:t xml:space="preserve">crecimiento ×5 en la ruta WS, y queda fuera de cualquier proyección puntual. El</w:t>
+      </w:r>
+      <w:r>
+        <w:t xml:space="preserve"> </w:t>
+      </w:r>
+      <w:r>
+        <w:t xml:space="preserve">CV de 173.4 % en las caídas a 100 VUs no es dispersión sino artefacto: la media</w:t>
+      </w:r>
+      <w:r>
+        <w:t xml:space="preserve"> </w:t>
+      </w:r>
+      <w:r>
+        <w:t xml:space="preserve">ronda cero, con dos réplicas en 0 % y una en 1.92 %, y el coeficiente pierde</w:t>
+      </w:r>
+      <w:r>
+        <w:t xml:space="preserve"> </w:t>
+      </w:r>
+      <w:r>
+        <w:t xml:space="preserve">sentido cuando el denominador tiende a cero.</w:t>
+      </w:r>
+    </w:p>
+    <w:p>
+      <w:pPr>
+        <w:pStyle w:val="BodyText"/>
+      </w:pPr>
+      <w:r>
+        <w:t xml:space="preserve">La reproducibilidad entre ventanas es otro asunto, y es peor. El mismo nivel de</w:t>
+      </w:r>
+      <w:r>
+        <w:t xml:space="preserve"> </w:t>
+      </w:r>
+      <w:r>
+        <w:t xml:space="preserve">100 VUs dio 404 ms de P95 HTTP en el piloto válido y 826 ms en la matriz (§5.2),</w:t>
+      </w:r>
+      <w:r>
+        <w:t xml:space="preserve"> </w:t>
+      </w:r>
+      <w:r>
+        <w:t xml:space="preserve">más del doble, sobre un código que difiere en un endpoint ajeno a las rutas</w:t>
+      </w:r>
+      <w:r>
+        <w:t xml:space="preserve"> </w:t>
+      </w:r>
+      <w:r>
+        <w:t xml:space="preserve">medidas. Dentro de una ventana el sistema es casi determinista; entre ventanas</w:t>
+      </w:r>
+      <w:r>
+        <w:t xml:space="preserve"> </w:t>
+      </w:r>
+      <w:r>
+        <w:t xml:space="preserve">separadas por días, no. Esa asimetría es en sí un resultado sobre la capa</w:t>
+      </w:r>
+      <w:r>
+        <w:t xml:space="preserve"> </w:t>
+      </w:r>
+      <w:r>
+        <w:t xml:space="preserve">gratuita, concuerda con lo que Leitner y Cito (2016) documentan para nubes</w:t>
+      </w:r>
+      <w:r>
+        <w:t xml:space="preserve"> </w:t>
+      </w:r>
+      <w:r>
+        <w:t xml:space="preserve">públicas, y es la razón de reportar mediana con rango en lugar de corridas</w:t>
+      </w:r>
+      <w:r>
+        <w:t xml:space="preserve"> </w:t>
+      </w:r>
+      <w:r>
+        <w:t xml:space="preserve">únicas, el criterio que Georges et al. (2007) fijaron para medir rendimiento en</w:t>
+      </w:r>
+      <w:r>
+        <w:t xml:space="preserve"> </w:t>
+      </w:r>
+      <w:r>
+        <w:t xml:space="preserve">entornos no deterministas.</w:t>
+      </w:r>
+    </w:p>
+    <w:p>
+      <w:pPr>
+        <w:pStyle w:val="BodyText"/>
+      </w:pPr>
+      <w:r>
+        <w:t xml:space="preserve">Con n = 3 por nivel no se aplican pruebas de significancia, y se reporta</w:t>
+      </w:r>
+      <w:r>
+        <w:t xml:space="preserve"> </w:t>
+      </w:r>
+      <w:r>
+        <w:t xml:space="preserve">estadística descriptiva: mediana, rango y CV. La distancia entre lo medido y el</w:t>
+      </w:r>
+      <w:r>
+        <w:t xml:space="preserve"> </w:t>
+      </w:r>
+      <w:r>
+        <w:t xml:space="preserve">umbral en la variable que sostiene la conclusión, 23.87 % contra un límite de</w:t>
+      </w:r>
+      <w:r>
+        <w:t xml:space="preserve"> </w:t>
+      </w:r>
+      <w:r>
+        <w:t xml:space="preserve">10 %, hace que el veredicto no dependa de un contraste inferencial.</w:t>
+      </w:r>
+    </w:p>
+    <w:p>
+      <w:pPr>
+        <w:pStyle w:val="BodyText"/>
+      </w:pPr>
+      <w:r>
+        <w:t xml:space="preserve">Tres soportes adicionales respaldan la trazabilidad del dato. El instrumento</w:t>
+      </w:r>
+      <w:r>
+        <w:t xml:space="preserve"> </w:t>
+      </w:r>
+      <w:r>
+        <w:t xml:space="preserve">quedó versionado con el</w:t>
+      </w:r>
+      <w:r>
+        <w:t xml:space="preserve"> </w:t>
+      </w:r>
+      <w:r>
+        <w:rPr>
+          <w:i/>
+          <w:iCs/>
+        </w:rPr>
+        <w:t xml:space="preserve">commit hash</w:t>
+      </w:r>
+      <w:r>
+        <w:t xml:space="preserve"> </w:t>
+      </w:r>
+      <w:r>
+        <w:t xml:space="preserve">del código medido en cada</w:t>
+      </w:r>
+      <w:r>
+        <w:t xml:space="preserve"> </w:t>
+      </w:r>
+      <w:r>
+        <w:rPr>
+          <w:rStyle w:val="VerbatimChar"/>
+        </w:rPr>
+        <w:t xml:space="preserve">metadata.json</w:t>
+      </w:r>
+      <w:r>
+        <w:t xml:space="preserve">.</w:t>
+      </w:r>
+      <w:r>
+        <w:t xml:space="preserve"> </w:t>
+      </w:r>
+      <w:r>
+        <w:t xml:space="preserve">El banco, los estadísticos y las seis figuras se regeneran con un solo comando</w:t>
+      </w:r>
+      <w:r>
+        <w:t xml:space="preserve"> </w:t>
+      </w:r>
+      <w:r>
+        <w:t xml:space="preserve">desde los artefactos crudos: la regeneración de control ejecutada al cerrar el</w:t>
+      </w:r>
+      <w:r>
+        <w:t xml:space="preserve"> </w:t>
+      </w:r>
+      <w:r>
+        <w:t xml:space="preserve">informe reprodujo</w:t>
+      </w:r>
+      <w:r>
+        <w:t xml:space="preserve"> </w:t>
+      </w:r>
+      <w:r>
+        <w:rPr>
+          <w:rStyle w:val="VerbatimChar"/>
+        </w:rPr>
+        <w:t xml:space="preserve">stats.json</w:t>
+      </w:r>
+      <w:r>
+        <w:t xml:space="preserve">, el banco y las tres figuras de forma idéntica</w:t>
+      </w:r>
+      <w:r>
+        <w:t xml:space="preserve"> </w:t>
+      </w:r>
+      <w:r>
+        <w:t xml:space="preserve">byte a byte, de modo que ninguna cifra depende de una transcripción manual. Y</w:t>
+      </w:r>
+      <w:r>
+        <w:t xml:space="preserve"> </w:t>
+      </w:r>
+      <w:r>
+        <w:t xml:space="preserve">las 11 corridas constan en la bitácora del experimento, 7 válidas y 4 excluidas,</w:t>
+      </w:r>
+      <w:r>
+        <w:t xml:space="preserve"> </w:t>
+      </w:r>
+      <w:r>
+        <w:t xml:space="preserve">cada exclusión con su causa asignable (§7).</w:t>
+      </w:r>
+    </w:p>
+    <w:p>
+      <w:pPr>
+        <w:pStyle w:val="BodyText"/>
+      </w:pPr>
+      <w:r>
+        <w:t xml:space="preserve">El plano HTTP pide una nota de integridad. El escenario de tráfico REST usa</w:t>
+      </w:r>
+      <w:r>
+        <w:t xml:space="preserve"> </w:t>
+      </w:r>
+      <w:r>
+        <w:t xml:space="preserve">llegadas a tasa constante, y k6 descarta iteraciones cuando no alcanza a</w:t>
+      </w:r>
+      <w:r>
+        <w:t xml:space="preserve"> </w:t>
+      </w:r>
+      <w:r>
+        <w:t xml:space="preserve">sostener la tasa; a 1 000 VUs descartó entre 12 y 25 de unas 10 800 iteraciones</w:t>
+      </w:r>
+      <w:r>
+        <w:t xml:space="preserve"> </w:t>
+      </w:r>
+      <w:r>
+        <w:t xml:space="preserve">por corrida. El 0 % de fallos HTTP no es, por tanto, un artefacto de peticiones</w:t>
+      </w:r>
+      <w:r>
+        <w:t xml:space="preserve"> </w:t>
+      </w:r>
+      <w:r>
+        <w:t xml:space="preserve">que nunca se intentaron.</w:t>
+      </w:r>
+    </w:p>
+    <w:bookmarkEnd w:id="39"/>
+    <w:bookmarkEnd w:id="40"/>
+    <w:bookmarkStart w:id="41" w:name="discusión"/>
+    <w:p>
+      <w:pPr>
+        <w:pStyle w:val="Heading2"/>
+      </w:pPr>
+      <w:r>
+        <w:t xml:space="preserve">6. Discusión</w:t>
       </w:r>
     </w:p>
     <w:p>
@@ -3926,25 +5239,103 @@
         <w:pStyle w:val="FirstParagraph"/>
       </w:pPr>
       <w:r>
-        <w:t xml:space="preserve">La suspensión por inactividad de la capa gratuita (15 minutos) introduce un</w:t>
-      </w:r>
-      <w:r>
-        <w:t xml:space="preserve"> </w:t>
-      </w:r>
-      <w:r>
-        <w:t xml:space="preserve">costo de disponibilidad medible. En verificaciones instrumentadas sobre el</w:t>
-      </w:r>
-      <w:r>
-        <w:t xml:space="preserve"> </w:t>
-      </w:r>
-      <w:r>
-        <w:t xml:space="preserve">despliegue (2026-07-13) se observaron los siguientes tiempos de primera</w:t>
-      </w:r>
-      <w:r>
-        <w:t xml:space="preserve"> </w:t>
-      </w:r>
-      <w:r>
-        <w:t xml:space="preserve">respuesta de</w:t>
+        <w:rPr>
+          <w:b/>
+          <w:bCs/>
+        </w:rPr>
+        <w:t xml:space="preserve">¿Dónde se quiebra primero la arquitectura y por qué?</w:t>
+      </w:r>
+      <w:r>
+        <w:t xml:space="preserve"> </w:t>
+      </w:r>
+      <w:r>
+        <w:t xml:space="preserve">No donde la hipótesis</w:t>
+      </w:r>
+      <w:r>
+        <w:t xml:space="preserve"> </w:t>
+      </w:r>
+      <w:r>
+        <w:t xml:space="preserve">lo esperaba. Se anticipaba un agotamiento de memoria (OOM) en la ruta de</w:t>
+      </w:r>
+      <w:r>
+        <w:t xml:space="preserve"> </w:t>
+      </w:r>
+      <w:r>
+        <w:t xml:space="preserve">conexiones persistentes; lo que se observó a 1 000 VUs fue un quiebre de</w:t>
+      </w:r>
+      <w:r>
+        <w:t xml:space="preserve"> </w:t>
+      </w:r>
+      <w:r>
+        <w:t xml:space="preserve">calidad de servicio en el plano de tiempo real con la memoria del servicio más</w:t>
+      </w:r>
+      <w:r>
+        <w:t xml:space="preserve"> </w:t>
+      </w:r>
+      <w:r>
+        <w:t xml:space="preserve">cargado en 46.6 % del límite. El mecanismo que lo explica es de acoplamiento:</w:t>
+      </w:r>
+      <w:r>
+        <w:t xml:space="preserve"> </w:t>
+      </w:r>
+      <w:r>
+        <w:t xml:space="preserve">el handshake WebSocket valida membresía contra groups-service (decisión de</w:t>
+      </w:r>
+      <w:r>
+        <w:t xml:space="preserve"> </w:t>
+      </w:r>
+      <w:r>
+        <w:t xml:space="preserve">seguridad fail-closed), de modo que la salud del canal en tiempo real depende</w:t>
+      </w:r>
+      <w:r>
+        <w:t xml:space="preserve"> </w:t>
+      </w:r>
+      <w:r>
+        <w:t xml:space="preserve">de la latencia de un servicio transaccional y de su capa de datos. Cuando esa</w:t>
+      </w:r>
+      <w:r>
+        <w:t xml:space="preserve"> </w:t>
+      </w:r>
+      <w:r>
+        <w:t xml:space="preserve">ruta se congestiona, las conexiones caen; los clientes reintentan; cada</w:t>
+      </w:r>
+      <w:r>
+        <w:t xml:space="preserve"> </w:t>
+      </w:r>
+      <w:r>
+        <w:t xml:space="preserve">reintento es un handshake TLS nuevo sobre el gateway de 0.1 vCPU, que en la</w:t>
+      </w:r>
+      <w:r>
+        <w:t xml:space="preserve"> </w:t>
+      </w:r>
+      <w:r>
+        <w:t xml:space="preserve">Sesión 1 ya operaba al 100 % de su CPU, y la degradación se amplifica a</w:t>
+      </w:r>
+      <w:r>
+        <w:t xml:space="preserve"> </w:t>
+      </w:r>
+      <w:r>
+        <w:t xml:space="preserve">tormenta. El plano HTTP, sin estado y con respuestas acotadas, se degrada de</w:t>
+      </w:r>
+      <w:r>
+        <w:t xml:space="preserve"> </w:t>
+      </w:r>
+      <w:r>
+        <w:t xml:space="preserve">forma gradual (P95 +26 %) sin fallar.</w:t>
+      </w:r>
+    </w:p>
+    <w:p>
+      <w:pPr>
+        <w:pStyle w:val="BodyText"/>
+      </w:pPr>
+      <w:r>
+        <w:t xml:space="preserve">Conviene descartar la explicación más simple. La biblioteca de WebSocket no es el</w:t>
+      </w:r>
+      <w:r>
+        <w:t xml:space="preserve"> </w:t>
+      </w:r>
+      <w:r>
+        <w:t xml:space="preserve">cuello de botella: Fernando y Engel (2025) midieron</w:t>
       </w:r>
       <w:r>
         <w:t xml:space="preserve"> </w:t>
@@ -3953,92 +5344,418 @@
         <w:rPr>
           <w:rStyle w:val="VerbatimChar"/>
         </w:rPr>
-        <w:t xml:space="preserve">/health</w:t>
-      </w:r>
-      <w:r>
-        <w:t xml:space="preserve"> </w:t>
-      </w:r>
-      <w:r>
-        <w:t xml:space="preserve">tras la suspensión: api-gateway 13.5 s, habits-service</w:t>
-      </w:r>
-      <w:r>
-        <w:t xml:space="preserve"> </w:t>
-      </w:r>
-      <w:r>
-        <w:t xml:space="preserve">12.5 s, realtime-service 10.7 s; en caliente, los cuatro servicios responden</w:t>
-      </w:r>
-      <w:r>
-        <w:t xml:space="preserve"> </w:t>
-      </w:r>
-      <w:r>
-        <w:t xml:space="preserve">en 0.3–0.6 s. El efecto compuesto es mayor que el individual: mientras un</w:t>
-      </w:r>
-      <w:r>
-        <w:t xml:space="preserve"> </w:t>
-      </w:r>
-      <w:r>
-        <w:t xml:space="preserve">servicio proxeado despierta, el gateway agota su tiempo de espera y responde</w:t>
-      </w:r>
-      <w:r>
-        <w:t xml:space="preserve"> </w:t>
-      </w:r>
-      <w:r>
-        <w:t xml:space="preserve">502 en cadena, de modo que un cliente que llega</w:t>
-      </w:r>
-      <w:r>
-        <w:t xml:space="preserve"> </w:t>
-      </w:r>
-      <w:r>
-        <w:t xml:space="preserve">“en frío”</w:t>
-      </w:r>
-      <w:r>
-        <w:t xml:space="preserve"> </w:t>
-      </w:r>
-      <w:r>
-        <w:t xml:space="preserve">percibe la</w:t>
-      </w:r>
-      <w:r>
-        <w:t xml:space="preserve"> </w:t>
-      </w:r>
-      <w:r>
-        <w:t xml:space="preserve">aplicación como caída durante 30–60 s. La mitigación desplegada es doble: un</w:t>
-      </w:r>
-      <w:r>
-        <w:t xml:space="preserve"> </w:t>
-      </w:r>
-      <w:r>
-        <w:t xml:space="preserve">endpoint de despertar en cascada (</w:t>
-      </w:r>
-      <w:r>
-        <w:rPr>
-          <w:rStyle w:val="VerbatimChar"/>
-        </w:rPr>
-        <w:t xml:space="preserve">/ops/wake</w:t>
-      </w:r>
-      <w:r>
-        <w:t xml:space="preserve">, protegido por token) y un</w:t>
-      </w:r>
-      <w:r>
-        <w:t xml:space="preserve"> </w:t>
-      </w:r>
-      <w:r>
-        <w:t xml:space="preserve">pinger externo en horario de uso; durante las corridas el pinger se pausa y el</w:t>
-      </w:r>
-      <w:r>
-        <w:t xml:space="preserve"> </w:t>
-      </w:r>
-      <w:r>
-        <w:t xml:space="preserve">despertar se ejecuta como parte del pre-vuelo del instrumento.</w:t>
-      </w:r>
-    </w:p>
-    <w:bookmarkEnd w:id="33"/>
-    <w:bookmarkStart w:id="34" w:name="hallazgos-operativos-de-la-capa-gratuita"/>
-    <w:p>
-      <w:pPr>
-        <w:pStyle w:val="Heading3"/>
-      </w:pPr>
-      <w:r>
-        <w:t xml:space="preserve">5.4 Hallazgos operativos de la capa gratuita</w:t>
+        <w:t xml:space="preserve">coder/websocket</w:t>
+      </w:r>
+      <w:r>
+        <w:t xml:space="preserve"> </w:t>
+      </w:r>
+      <w:r>
+        <w:t xml:space="preserve">por encima</w:t>
+      </w:r>
+      <w:r>
+        <w:t xml:space="preserve"> </w:t>
+      </w:r>
+      <w:r>
+        <w:t xml:space="preserve">de los 44 000 mensajes/s con 1 000 clientes concurrentes, el mismo orden de</w:t>
+      </w:r>
+      <w:r>
+        <w:t xml:space="preserve"> </w:t>
+      </w:r>
+      <w:r>
+        <w:t xml:space="preserve">concurrencia en el que aquí falla el canal. Y el desglose del instrumento</w:t>
+      </w:r>
+      <w:r>
+        <w:t xml:space="preserve"> </w:t>
+      </w:r>
+      <w:r>
+        <w:t xml:space="preserve">localiza las fallas antes de que el socket llegue a existir, en el rechazo del</w:t>
+      </w:r>
+      <w:r>
+        <w:t xml:space="preserve"> </w:t>
+      </w:r>
+      <w:r>
+        <w:t xml:space="preserve">handshake y no en la sesión establecida (§7). Lo que se agota no es la capacidad</w:t>
+      </w:r>
+      <w:r>
+        <w:t xml:space="preserve"> </w:t>
+      </w:r>
+      <w:r>
+        <w:t xml:space="preserve">de sostener sockets, sino la ruta de autorización que precede a cada uno.</w:t>
+      </w:r>
+    </w:p>
+    <w:p>
+      <w:pPr>
+        <w:pStyle w:val="BodyText"/>
+      </w:pPr>
+      <w:r>
+        <w:rPr>
+          <w:b/>
+          <w:bCs/>
+        </w:rPr>
+        <w:t xml:space="preserve">¿La fragmentación en cuatro cuentas aísla o propaga los fallos?</w:t>
+      </w:r>
+      <w:r>
+        <w:t xml:space="preserve"> </w:t>
+      </w:r>
+      <w:r>
+        <w:t xml:space="preserve">Ambas</w:t>
+      </w:r>
+      <w:r>
+        <w:t xml:space="preserve"> </w:t>
+      </w:r>
+      <w:r>
+        <w:t xml:space="preserve">cosas, y en direcciones instructivas. Aísla los presupuestos: el agotamiento</w:t>
+      </w:r>
+      <w:r>
+        <w:t xml:space="preserve"> </w:t>
+      </w:r>
+      <w:r>
+        <w:t xml:space="preserve">de egreso suspendió las cuentas del gateway y de groups sin tocar las de</w:t>
+      </w:r>
+      <w:r>
+        <w:t xml:space="preserve"> </w:t>
+      </w:r>
+      <w:r>
+        <w:t xml:space="preserve">habits y realtime. Pero propaga por las dependencias: un realtime-service</w:t>
+      </w:r>
+      <w:r>
+        <w:t xml:space="preserve"> </w:t>
+      </w:r>
+      <w:r>
+        <w:t xml:space="preserve">perfectamente sano (104–137 MB, cero eventos perdidos en su difusor) entregó</w:t>
+      </w:r>
+      <w:r>
+        <w:t xml:space="preserve"> </w:t>
+      </w:r>
+      <w:r>
+        <w:t xml:space="preserve">87.2 % y 87.9 % de fallos de conexión en las dos corridas, porque su</w:t>
+      </w:r>
+      <w:r>
+        <w:t xml:space="preserve"> </w:t>
+      </w:r>
+      <w:r>
+        <w:t xml:space="preserve">verificación de membresía atravesaba un groups-service bloqueado. En esta clase de arquitectura, el aislamiento de</w:t>
+      </w:r>
+      <w:r>
+        <w:t xml:space="preserve"> </w:t>
+      </w:r>
+      <w:r>
+        <w:t xml:space="preserve">recursos no implica aislamiento de fallos (Newman, 2021).</w:t>
+      </w:r>
+    </w:p>
+    <w:p>
+      <w:pPr>
+        <w:pStyle w:val="BodyText"/>
+      </w:pPr>
+      <w:r>
+        <w:rPr>
+          <w:b/>
+          <w:bCs/>
+        </w:rPr>
+        <w:t xml:space="preserve">¿Qué margen real ofrece para uso académico?</w:t>
+      </w:r>
+      <w:r>
+        <w:t xml:space="preserve"> </w:t>
+      </w:r>
+      <w:r>
+        <w:t xml:space="preserve">A 100 conexiones concurrentes</w:t>
+      </w:r>
+      <w:r>
+        <w:t xml:space="preserve"> </w:t>
+      </w:r>
+      <w:r>
+        <w:t xml:space="preserve">el sistema opera con un orden de magnitud de holgura en memoria, tasa de error y</w:t>
+      </w:r>
+      <w:r>
+        <w:t xml:space="preserve"> </w:t>
+      </w:r>
+      <w:r>
+        <w:t xml:space="preserve">estabilidad del canal en tiempo real, y sin holgura alguna en latencia HTTP</w:t>
+      </w:r>
+      <w:r>
+        <w:t xml:space="preserve"> </w:t>
+      </w:r>
+      <w:r>
+        <w:t xml:space="preserve">(§5.2); el umbral de servicio del canal en tiempo real se cruza en algún punto</w:t>
+      </w:r>
+      <w:r>
+        <w:t xml:space="preserve"> </w:t>
+      </w:r>
+      <w:r>
+        <w:t xml:space="preserve">entre 100 y 1 000. Para el caso de uso de la aplicación (grupos de ≤ 8 miembros con</w:t>
+      </w:r>
+      <w:r>
+        <w:t xml:space="preserve"> </w:t>
+      </w:r>
+      <w:r>
+        <w:t xml:space="preserve">check-ins diarios), cientos de usuarios concurrentes están dentro del margen</w:t>
+      </w:r>
+      <w:r>
+        <w:t xml:space="preserve"> </w:t>
+      </w:r>
+      <w:r>
+        <w:t xml:space="preserve">seguro, suficiente para un despliegue académico o una validación</w:t>
+      </w:r>
+      <w:r>
+        <w:t xml:space="preserve"> </w:t>
+      </w:r>
+      <w:r>
+        <w:t xml:space="preserve">temprana de producto, que es la población objetivo de la pregunta de</w:t>
+      </w:r>
+      <w:r>
+        <w:t xml:space="preserve"> </w:t>
+      </w:r>
+      <w:r>
+        <w:t xml:space="preserve">investigación.</w:t>
+      </w:r>
+    </w:p>
+    <w:p>
+      <w:pPr>
+        <w:pStyle w:val="BodyText"/>
+      </w:pPr>
+      <w:r>
+        <w:rPr>
+          <w:b/>
+          <w:bCs/>
+        </w:rPr>
+        <w:t xml:space="preserve">Traducción a usuarios reales (estimación condicionada, no resultado</w:t>
+      </w:r>
+      <w:r>
+        <w:rPr>
+          <w:b/>
+          <w:bCs/>
+        </w:rPr>
+        <w:t xml:space="preserve"> </w:t>
+      </w:r>
+      <w:r>
+        <w:rPr>
+          <w:b/>
+          <w:bCs/>
+        </w:rPr>
+        <w:t xml:space="preserve">observado).</w:t>
+      </w:r>
+      <w:r>
+        <w:t xml:space="preserve"> </w:t>
+      </w:r>
+      <w:r>
+        <w:t xml:space="preserve">Con dos niveles de carga no es justificable ajustar una curva de</w:t>
+      </w:r>
+      <w:r>
+        <w:t xml:space="preserve"> </w:t>
+      </w:r>
+      <w:r>
+        <w:t xml:space="preserve">crecimiento; en su lugar se traduce el punto seguro</w:t>
+      </w:r>
+      <w:r>
+        <w:t xml:space="preserve"> </w:t>
+      </w:r>
+      <w:r>
+        <w:rPr>
+          <w:i/>
+          <w:iCs/>
+        </w:rPr>
+        <w:t xml:space="preserve">medido</w:t>
+      </w:r>
+      <w:r>
+        <w:t xml:space="preserve"> </w:t>
+      </w:r>
+      <w:r>
+        <w:t xml:space="preserve">a población de</w:t>
+      </w:r>
+      <w:r>
+        <w:t xml:space="preserve"> </w:t>
+      </w:r>
+      <w:r>
+        <w:t xml:space="preserve">usuarios mediante la Ley de Little (L = λ·W; Little, 1961), que relaciona la</w:t>
+      </w:r>
+      <w:r>
+        <w:t xml:space="preserve"> </w:t>
+      </w:r>
+      <w:r>
+        <w:t xml:space="preserve">concurrencia media (L) con la tasa de llegada de sesiones (λ) y su duración</w:t>
+      </w:r>
+      <w:r>
+        <w:t xml:space="preserve"> </w:t>
+      </w:r>
+      <w:r>
+        <w:t xml:space="preserve">(W). En esta aplicación, una conexión WebSocket corresponde a un usuario con</w:t>
+      </w:r>
+      <w:r>
+        <w:t xml:space="preserve"> </w:t>
+      </w:r>
+      <w:r>
+        <w:t xml:space="preserve">la app abierta, de modo que la concurrencia validada (L = 100, con todos los</w:t>
+      </w:r>
+      <w:r>
+        <w:t xml:space="preserve"> </w:t>
+      </w:r>
+      <w:r>
+        <w:t xml:space="preserve">indicadores en ≤ 10 % de sus recursos) se convierte en usuarios activos</w:t>
+      </w:r>
+      <w:r>
+        <w:t xml:space="preserve"> </w:t>
+      </w:r>
+      <w:r>
+        <w:t xml:space="preserve">diarios (UAD) bajo supuestos explícitos del patrón de uso: sesiones de ~5</w:t>
+      </w:r>
+      <w:r>
+        <w:t xml:space="preserve"> </w:t>
+      </w:r>
+      <w:r>
+        <w:t xml:space="preserve">minutos, ~1.5 sesiones por usuario al día y un 25 % de las sesiones</w:t>
+      </w:r>
+      <w:r>
+        <w:t xml:space="preserve"> </w:t>
+      </w:r>
+      <w:r>
+        <w:t xml:space="preserve">concentradas en la hora pico. Con esos supuestos, la hora pico admite</w:t>
+      </w:r>
+      <w:r>
+        <w:t xml:space="preserve"> </w:t>
+      </w:r>
+      <w:r>
+        <w:t xml:space="preserve">L·60/(1.5·0.25·5) ≈ 32 usuarios diarios por conexión concurrente, es decir</w:t>
+      </w:r>
+      <w:r>
+        <w:t xml:space="preserve"> </w:t>
+      </w:r>
+      <w:r>
+        <w:rPr>
+          <w:b/>
+          <w:bCs/>
+        </w:rPr>
+        <w:t xml:space="preserve">~3 200 UAD (≈ 400 grupos llenos) sin abandonar el régimen de holgura</w:t>
+      </w:r>
+      <w:r>
+        <w:rPr>
+          <w:b/>
+          <w:bCs/>
+        </w:rPr>
+        <w:t xml:space="preserve"> </w:t>
+      </w:r>
+      <w:r>
+        <w:rPr>
+          <w:b/>
+          <w:bCs/>
+        </w:rPr>
+        <w:t xml:space="preserve">medido</w:t>
+      </w:r>
+      <w:r>
+        <w:t xml:space="preserve">. Una cota independiente apunta al mismo orden de magnitud: con</w:t>
+      </w:r>
+      <w:r>
+        <w:t xml:space="preserve"> </w:t>
+      </w:r>
+      <w:r>
+        <w:t xml:space="preserve">respuestas comprimidas (~30–100 KB por sesión de API), la cuota mensual de</w:t>
+      </w:r>
+      <w:r>
+        <w:t xml:space="preserve"> </w:t>
+      </w:r>
+      <w:r>
+        <w:t xml:space="preserve">egreso del gateway (5 GB) sostiene entre ~1 100 y ~3 700 UAD durante todo el</w:t>
+      </w:r>
+      <w:r>
+        <w:t xml:space="preserve"> </w:t>
+      </w:r>
+      <w:r>
+        <w:t xml:space="preserve">mes. Que dos restricciones independientes (la concurrencia del canal en tiempo</w:t>
+      </w:r>
+      <w:r>
+        <w:t xml:space="preserve"> </w:t>
+      </w:r>
+      <w:r>
+        <w:t xml:space="preserve">real y la cuota de transferencia) converjan en el orden de 10³ usuarios</w:t>
+      </w:r>
+      <w:r>
+        <w:t xml:space="preserve"> </w:t>
+      </w:r>
+      <w:r>
+        <w:t xml:space="preserve">activos diarios da robustez a la estimación, que en todo caso queda</w:t>
+      </w:r>
+      <w:r>
+        <w:t xml:space="preserve"> </w:t>
+      </w:r>
+      <w:r>
+        <w:t xml:space="preserve">condicionada a los supuestos declarados y no sustituye una medición con</w:t>
+      </w:r>
+      <w:r>
+        <w:t xml:space="preserve"> </w:t>
+      </w:r>
+      <w:r>
+        <w:t xml:space="preserve">poblaciones reales (§7).</w:t>
+      </w:r>
+    </w:p>
+    <w:p>
+      <w:pPr>
+        <w:pStyle w:val="BodyText"/>
+      </w:pPr>
+      <w:r>
+        <w:t xml:space="preserve">Los hallazgos de §5.4 sugieren que el costo operativo es parte del sistema y</w:t>
+      </w:r>
+      <w:r>
+        <w:t xml:space="preserve"> </w:t>
+      </w:r>
+      <w:r>
+        <w:t xml:space="preserve">que evaluar</w:t>
+      </w:r>
+      <w:r>
+        <w:t xml:space="preserve"> </w:t>
+      </w:r>
+      <w:r>
+        <w:t xml:space="preserve">“si la capa gratuita aguanta”</w:t>
+      </w:r>
+      <w:r>
+        <w:t xml:space="preserve"> </w:t>
+      </w:r>
+      <w:r>
+        <w:t xml:space="preserve">exige mirar más allá de RAM y</w:t>
+      </w:r>
+      <w:r>
+        <w:t xml:space="preserve"> </w:t>
+      </w:r>
+      <w:r>
+        <w:t xml:space="preserve">latencia: cuotas mensuales, pausas por inactividad y créditos de ráfaga</w:t>
+      </w:r>
+      <w:r>
+        <w:t xml:space="preserve"> </w:t>
+      </w:r>
+      <w:r>
+        <w:t xml:space="preserve">convierten la viabilidad en una función del patrón de uso y del historial de</w:t>
+      </w:r>
+      <w:r>
+        <w:t xml:space="preserve"> </w:t>
+      </w:r>
+      <w:r>
+        <w:t xml:space="preserve">consumo. Un sistema que sobrevive una prueba de carga puede quedar fuera de</w:t>
+      </w:r>
+      <w:r>
+        <w:t xml:space="preserve"> </w:t>
+      </w:r>
+      <w:r>
+        <w:t xml:space="preserve">línea por la factura de bytes de esa misma prueba, como le ocurrió a este</w:t>
+      </w:r>
+      <w:r>
+        <w:t xml:space="preserve"> </w:t>
+      </w:r>
+      <w:r>
+        <w:t xml:space="preserve">experimento, y una capa de datos recién restaurada no rinde igual una hora</w:t>
+      </w:r>
+      <w:r>
+        <w:t xml:space="preserve"> </w:t>
+      </w:r>
+      <w:r>
+        <w:t xml:space="preserve">después.</w:t>
+      </w:r>
+    </w:p>
+    <w:bookmarkEnd w:id="41"/>
+    <w:bookmarkStart w:id="42" w:name="amenazas-a-la-validez"/>
+    <w:p>
+      <w:pPr>
+        <w:pStyle w:val="Heading2"/>
+      </w:pPr>
+      <w:r>
+        <w:t xml:space="preserve">7. Amenazas a la validez</w:t>
       </w:r>
     </w:p>
     <w:p>
@@ -4046,19 +5763,19 @@
         <w:pStyle w:val="FirstParagraph"/>
       </w:pPr>
       <w:r>
-        <w:t xml:space="preserve">La ejecución del experimento reveló que las restricciones operativas del free</w:t>
-      </w:r>
-      <w:r>
-        <w:t xml:space="preserve"> </w:t>
-      </w:r>
-      <w:r>
-        <w:t xml:space="preserve">tier actúan sobre el sistema, y sobre el experimento mismo, con la misma</w:t>
-      </w:r>
-      <w:r>
-        <w:t xml:space="preserve"> </w:t>
-      </w:r>
-      <w:r>
-        <w:t xml:space="preserve">fuerza que los límites de cómputo. Se documentan cuatro, con su evidencia:</w:t>
+        <w:t xml:space="preserve">Se sigue el esquema de cuatro categorías que Runeson y Höst (2009) proponen para</w:t>
+      </w:r>
+      <w:r>
+        <w:t xml:space="preserve"> </w:t>
+      </w:r>
+      <w:r>
+        <w:t xml:space="preserve">estudios de caso en ingeniería de software: validez de constructo, validez</w:t>
+      </w:r>
+      <w:r>
+        <w:t xml:space="preserve"> </w:t>
+      </w:r>
+      <w:r>
+        <w:t xml:space="preserve">interna, validez externa y fiabilidad.</w:t>
       </w:r>
     </w:p>
     <w:p>
@@ -4074,43 +5791,31 @@
           <w:b/>
           <w:bCs/>
         </w:rPr>
-        <w:t xml:space="preserve">Cuota de egreso (5 GB/mes por cuenta; Render, 2026b).</w:t>
-      </w:r>
-      <w:r>
-        <w:t xml:space="preserve"> </w:t>
-      </w:r>
-      <w:r>
-        <w:t xml:space="preserve">La Sesión 1 movió ~17.8 GB</w:t>
-      </w:r>
-      <w:r>
-        <w:t xml:space="preserve"> </w:t>
-      </w:r>
-      <w:r>
-        <w:t xml:space="preserve">(~3.03 GB por corrida), dominados por un payload de lectura de ~274 KB sin</w:t>
-      </w:r>
-      <w:r>
-        <w:t xml:space="preserve"> </w:t>
-      </w:r>
-      <w:r>
-        <w:t xml:space="preserve">comprimir; las cuentas del gateway y de groups fueron suspendidas por</w:t>
-      </w:r>
-      <w:r>
-        <w:t xml:space="preserve"> </w:t>
-      </w:r>
-      <w:r>
-        <w:t xml:space="preserve">exceso. La mitigación (compresión gzip en las respuestas) se midió</w:t>
-      </w:r>
-      <w:r>
-        <w:t xml:space="preserve"> </w:t>
-      </w:r>
-      <w:r>
-        <w:t xml:space="preserve">directamente: 270 788 → 28 114 bytes en el cable (−89.6 %), lo que reduce</w:t>
-      </w:r>
-      <w:r>
-        <w:t xml:space="preserve"> </w:t>
-      </w:r>
-      <w:r>
-        <w:t xml:space="preserve">el costo estimado por corrida a ~0.3 GB y vuelve sostenible el experimento.</w:t>
+        <w:t xml:space="preserve">Constructo (carga de un solo usuario):</w:t>
+      </w:r>
+      <w:r>
+        <w:t xml:space="preserve"> </w:t>
+      </w:r>
+      <w:r>
+        <w:t xml:space="preserve">todos los VUs se autentican con la</w:t>
+      </w:r>
+      <w:r>
+        <w:t xml:space="preserve"> </w:t>
+      </w:r>
+      <w:r>
+        <w:t xml:space="preserve">misma cuenta; los patrones de consulta y caché de base de datos no representan</w:t>
+      </w:r>
+      <w:r>
+        <w:t xml:space="preserve"> </w:t>
+      </w:r>
+      <w:r>
+        <w:t xml:space="preserve">a miles de usuarios distintos. El límite de tasa por usuario se elevó por</w:t>
+      </w:r>
+      <w:r>
+        <w:t xml:space="preserve"> </w:t>
+      </w:r>
+      <w:r>
+        <w:t xml:space="preserve">configuración durante las corridas (§4.6), documentando los valores.</w:t>
       </w:r>
     </w:p>
     <w:p>
@@ -4126,58 +5831,55 @@
           <w:b/>
           <w:bCs/>
         </w:rPr>
-        <w:t xml:space="preserve">Pausa por inactividad de la capa de datos.</w:t>
-      </w:r>
-      <w:r>
-        <w:t xml:space="preserve"> </w:t>
-      </w:r>
-      <w:r>
-        <w:t xml:space="preserve">Tras 8 días sin actividad</w:t>
-      </w:r>
-      <w:r>
-        <w:t xml:space="preserve"> </w:t>
-      </w:r>
-      <w:r>
-        <w:t xml:space="preserve">(el backend estuvo suspendido por la cuota de egreso), Supabase pausó el</w:t>
-      </w:r>
-      <w:r>
-        <w:t xml:space="preserve"> </w:t>
-      </w:r>
-      <w:r>
-        <w:t xml:space="preserve">proyecto: el pooler dejó de reconocer al tenant (</w:t>
-      </w:r>
-      <w:r>
-        <w:rPr>
-          <w:rStyle w:val="VerbatimChar"/>
-        </w:rPr>
-        <w:t xml:space="preserve">tenant/user not found</w:t>
-      </w:r>
-      <w:r>
-        <w:t xml:space="preserve">) y</w:t>
-      </w:r>
-      <w:r>
-        <w:t xml:space="preserve"> </w:t>
-      </w:r>
-      <w:r>
-        <w:t xml:space="preserve">todos los servicios con base de datos respondieron errores pese a estar</w:t>
-      </w:r>
-      <w:r>
-        <w:t xml:space="preserve"> </w:t>
-      </w:r>
-      <w:r>
-        <w:t xml:space="preserve">sanos. La restauración manual tomó ~2.5 minutos. La dependencia es</w:t>
-      </w:r>
-      <w:r>
-        <w:t xml:space="preserve"> </w:t>
-      </w:r>
-      <w:r>
-        <w:t xml:space="preserve">silenciosa: los servicios arrancan (el pool conecta de forma perezosa) y el</w:t>
-      </w:r>
-      <w:r>
-        <w:t xml:space="preserve"> </w:t>
-      </w:r>
-      <w:r>
-        <w:t xml:space="preserve">fallo solo aparece en la primera consulta.</w:t>
+        <w:t xml:space="preserve">Interna (ruido de la plataforma):</w:t>
+      </w:r>
+      <w:r>
+        <w:t xml:space="preserve"> </w:t>
+      </w:r>
+      <w:r>
+        <w:t xml:space="preserve">en capa gratuita los recursos son</w:t>
+      </w:r>
+      <w:r>
+        <w:t xml:space="preserve"> </w:t>
+      </w:r>
+      <w:r>
+        <w:t xml:space="preserve">compartidos con inquilinos desconocidos (</w:t>
+      </w:r>
+      <w:r>
+        <w:t xml:space="preserve">“vecinos ruidosos”</w:t>
+      </w:r>
+      <w:r>
+        <w:t xml:space="preserve">), un efecto que</w:t>
+      </w:r>
+      <w:r>
+        <w:t xml:space="preserve"> </w:t>
+      </w:r>
+      <w:r>
+        <w:t xml:space="preserve">Leitner y Cito (2016) documentan como propio de las nubes públicas; se mitiga</w:t>
+      </w:r>
+      <w:r>
+        <w:t xml:space="preserve"> </w:t>
+      </w:r>
+      <w:r>
+        <w:t xml:space="preserve">con 3 repeticiones por nivel en ventanas horarias similares y reportando</w:t>
+      </w:r>
+      <w:r>
+        <w:t xml:space="preserve"> </w:t>
+      </w:r>
+      <w:r>
+        <w:t xml:space="preserve">la dispersión junto con los promedios. Errores transitorios del borde</w:t>
+      </w:r>
+      <w:r>
+        <w:t xml:space="preserve"> </w:t>
+      </w:r>
+      <w:r>
+        <w:t xml:space="preserve">(Cloudflare 520/502) se observaron a razón de ~1/40 peticiones incluso en</w:t>
+      </w:r>
+      <w:r>
+        <w:t xml:space="preserve"> </w:t>
+      </w:r>
+      <w:r>
+        <w:t xml:space="preserve">reposo.</w:t>
       </w:r>
     </w:p>
     <w:p>
@@ -4193,100 +5895,49 @@
           <w:b/>
           <w:bCs/>
         </w:rPr>
-        <w:t xml:space="preserve">Créditos de ráfaga de la capa de datos.</w:t>
-      </w:r>
-      <w:r>
-        <w:t xml:space="preserve"> </w:t>
-      </w:r>
-      <w:r>
-        <w:t xml:space="preserve">La instancia de base de datos</w:t>
-      </w:r>
-      <w:r>
-        <w:t xml:space="preserve"> </w:t>
-      </w:r>
-      <w:r>
-        <w:t xml:space="preserve">del plan gratuito (t3a.nano) es</w:t>
-      </w:r>
-      <w:r>
-        <w:t xml:space="preserve"> </w:t>
-      </w:r>
-      <w:r>
-        <w:t xml:space="preserve">“burstable”</w:t>
-      </w:r>
-      <w:r>
-        <w:t xml:space="preserve">: acumula créditos de CPU en</w:t>
-      </w:r>
-      <w:r>
-        <w:t xml:space="preserve"> </w:t>
-      </w:r>
-      <w:r>
-        <w:t xml:space="preserve">reposo y los consume bajo carga. Dos corridas de re-validación a 1 000 VUs</w:t>
-      </w:r>
-      <w:r>
-        <w:t xml:space="preserve"> </w:t>
-      </w:r>
-      <w:r>
-        <w:t xml:space="preserve">ejecutadas ~1 hora después de restaurar el proyecto (créditos presumiblemente</w:t>
-      </w:r>
-      <w:r>
-        <w:t xml:space="preserve"> </w:t>
-      </w:r>
-      <w:r>
-        <w:t xml:space="preserve">agotados) colapsaron con una firma inequívoca de inanición de E/S:</w:t>
-      </w:r>
-      <w:r>
-        <w:t xml:space="preserve"> </w:t>
-      </w:r>
-      <w:r>
-        <w:t xml:space="preserve">87.9 % de conexiones WS caídas, groups-service con la memoria al tope</w:t>
-      </w:r>
-      <w:r>
-        <w:t xml:space="preserve"> </w:t>
-      </w:r>
-      <w:r>
-        <w:t xml:space="preserve">(518 MB de 512) pero la CPU casi ociosa (0.009–0.026 núcleos, contra 0.135</w:t>
-      </w:r>
-      <w:r>
-        <w:t xml:space="preserve"> </w:t>
-      </w:r>
-      <w:r>
-        <w:t xml:space="preserve">en la Sesión 1 sana), pool de conexiones saturado (10/10, cientos de</w:t>
-      </w:r>
-      <w:r>
-        <w:t xml:space="preserve"> </w:t>
-      </w:r>
-      <w:r>
-        <w:t xml:space="preserve">esperas) y una tormenta de reconexiones (17 151 sesiones WS intentadas contra</w:t>
-      </w:r>
-      <w:r>
-        <w:t xml:space="preserve"> </w:t>
-      </w:r>
-      <w:r>
-        <w:t xml:space="preserve">4 607–4 664 por corrida en la Sesión 1). En reposo, la misma consulta pesada resolvía en</w:t>
-      </w:r>
-      <w:r>
-        <w:t xml:space="preserve"> </w:t>
-      </w:r>
-      <w:r>
-        <w:t xml:space="preserve">74 ms y el servicio atendía 60/60 peticiones concurrentes con mediana de</w:t>
-      </w:r>
-      <w:r>
-        <w:t xml:space="preserve"> </w:t>
-      </w:r>
-      <w:r>
-        <w:t xml:space="preserve">0.54 s: lo que estrangula al servicio es el historial de consumo de la capa</w:t>
-      </w:r>
-      <w:r>
-        <w:t xml:space="preserve"> </w:t>
-      </w:r>
-      <w:r>
-        <w:t xml:space="preserve">de datos. Ambas corridas se excluyeron del dataset por criterio predefinido</w:t>
-      </w:r>
-      <w:r>
-        <w:t xml:space="preserve"> </w:t>
-      </w:r>
-      <w:r>
-        <w:t xml:space="preserve">(interferencia de configuración/estado) y quedan como evidencia operativa.</w:t>
+        <w:t xml:space="preserve">Fiabilidad (repetibilidad de la medición):</w:t>
+      </w:r>
+      <w:r>
+        <w:t xml:space="preserve"> </w:t>
+      </w:r>
+      <w:r>
+        <w:t xml:space="preserve">las tres réplicas por nivel</w:t>
+      </w:r>
+      <w:r>
+        <w:t xml:space="preserve"> </w:t>
+      </w:r>
+      <w:r>
+        <w:t xml:space="preserve">arrojan un CV de 1.2 % en la variable que sostiene la conclusión y de 28.1 % en</w:t>
+      </w:r>
+      <w:r>
+        <w:t xml:space="preserve"> </w:t>
+      </w:r>
+      <w:r>
+        <w:t xml:space="preserve">la menos estable del conjunto (§5.5). La repetibilidad dentro de una ventana es</w:t>
+      </w:r>
+      <w:r>
+        <w:t xml:space="preserve"> </w:t>
+      </w:r>
+      <w:r>
+        <w:t xml:space="preserve">alta y la reproducibilidad entre ventanas es baja, y por eso ninguna afirmación</w:t>
+      </w:r>
+      <w:r>
+        <w:t xml:space="preserve"> </w:t>
+      </w:r>
+      <w:r>
+        <w:t xml:space="preserve">del informe descansa en una corrida única. El arnés, los datos crudos y el</w:t>
+      </w:r>
+      <w:r>
+        <w:t xml:space="preserve"> </w:t>
+      </w:r>
+      <w:r>
+        <w:t xml:space="preserve">procedimiento de regeneración se publican para que un tercero pueda repetir la</w:t>
+      </w:r>
+      <w:r>
+        <w:t xml:space="preserve"> </w:t>
+      </w:r>
+      <w:r>
+        <w:t xml:space="preserve">medición (§9).</w:t>
       </w:r>
     </w:p>
     <w:p>
@@ -4302,465 +5953,532 @@
           <w:b/>
           <w:bCs/>
         </w:rPr>
-        <w:t xml:space="preserve">El modo de pooling importa (y no se ve).</w:t>
-      </w:r>
-      <w:r>
-        <w:t xml:space="preserve"> </w:t>
-      </w:r>
-      <w:r>
-        <w:t xml:space="preserve">El mismo colapso se reprodujo</w:t>
-      </w:r>
-      <w:r>
-        <w:t xml:space="preserve"> </w:t>
-      </w:r>
-      <w:r>
-        <w:t xml:space="preserve">con el pooler en modo sesión (5432) y en modo transacción (6543), lo que</w:t>
-      </w:r>
-      <w:r>
-        <w:t xml:space="preserve"> </w:t>
-      </w:r>
-      <w:r>
-        <w:t xml:space="preserve">descartó al modo como causa raíz en este caso; pero el diagnóstico</w:t>
-      </w:r>
-      <w:r>
-        <w:t xml:space="preserve"> </w:t>
-      </w:r>
-      <w:r>
-        <w:t xml:space="preserve">documentó que en modo sesión cada conexión cliente retiene una conexión de</w:t>
-      </w:r>
-      <w:r>
-        <w:t xml:space="preserve"> </w:t>
-      </w:r>
-      <w:r>
-        <w:t xml:space="preserve">backend, un multiplicador de riesgo bajo concurrencia que el diseño ya</w:t>
-      </w:r>
-      <w:r>
-        <w:t xml:space="preserve"> </w:t>
-      </w:r>
-      <w:r>
-        <w:t xml:space="preserve">anticipaba (</w:t>
-      </w:r>
-      <w:r>
-        <w:rPr>
-          <w:rStyle w:val="VerbatimChar"/>
-        </w:rPr>
-        <w:t xml:space="preserve">QueryExecModeExec</w:t>
-      </w:r>
-      <w:r>
-        <w:t xml:space="preserve"> </w:t>
-      </w:r>
-      <w:r>
-        <w:t xml:space="preserve">para compatibilidad con el pooler</w:t>
-      </w:r>
-      <w:r>
-        <w:t xml:space="preserve"> </w:t>
-      </w:r>
-      <w:r>
-        <w:t xml:space="preserve">transaccional).</w:t>
-      </w:r>
-    </w:p>
-    <w:bookmarkEnd w:id="34"/>
-    <w:bookmarkEnd w:id="35"/>
-    <w:bookmarkStart w:id="36" w:name="discusión"/>
-    <w:p>
-      <w:pPr>
-        <w:pStyle w:val="Heading2"/>
-      </w:pPr>
-      <w:r>
-        <w:t xml:space="preserve">6. Discusión</w:t>
-      </w:r>
-    </w:p>
-    <w:p>
-      <w:pPr>
-        <w:pStyle w:val="FirstParagraph"/>
+        <w:t xml:space="preserve">Externa (generalización):</w:t>
+      </w:r>
+      <w:r>
+        <w:t xml:space="preserve"> </w:t>
+      </w:r>
+      <w:r>
+        <w:t xml:space="preserve">es un estudio de caso de un sistema (Go +</w:t>
+      </w:r>
+      <w:r>
+        <w:t xml:space="preserve"> </w:t>
+      </w:r>
+      <w:r>
+        <w:t xml:space="preserve">Render + Supabase); los hallazgos informan sobre esta clase de arquitectura,</w:t>
+      </w:r>
+      <w:r>
+        <w:t xml:space="preserve"> </w:t>
+      </w:r>
+      <w:r>
+        <w:t xml:space="preserve">no sobre cualquier PaaS gratuita. La replicabilidad se apoya en el artefacto</w:t>
+      </w:r>
+      <w:r>
+        <w:t xml:space="preserve"> </w:t>
+      </w:r>
+      <w:r>
+        <w:t xml:space="preserve">publicado.</w:t>
+      </w:r>
+    </w:p>
+    <w:p>
+      <w:pPr>
+        <w:pStyle w:val="Compact"/>
+        <w:numPr>
+          <w:ilvl w:val="0"/>
+          <w:numId w:val="1006"/>
+        </w:numPr>
       </w:pPr>
       <w:r>
         <w:rPr>
           <w:b/>
           <w:bCs/>
         </w:rPr>
-        <w:t xml:space="preserve">¿Dónde se quiebra primero la arquitectura y por qué?</w:t>
-      </w:r>
-      <w:r>
-        <w:t xml:space="preserve"> </w:t>
-      </w:r>
-      <w:r>
-        <w:t xml:space="preserve">No donde la hipótesis</w:t>
-      </w:r>
-      <w:r>
-        <w:t xml:space="preserve"> </w:t>
-      </w:r>
-      <w:r>
-        <w:t xml:space="preserve">lo esperaba. Se anticipaba un agotamiento de memoria (OOM) en la ruta de</w:t>
-      </w:r>
-      <w:r>
-        <w:t xml:space="preserve"> </w:t>
-      </w:r>
-      <w:r>
-        <w:t xml:space="preserve">conexiones persistentes; lo que se observó a 1 000 VUs fue un quiebre de</w:t>
-      </w:r>
-      <w:r>
-        <w:t xml:space="preserve"> </w:t>
-      </w:r>
-      <w:r>
-        <w:t xml:space="preserve">calidad de servicio en el plano de tiempo real con la memoria del servicio más</w:t>
-      </w:r>
-      <w:r>
-        <w:t xml:space="preserve"> </w:t>
-      </w:r>
-      <w:r>
-        <w:t xml:space="preserve">cargado en 46.6 % del límite. El mecanismo que lo explica es de acoplamiento:</w:t>
-      </w:r>
-      <w:r>
-        <w:t xml:space="preserve"> </w:t>
-      </w:r>
-      <w:r>
-        <w:t xml:space="preserve">el handshake WebSocket valida membresía contra groups-service (decisión de</w:t>
-      </w:r>
-      <w:r>
-        <w:t xml:space="preserve"> </w:t>
-      </w:r>
-      <w:r>
-        <w:t xml:space="preserve">seguridad fail-closed), de modo que la salud del canal en tiempo real depende</w:t>
-      </w:r>
-      <w:r>
-        <w:t xml:space="preserve"> </w:t>
-      </w:r>
-      <w:r>
-        <w:t xml:space="preserve">de la latencia de un servicio transaccional y de su capa de datos. Cuando esa</w:t>
-      </w:r>
-      <w:r>
-        <w:t xml:space="preserve"> </w:t>
-      </w:r>
-      <w:r>
-        <w:t xml:space="preserve">ruta se congestiona, las conexiones caen; los clientes reintentan; cada</w:t>
-      </w:r>
-      <w:r>
-        <w:t xml:space="preserve"> </w:t>
-      </w:r>
-      <w:r>
-        <w:t xml:space="preserve">reintento es un handshake TLS nuevo sobre el gateway de 0.1 vCPU, que en la</w:t>
-      </w:r>
-      <w:r>
-        <w:t xml:space="preserve"> </w:t>
-      </w:r>
-      <w:r>
-        <w:t xml:space="preserve">Sesión 1 ya operaba al 100 % de su CPU, y la degradación se amplifica a</w:t>
-      </w:r>
-      <w:r>
-        <w:t xml:space="preserve"> </w:t>
-      </w:r>
-      <w:r>
-        <w:t xml:space="preserve">tormenta. El plano HTTP, sin estado y con respuestas acotadas, se degrada de</w:t>
-      </w:r>
-      <w:r>
-        <w:t xml:space="preserve"> </w:t>
-      </w:r>
-      <w:r>
-        <w:t xml:space="preserve">forma gradual (P95 +26 %) sin fallar.</w:t>
-      </w:r>
-    </w:p>
-    <w:p>
-      <w:pPr>
-        <w:pStyle w:val="BodyText"/>
+        <w:t xml:space="preserve">Instrumento (inyector único):</w:t>
+      </w:r>
+      <w:r>
+        <w:t xml:space="preserve"> </w:t>
+      </w:r>
+      <w:r>
+        <w:t xml:space="preserve">k6 corre desde una sola máquina/red; el</w:t>
+      </w:r>
+      <w:r>
+        <w:t xml:space="preserve"> </w:t>
+      </w:r>
+      <w:r>
+        <w:t xml:space="preserve">ancho de banda del inyector podría haber sido cuello de botella en los</w:t>
+      </w:r>
+      <w:r>
+        <w:t xml:space="preserve"> </w:t>
+      </w:r>
+      <w:r>
+        <w:t xml:space="preserve">niveles altos, que finalmente no se ejecutaron.</w:t>
+      </w:r>
+    </w:p>
+    <w:p>
+      <w:pPr>
+        <w:pStyle w:val="Compact"/>
+        <w:numPr>
+          <w:ilvl w:val="0"/>
+          <w:numId w:val="1006"/>
+        </w:numPr>
       </w:pPr>
       <w:r>
         <w:rPr>
           <w:b/>
           <w:bCs/>
         </w:rPr>
-        <w:t xml:space="preserve">¿La fragmentación en cuatro cuentas aísla o propaga los fallos?</w:t>
-      </w:r>
-      <w:r>
-        <w:t xml:space="preserve"> </w:t>
-      </w:r>
-      <w:r>
-        <w:t xml:space="preserve">Ambas</w:t>
-      </w:r>
-      <w:r>
-        <w:t xml:space="preserve"> </w:t>
-      </w:r>
-      <w:r>
-        <w:t xml:space="preserve">cosas, y en direcciones instructivas. Aísla los presupuestos: el agotamiento</w:t>
-      </w:r>
-      <w:r>
-        <w:t xml:space="preserve"> </w:t>
-      </w:r>
-      <w:r>
-        <w:t xml:space="preserve">de egreso suspendió las cuentas del gateway y de groups sin tocar las de</w:t>
-      </w:r>
-      <w:r>
-        <w:t xml:space="preserve"> </w:t>
-      </w:r>
-      <w:r>
-        <w:t xml:space="preserve">habits y realtime. Pero propaga por las dependencias: un realtime-service</w:t>
-      </w:r>
-      <w:r>
-        <w:t xml:space="preserve"> </w:t>
-      </w:r>
-      <w:r>
-        <w:t xml:space="preserve">perfectamente sano (104–137 MB, cero eventos perdidos en su difusor) entregó</w:t>
-      </w:r>
-      <w:r>
-        <w:t xml:space="preserve"> </w:t>
-      </w:r>
-      <w:r>
-        <w:t xml:space="preserve">87.9 % de fallos de conexión porque su verificación de membresía atravesaba un</w:t>
-      </w:r>
-      <w:r>
-        <w:t xml:space="preserve"> </w:t>
-      </w:r>
-      <w:r>
-        <w:t xml:space="preserve">groups-service bloqueado. En esta clase de arquitectura, el aislamiento de</w:t>
-      </w:r>
-      <w:r>
-        <w:t xml:space="preserve"> </w:t>
-      </w:r>
-      <w:r>
-        <w:t xml:space="preserve">recursos no implica aislamiento de fallos (Newman, 2021).</w:t>
-      </w:r>
-    </w:p>
-    <w:p>
-      <w:pPr>
-        <w:pStyle w:val="BodyText"/>
+        <w:t xml:space="preserve">Instrumento (definición de las métricas del canal en vivo):</w:t>
+      </w:r>
+      <w:r>
+        <w:t xml:space="preserve"> </w:t>
+      </w:r>
+      <w:r>
+        <w:t xml:space="preserve">el tiempo de</w:t>
+      </w:r>
+      <w:r>
+        <w:t xml:space="preserve"> </w:t>
+      </w:r>
+      <w:r>
+        <w:t xml:space="preserve">establecimiento se registra sólo cuando el socket alcanza el estado abierto, de</w:t>
+      </w:r>
+      <w:r>
+        <w:t xml:space="preserve"> </w:t>
+      </w:r>
+      <w:r>
+        <w:t xml:space="preserve">modo que los 19 974 ms del nivel 1 000 describen a las conexiones que sí se</w:t>
+      </w:r>
+      <w:r>
+        <w:t xml:space="preserve"> </w:t>
+      </w:r>
+      <w:r>
+        <w:t xml:space="preserve">establecieron y excluyen al 23.87 % que no lo consiguió; en esa variable el</w:t>
+      </w:r>
+      <w:r>
+        <w:t xml:space="preserve"> </w:t>
+      </w:r>
+      <w:r>
+        <w:t xml:space="preserve">deterioro reportado es un piso y no un techo. La tasa de caídas, en cambio,</w:t>
+      </w:r>
+      <w:r>
+        <w:t xml:space="preserve"> </w:t>
+      </w:r>
+      <w:r>
+        <w:t xml:space="preserve">admite lectura exacta. El instrumento suma una observación al abrir la conexión</w:t>
+      </w:r>
+      <w:r>
+        <w:t xml:space="preserve"> </w:t>
+      </w:r>
+      <w:r>
+        <w:t xml:space="preserve">y otra al fallar, así que una misma sesión podría aportar dos entradas al</w:t>
+      </w:r>
+      <w:r>
+        <w:t xml:space="preserve"> </w:t>
+      </w:r>
+      <w:r>
+        <w:t xml:space="preserve">denominador; pero en las tres réplicas del nivel 1 000 el número de</w:t>
+      </w:r>
+      <w:r>
+        <w:t xml:space="preserve"> </w:t>
+      </w:r>
+      <w:r>
+        <w:t xml:space="preserve">observaciones coincide exactamente con el de sesiones intentadas (4 634, 4 607</w:t>
+      </w:r>
+      <w:r>
+        <w:t xml:space="preserve"> </w:t>
+      </w:r>
+      <w:r>
+        <w:t xml:space="preserve">y 4 664), de modo que no hubo doble conteo y las 1 106, 1 087 y 1 127 fallas</w:t>
+      </w:r>
+      <w:r>
+        <w:t xml:space="preserve"> </w:t>
+      </w:r>
+      <w:r>
+        <w:t xml:space="preserve">provienen íntegras del rechazo en el handshake, ninguna de una sesión ya</w:t>
+      </w:r>
+      <w:r>
+        <w:t xml:space="preserve"> </w:t>
+      </w:r>
+      <w:r>
+        <w:t xml:space="preserve">abierta. Eso precisa la naturaleza del quiebre, conexiones que no llegan a</w:t>
+      </w:r>
+      <w:r>
+        <w:t xml:space="preserve"> </w:t>
+      </w:r>
+      <w:r>
+        <w:t xml:space="preserve">establecerse en lugar de sesiones que se interrumpen, y respalda el mecanismo</w:t>
+      </w:r>
+      <w:r>
+        <w:t xml:space="preserve"> </w:t>
+      </w:r>
+      <w:r>
+        <w:t xml:space="preserve">de §6. El doble conteo sí aparece en la tercera réplica del nivel 100, con</w:t>
+      </w:r>
+      <w:r>
+        <w:t xml:space="preserve"> </w:t>
+      </w:r>
+      <w:r>
+        <w:t xml:space="preserve">8 sesiones, donde mueve la tasa de 1.96 % a 1.92 %.</w:t>
+      </w:r>
+    </w:p>
+    <w:p>
+      <w:pPr>
+        <w:pStyle w:val="Compact"/>
+        <w:numPr>
+          <w:ilvl w:val="0"/>
+          <w:numId w:val="1006"/>
+        </w:numPr>
       </w:pPr>
       <w:r>
         <w:rPr>
           <w:b/>
           <w:bCs/>
         </w:rPr>
-        <w:t xml:space="preserve">¿Qué margen real ofrece para uso académico?</w:t>
-      </w:r>
-      <w:r>
-        <w:t xml:space="preserve"> </w:t>
-      </w:r>
-      <w:r>
-        <w:t xml:space="preserve">A 100 conexiones concurrentes</w:t>
-      </w:r>
-      <w:r>
-        <w:t xml:space="preserve"> </w:t>
-      </w:r>
-      <w:r>
-        <w:t xml:space="preserve">el sistema opera con un orden de magnitud de holgura en memoria, tasa de error y</w:t>
-      </w:r>
-      <w:r>
-        <w:t xml:space="preserve"> </w:t>
-      </w:r>
-      <w:r>
-        <w:t xml:space="preserve">estabilidad del canal en tiempo real, y sin holgura alguna en latencia HTTP</w:t>
-      </w:r>
-      <w:r>
-        <w:t xml:space="preserve"> </w:t>
-      </w:r>
-      <w:r>
-        <w:t xml:space="preserve">(§5.2); el umbral de servicio del canal en tiempo real se cruza en algún punto</w:t>
-      </w:r>
-      <w:r>
-        <w:t xml:space="preserve"> </w:t>
-      </w:r>
-      <w:r>
-        <w:t xml:space="preserve">entre 100 y 1 000. Para el caso de uso de la aplicación (grupos de ≤ 8 miembros con</w:t>
-      </w:r>
-      <w:r>
-        <w:t xml:space="preserve"> </w:t>
-      </w:r>
-      <w:r>
-        <w:t xml:space="preserve">check-ins diarios), cientos de usuarios concurrentes están dentro del margen</w:t>
-      </w:r>
-      <w:r>
-        <w:t xml:space="preserve"> </w:t>
-      </w:r>
-      <w:r>
-        <w:t xml:space="preserve">seguro, suficiente para un despliegue académico o una validación</w:t>
-      </w:r>
-      <w:r>
-        <w:t xml:space="preserve"> </w:t>
-      </w:r>
-      <w:r>
-        <w:t xml:space="preserve">temprana de producto, que es la población objetivo de la pregunta de</w:t>
-      </w:r>
-      <w:r>
-        <w:t xml:space="preserve"> </w:t>
-      </w:r>
-      <w:r>
-        <w:t xml:space="preserve">investigación.</w:t>
-      </w:r>
-    </w:p>
-    <w:p>
-      <w:pPr>
-        <w:pStyle w:val="BodyText"/>
+        <w:t xml:space="preserve">Instrumento (insensibilidad del criterio agregado):</w:t>
+      </w:r>
+      <w:r>
+        <w:t xml:space="preserve"> </w:t>
+      </w:r>
+      <w:r>
+        <w:t xml:space="preserve">el criterio de</w:t>
+      </w:r>
+      <w:r>
+        <w:t xml:space="preserve"> </w:t>
+      </w:r>
+      <w:r>
+        <w:t xml:space="preserve">verificaciones correctas &gt; 95 % se cumplió en los dos niveles, pero por margen</w:t>
+      </w:r>
+      <w:r>
+        <w:t xml:space="preserve"> </w:t>
+      </w:r>
+      <w:r>
+        <w:t xml:space="preserve">estrecho a 1 000 VUs (95.60 a 95.74 %) y sin aportar evidencia independiente:</w:t>
+      </w:r>
+      <w:r>
+        <w:t xml:space="preserve"> </w:t>
+      </w:r>
+      <w:r>
+        <w:t xml:space="preserve">sus fallas son exactamente las del canal en vivo, diluidas entre las</w:t>
+      </w:r>
+      <w:r>
+        <w:t xml:space="preserve"> </w:t>
+      </w:r>
+      <w:r>
+        <w:t xml:space="preserve">verificaciones del plano HTTP, unas cinco veces más numerosas por corrida. Un</w:t>
+      </w:r>
+      <w:r>
+        <w:t xml:space="preserve"> </w:t>
+      </w:r>
+      <w:r>
+        <w:t xml:space="preserve">colapso completo del canal en tiempo real puede dejar ese criterio en verde, lo</w:t>
+      </w:r>
+      <w:r>
+        <w:t xml:space="preserve"> </w:t>
+      </w:r>
+      <w:r>
+        <w:t xml:space="preserve">que justifica haber fijado umbrales por plano en lugar de un solo indicador</w:t>
+      </w:r>
+      <w:r>
+        <w:t xml:space="preserve"> </w:t>
+      </w:r>
+      <w:r>
+        <w:t xml:space="preserve">agregado.</w:t>
+      </w:r>
+    </w:p>
+    <w:p>
+      <w:pPr>
+        <w:pStyle w:val="Compact"/>
+        <w:numPr>
+          <w:ilvl w:val="0"/>
+          <w:numId w:val="1006"/>
+        </w:numPr>
       </w:pPr>
       <w:r>
         <w:rPr>
           <w:b/>
           <w:bCs/>
         </w:rPr>
-        <w:t xml:space="preserve">Traducción a usuarios reales (estimación condicionada, no resultado</w:t>
-      </w:r>
+        <w:t xml:space="preserve">Alcance (niveles 2 500 y 5 000 no ejecutados):</w:t>
+      </w:r>
+      <w:r>
+        <w:t xml:space="preserve"> </w:t>
+      </w:r>
+      <w:r>
+        <w:t xml:space="preserve">el diseño contemplaba</w:t>
+      </w:r>
+      <w:r>
+        <w:t xml:space="preserve"> </w:t>
+      </w:r>
+      <w:r>
+        <w:t xml:space="preserve">cuatro niveles; las restricciones operativas de la capa gratuita (§5.4)</w:t>
+      </w:r>
+      <w:r>
+        <w:t xml:space="preserve"> </w:t>
+      </w:r>
+      <w:r>
+        <w:t xml:space="preserve">agotaron la ventana experimental antes de completarlos. El punto de quiebre</w:t>
+      </w:r>
+      <w:r>
+        <w:t xml:space="preserve"> </w:t>
+      </w:r>
+      <w:r>
+        <w:t xml:space="preserve">quedó localizado en el nivel 1 000, por lo que los niveles superiores</w:t>
+      </w:r>
+      <w:r>
+        <w:t xml:space="preserve"> </w:t>
+      </w:r>
+      <w:r>
+        <w:t xml:space="preserve">habrían caracterizado el comportamiento posterior al quiebre (incluida la</w:t>
+      </w:r>
+      <w:r>
+        <w:t xml:space="preserve"> </w:t>
+      </w:r>
+      <w:r>
+        <w:t xml:space="preserve">búsqueda del OOM), no la existencia del quiebre. Se declaran como trabajo</w:t>
+      </w:r>
+      <w:r>
+        <w:t xml:space="preserve"> </w:t>
+      </w:r>
+      <w:r>
+        <w:t xml:space="preserve">futuro.</w:t>
+      </w:r>
+    </w:p>
+    <w:p>
+      <w:pPr>
+        <w:pStyle w:val="Compact"/>
+        <w:numPr>
+          <w:ilvl w:val="0"/>
+          <w:numId w:val="1006"/>
+        </w:numPr>
+      </w:pPr>
       <w:r>
         <w:rPr>
           <w:b/>
           <w:bCs/>
         </w:rPr>
-        <w:t xml:space="preserve"> </w:t>
-      </w:r>
+        <w:t xml:space="preserve">Exclusiones documentadas:</w:t>
+      </w:r>
+      <w:r>
+        <w:t xml:space="preserve"> </w:t>
+      </w:r>
+      <w:r>
+        <w:t xml:space="preserve">tres corridas de re-validación sobre un</w:t>
+      </w:r>
+      <w:r>
+        <w:t xml:space="preserve"> </w:t>
+      </w:r>
+      <w:r>
+        <w:t xml:space="preserve">segundo despliegue (2026-07-13) se excluyeron del dataset por criterios</w:t>
+      </w:r>
+      <w:r>
+        <w:t xml:space="preserve"> </w:t>
+      </w:r>
+      <w:r>
+        <w:t xml:space="preserve">predefinidos (fallo del inyector local en una; estado no representativo de</w:t>
+      </w:r>
+      <w:r>
+        <w:t xml:space="preserve"> </w:t>
+      </w:r>
+      <w:r>
+        <w:t xml:space="preserve">la capa de datos en dos, §5.4.3). Las exclusiones y su evidencia constan en</w:t>
+      </w:r>
+      <w:r>
+        <w:t xml:space="preserve"> </w:t>
+      </w:r>
+      <w:r>
+        <w:t xml:space="preserve">la bitácora del experimento (</w:t>
+      </w:r>
+      <w:r>
+        <w:rPr>
+          <w:rStyle w:val="VerbatimChar"/>
+        </w:rPr>
+        <w:t xml:space="preserve">matriz.log</w:t>
+      </w:r>
+      <w:r>
+        <w:t xml:space="preserve">), decididas por causa asignable y</w:t>
+      </w:r>
+      <w:r>
+        <w:t xml:space="preserve"> </w:t>
+      </w:r>
+      <w:r>
+        <w:t xml:space="preserve">no por el valor de las métricas.</w:t>
+      </w:r>
+    </w:p>
+    <w:p>
+      <w:pPr>
+        <w:pStyle w:val="Compact"/>
+        <w:numPr>
+          <w:ilvl w:val="0"/>
+          <w:numId w:val="1006"/>
+        </w:numPr>
+      </w:pPr>
       <w:r>
         <w:rPr>
           <w:b/>
           <w:bCs/>
         </w:rPr>
-        <w:t xml:space="preserve">observado).</w:t>
-      </w:r>
-      <w:r>
-        <w:t xml:space="preserve"> </w:t>
-      </w:r>
-      <w:r>
-        <w:t xml:space="preserve">Con dos niveles de carga no es justificable ajustar una curva de</w:t>
-      </w:r>
-      <w:r>
-        <w:t xml:space="preserve"> </w:t>
-      </w:r>
-      <w:r>
-        <w:t xml:space="preserve">crecimiento; en su lugar se traduce el punto seguro</w:t>
-      </w:r>
-      <w:r>
-        <w:t xml:space="preserve"> </w:t>
-      </w:r>
-      <w:r>
-        <w:rPr>
-          <w:i/>
-          <w:iCs/>
-        </w:rPr>
-        <w:t xml:space="preserve">medido</w:t>
-      </w:r>
-      <w:r>
-        <w:t xml:space="preserve"> </w:t>
-      </w:r>
-      <w:r>
-        <w:t xml:space="preserve">a población de</w:t>
-      </w:r>
-      <w:r>
-        <w:t xml:space="preserve"> </w:t>
-      </w:r>
-      <w:r>
-        <w:t xml:space="preserve">usuarios mediante la Ley de Little (L = λ·W; Little, 1961), que relaciona la</w:t>
-      </w:r>
-      <w:r>
-        <w:t xml:space="preserve"> </w:t>
-      </w:r>
-      <w:r>
-        <w:t xml:space="preserve">concurrencia media (L) con la tasa de llegada de sesiones (λ) y su duración</w:t>
-      </w:r>
-      <w:r>
-        <w:t xml:space="preserve"> </w:t>
-      </w:r>
-      <w:r>
-        <w:t xml:space="preserve">(W). En esta aplicación, una conexión WebSocket corresponde a un usuario con</w:t>
-      </w:r>
-      <w:r>
-        <w:t xml:space="preserve"> </w:t>
-      </w:r>
-      <w:r>
-        <w:t xml:space="preserve">la app abierta, de modo que la concurrencia validada (L = 100, con todos los</w:t>
-      </w:r>
-      <w:r>
-        <w:t xml:space="preserve"> </w:t>
-      </w:r>
-      <w:r>
-        <w:t xml:space="preserve">indicadores en ≤ 10 % de sus recursos) se convierte en usuarios activos</w:t>
-      </w:r>
-      <w:r>
-        <w:t xml:space="preserve"> </w:t>
-      </w:r>
-      <w:r>
-        <w:t xml:space="preserve">diarios (UAD) bajo supuestos explícitos del patrón de uso: sesiones de ~5</w:t>
-      </w:r>
-      <w:r>
-        <w:t xml:space="preserve"> </w:t>
-      </w:r>
-      <w:r>
-        <w:t xml:space="preserve">minutos, ~1.5 sesiones por usuario al día y un 25 % de las sesiones</w:t>
-      </w:r>
-      <w:r>
-        <w:t xml:space="preserve"> </w:t>
-      </w:r>
-      <w:r>
-        <w:t xml:space="preserve">concentradas en la hora pico. Con esos supuestos, la hora pico admite</w:t>
-      </w:r>
-      <w:r>
-        <w:t xml:space="preserve"> </w:t>
-      </w:r>
-      <w:r>
-        <w:t xml:space="preserve">L·60/(1.5·0.25·5) ≈ 32 usuarios diarios por conexión concurrente, es decir</w:t>
-      </w:r>
-      <w:r>
-        <w:t xml:space="preserve"> </w:t>
-      </w:r>
-      <w:r>
-        <w:rPr>
-          <w:b/>
-          <w:bCs/>
-        </w:rPr>
-        <w:t xml:space="preserve">~3 200 UAD (≈ 400 grupos llenos) sin abandonar el régimen de holgura</w:t>
-      </w:r>
-      <w:r>
-        <w:rPr>
-          <w:b/>
-          <w:bCs/>
-        </w:rPr>
-        <w:t xml:space="preserve"> </w:t>
-      </w:r>
-      <w:r>
-        <w:rPr>
-          <w:b/>
-          <w:bCs/>
-        </w:rPr>
-        <w:t xml:space="preserve">medido</w:t>
-      </w:r>
-      <w:r>
-        <w:t xml:space="preserve">. Una cota independiente apunta al mismo orden de magnitud: con</w:t>
-      </w:r>
-      <w:r>
-        <w:t xml:space="preserve"> </w:t>
-      </w:r>
-      <w:r>
-        <w:t xml:space="preserve">respuestas comprimidas (~30–100 KB por sesión de API), la cuota mensual de</w:t>
-      </w:r>
-      <w:r>
-        <w:t xml:space="preserve"> </w:t>
-      </w:r>
-      <w:r>
-        <w:t xml:space="preserve">egreso del gateway (5 GB) sostiene entre ~1 100 y ~3 700 UAD durante todo el</w:t>
-      </w:r>
-      <w:r>
-        <w:t xml:space="preserve"> </w:t>
-      </w:r>
-      <w:r>
-        <w:t xml:space="preserve">mes. Que dos restricciones independientes (la concurrencia del canal en tiempo</w:t>
-      </w:r>
-      <w:r>
-        <w:t xml:space="preserve"> </w:t>
-      </w:r>
-      <w:r>
-        <w:t xml:space="preserve">real y la cuota de transferencia) converjan en el orden de 10³ usuarios</w:t>
-      </w:r>
-      <w:r>
-        <w:t xml:space="preserve"> </w:t>
-      </w:r>
-      <w:r>
-        <w:t xml:space="preserve">activos diarios da robustez a la estimación, que en todo caso queda</w:t>
-      </w:r>
-      <w:r>
-        <w:t xml:space="preserve"> </w:t>
-      </w:r>
-      <w:r>
-        <w:t xml:space="preserve">condicionada a los supuestos declarados y no sustituye una medición con</w:t>
-      </w:r>
-      <w:r>
-        <w:t xml:space="preserve"> </w:t>
-      </w:r>
-      <w:r>
-        <w:t xml:space="preserve">poblaciones reales (§7).</w:t>
+        <w:t xml:space="preserve">Estimación de usuarios (dependiente de supuestos):</w:t>
+      </w:r>
+      <w:r>
+        <w:t xml:space="preserve"> </w:t>
+      </w:r>
+      <w:r>
+        <w:t xml:space="preserve">la traducción a</w:t>
+      </w:r>
+      <w:r>
+        <w:t xml:space="preserve"> </w:t>
+      </w:r>
+      <w:r>
+        <w:t xml:space="preserve">usuarios activos diarios (§6) aplica la Ley de Little sobre la concurrencia</w:t>
+      </w:r>
+      <w:r>
+        <w:t xml:space="preserve"> </w:t>
+      </w:r>
+      <w:r>
+        <w:t xml:space="preserve">medida, con supuestos declarados de duración de sesión, sesiones por día y</w:t>
+      </w:r>
+      <w:r>
+        <w:t xml:space="preserve"> </w:t>
+      </w:r>
+      <w:r>
+        <w:t xml:space="preserve">concentración pico que no fueron medidos sobre usuarios reales. Es una</w:t>
+      </w:r>
+      <w:r>
+        <w:t xml:space="preserve"> </w:t>
+      </w:r>
+      <w:r>
+        <w:t xml:space="preserve">estimación de orden de magnitud para planeación, no un resultado</w:t>
+      </w:r>
+      <w:r>
+        <w:t xml:space="preserve"> </w:t>
+      </w:r>
+      <w:r>
+        <w:t xml:space="preserve">experimental; variar los supuestos dentro de rangos plausibles la mueve</w:t>
+      </w:r>
+      <w:r>
+        <w:t xml:space="preserve"> </w:t>
+      </w:r>
+      <w:r>
+        <w:t xml:space="preserve">entre ~10³ y ~10⁴ UAD por el lado de concurrencia, y la cota de egreso</w:t>
+      </w:r>
+      <w:r>
+        <w:t xml:space="preserve"> </w:t>
+      </w:r>
+      <w:r>
+        <w:t xml:space="preserve">(independiente) la regresa al orden de 10³.</w:t>
+      </w:r>
+    </w:p>
+    <w:bookmarkEnd w:id="42"/>
+    <w:bookmarkStart w:id="45" w:name="conclusiones-y-trabajo-futuro"/>
+    <w:p>
+      <w:pPr>
+        <w:pStyle w:val="Heading2"/>
+      </w:pPr>
+      <w:r>
+        <w:t xml:space="preserve">8. Conclusiones y trabajo futuro</w:t>
+      </w:r>
+    </w:p>
+    <w:p>
+      <w:pPr>
+        <w:pStyle w:val="FirstParagraph"/>
+      </w:pPr>
+      <w:r>
+        <w:t xml:space="preserve">Una arquitectura de microservicios en Go fragmentada en cuatro cuentas de la</w:t>
+      </w:r>
+      <w:r>
+        <w:t xml:space="preserve"> </w:t>
+      </w:r>
+      <w:r>
+        <w:t xml:space="preserve">capa gratuita de Render sí sostiene tráfico concurrente con procesamiento en</w:t>
+      </w:r>
+      <w:r>
+        <w:t xml:space="preserve"> </w:t>
+      </w:r>
+      <w:r>
+        <w:t xml:space="preserve">tiempo real, y esa es la respuesta a la pregunta de investigación, con</w:t>
+      </w:r>
+      <w:r>
+        <w:t xml:space="preserve"> </w:t>
+      </w:r>
+      <w:r>
+        <w:t xml:space="preserve">un límite medido: a 100 conexiones concurrentes cumple todos sus criterios de</w:t>
+      </w:r>
+      <w:r>
+        <w:t xml:space="preserve"> </w:t>
+      </w:r>
+      <w:r>
+        <w:t xml:space="preserve">servicio salvo el de latencia, que roza su línea (0 % de errores, ≤ 10.1 % de la</w:t>
+      </w:r>
+      <w:r>
+        <w:t xml:space="preserve"> </w:t>
+      </w:r>
+      <w:r>
+        <w:t xml:space="preserve">memoria, P95 de 826 ms contra un criterio de 800 ms); a 1 000</w:t>
+      </w:r>
+      <w:r>
+        <w:t xml:space="preserve"> </w:t>
+      </w:r>
+      <w:r>
+        <w:t xml:space="preserve">conexiones el plano HTTP sigue sin fallar (0/64 706 peticiones) pero el canal</w:t>
+      </w:r>
+      <w:r>
+        <w:t xml:space="preserve"> </w:t>
+      </w:r>
+      <w:r>
+        <w:t xml:space="preserve">en tiempo real cruza su umbral de servicio (23.87 % de conexiones caídas,</w:t>
+      </w:r>
+      <w:r>
+        <w:t xml:space="preserve"> </w:t>
+      </w:r>
+      <w:r>
+        <w:t xml:space="preserve">establecimiento P95 de ~20 s). El punto de quiebre es real, está por debajo de</w:t>
+      </w:r>
+      <w:r>
+        <w:t xml:space="preserve"> </w:t>
+      </w:r>
+      <w:r>
+        <w:t xml:space="preserve">las 1 000 conexiones. Contra la hipótesis inicial, llegó por la calidad del</w:t>
+      </w:r>
+      <w:r>
+        <w:t xml:space="preserve"> </w:t>
+      </w:r>
+      <w:r>
+        <w:t xml:space="preserve">servicio de conexión, mediada por el acoplamiento entre el handshake y la capa</w:t>
+      </w:r>
+      <w:r>
+        <w:t xml:space="preserve"> </w:t>
+      </w:r>
+      <w:r>
+        <w:t xml:space="preserve">transaccional, con el peor servicio al 46.6 % de su límite de memoria.</w:t>
+      </w:r>
+      <w:r>
+        <w:t xml:space="preserve"> </w:t>
+      </w:r>
+      <w:r>
+        <w:t xml:space="preserve">Traducido al patrón de uso de la aplicación mediante la Ley de Little y bajo</w:t>
+      </w:r>
+      <w:r>
+        <w:t xml:space="preserve"> </w:t>
+      </w:r>
+      <w:r>
+        <w:t xml:space="preserve">supuestos declarados, el régimen de holgura medido equivale al</w:t>
+      </w:r>
+      <w:r>
+        <w:t xml:space="preserve"> </w:t>
+      </w:r>
+      <w:r>
+        <w:t xml:space="preserve">orden de 10³ usuarios activos diarios sostenidos durante el mes, una estimación</w:t>
+      </w:r>
+      <w:r>
+        <w:t xml:space="preserve"> </w:t>
+      </w:r>
+      <w:r>
+        <w:t xml:space="preserve">en la que convergen, de forma independiente, la concurrencia validada y la</w:t>
+      </w:r>
+      <w:r>
+        <w:t xml:space="preserve"> </w:t>
+      </w:r>
+      <w:r>
+        <w:t xml:space="preserve">cuota mensual de transferencia (§6).</w:t>
       </w:r>
     </w:p>
     <w:p>
@@ -4768,71 +6486,128 @@
         <w:pStyle w:val="BodyText"/>
       </w:pPr>
       <w:r>
-        <w:t xml:space="preserve">Los hallazgos de §5.4 sugieren que el costo operativo es parte del sistema y</w:t>
-      </w:r>
-      <w:r>
-        <w:t xml:space="preserve"> </w:t>
-      </w:r>
-      <w:r>
-        <w:t xml:space="preserve">que evaluar</w:t>
-      </w:r>
-      <w:r>
-        <w:t xml:space="preserve"> </w:t>
-      </w:r>
-      <w:r>
-        <w:t xml:space="preserve">“si la capa gratuita aguanta”</w:t>
-      </w:r>
-      <w:r>
-        <w:t xml:space="preserve"> </w:t>
-      </w:r>
-      <w:r>
-        <w:t xml:space="preserve">exige mirar más allá de RAM y</w:t>
-      </w:r>
-      <w:r>
-        <w:t xml:space="preserve"> </w:t>
-      </w:r>
-      <w:r>
-        <w:t xml:space="preserve">latencia: cuotas mensuales, pausas por inactividad y créditos de ráfaga</w:t>
-      </w:r>
-      <w:r>
-        <w:t xml:space="preserve"> </w:t>
-      </w:r>
-      <w:r>
-        <w:t xml:space="preserve">convierten la viabilidad en una función del patrón de uso y del historial de</w:t>
-      </w:r>
-      <w:r>
-        <w:t xml:space="preserve"> </w:t>
-      </w:r>
-      <w:r>
-        <w:t xml:space="preserve">consumo. Un sistema que sobrevive una prueba de carga puede quedar fuera de</w:t>
-      </w:r>
-      <w:r>
-        <w:t xml:space="preserve"> </w:t>
-      </w:r>
-      <w:r>
-        <w:t xml:space="preserve">línea por la factura de bytes de esa misma prueba, como le ocurrió a este</w:t>
-      </w:r>
-      <w:r>
-        <w:t xml:space="preserve"> </w:t>
-      </w:r>
-      <w:r>
-        <w:t xml:space="preserve">experimento, y una capa de datos recién restaurada no rinde igual una hora</w:t>
-      </w:r>
-      <w:r>
-        <w:t xml:space="preserve"> </w:t>
-      </w:r>
-      <w:r>
-        <w:t xml:space="preserve">después.</w:t>
-      </w:r>
-    </w:p>
-    <w:bookmarkEnd w:id="36"/>
-    <w:bookmarkStart w:id="37" w:name="amenazas-a-la-validez"/>
-    <w:p>
-      <w:pPr>
-        <w:pStyle w:val="Heading2"/>
-      </w:pPr>
-      <w:r>
-        <w:t xml:space="preserve">7. Amenazas a la validez</w:t>
+        <w:t xml:space="preserve">Esa respuesta técnica es necesaria pero no suficiente, porque la viabilidad de</w:t>
+      </w:r>
+      <w:r>
+        <w:t xml:space="preserve"> </w:t>
+      </w:r>
+      <w:r>
+        <w:t xml:space="preserve">la capa gratuita la terminan de definir sus reglas de operación. Este estudio</w:t>
+      </w:r>
+      <w:r>
+        <w:t xml:space="preserve"> </w:t>
+      </w:r>
+      <w:r>
+        <w:t xml:space="preserve">documentó con telemetría propia cuatro de ellas: la</w:t>
+      </w:r>
+      <w:r>
+        <w:t xml:space="preserve"> </w:t>
+      </w:r>
+      <w:r>
+        <w:t xml:space="preserve">cuota de egreso (mitigable con compresión, −89.6 % medido), la pausa por</w:t>
+      </w:r>
+      <w:r>
+        <w:t xml:space="preserve"> </w:t>
+      </w:r>
+      <w:r>
+        <w:t xml:space="preserve">inactividad de la capa de datos, los créditos de ráfaga de la instancia de base</w:t>
+      </w:r>
+      <w:r>
+        <w:t xml:space="preserve"> </w:t>
+      </w:r>
+      <w:r>
+        <w:t xml:space="preserve">de datos y la suspensión por inactividad de los servicios (arranques en frío de</w:t>
+      </w:r>
+      <w:r>
+        <w:t xml:space="preserve"> </w:t>
+      </w:r>
+      <w:r>
+        <w:t xml:space="preserve">10–14 s). Sus efectos incluyeron dejar fuera de línea al propio experimento.</w:t>
+      </w:r>
+      <w:r>
+        <w:t xml:space="preserve"> </w:t>
+      </w:r>
+      <w:r>
+        <w:t xml:space="preserve">Para equipos que consideren esta clase de despliegue, administrar estos</w:t>
+      </w:r>
+      <w:r>
+        <w:t xml:space="preserve"> </w:t>
+      </w:r>
+      <w:r>
+        <w:t xml:space="preserve">mecanismos forma parte del diseño desde el primer día.</w:t>
+      </w:r>
+    </w:p>
+    <w:p>
+      <w:pPr>
+        <w:pStyle w:val="BodyText"/>
+      </w:pPr>
+      <w:r>
+        <w:t xml:space="preserve">El trabajo deja además una lección de método. La telemetría del lado del</w:t>
+      </w:r>
+      <w:r>
+        <w:t xml:space="preserve"> </w:t>
+      </w:r>
+      <w:r>
+        <w:t xml:space="preserve">servidor no es opcional en estudios de carga sobre infraestructura compartida:</w:t>
+      </w:r>
+      <w:r>
+        <w:t xml:space="preserve"> </w:t>
+      </w:r>
+      <w:r>
+        <w:t xml:space="preserve">detectó que el piloto inicial medía un limitador de tasa y no la arquitectura,</w:t>
+      </w:r>
+      <w:r>
+        <w:t xml:space="preserve"> </w:t>
+      </w:r>
+      <w:r>
+        <w:t xml:space="preserve">con un 88 % de fallos aparentes, y permitió distinguir un colapso por inanición</w:t>
+      </w:r>
+      <w:r>
+        <w:t xml:space="preserve"> </w:t>
+      </w:r>
+      <w:r>
+        <w:t xml:space="preserve">de E/S, con la memoria al tope y la CPU ociosa, de un colapso por cómputo.</w:t>
+      </w:r>
+      <w:r>
+        <w:t xml:space="preserve"> </w:t>
+      </w:r>
+      <w:r>
+        <w:t xml:space="preserve">Ninguno de los dos diagnósticos era posible desde el cliente. El arnés completo (inyector, telemetría embebida de ~200 líneas</w:t>
+      </w:r>
+      <w:r>
+        <w:t xml:space="preserve"> </w:t>
+      </w:r>
+      <w:r>
+        <w:t xml:space="preserve">por servicio, orquestación y bitácora) es replicable a costo cero y se publica</w:t>
+      </w:r>
+      <w:r>
+        <w:t xml:space="preserve"> </w:t>
+      </w:r>
+      <w:r>
+        <w:t xml:space="preserve">junto con los datos crudos.</w:t>
+      </w:r>
+    </w:p>
+    <w:bookmarkStart w:id="43" w:name="recomendaciones-para-la-práctica"/>
+    <w:p>
+      <w:pPr>
+        <w:pStyle w:val="Heading3"/>
+      </w:pPr>
+      <w:r>
+        <w:t xml:space="preserve">8.1 Recomendaciones para la práctica</w:t>
+      </w:r>
+    </w:p>
+    <w:p>
+      <w:pPr>
+        <w:pStyle w:val="FirstParagraph"/>
+      </w:pPr>
+      <w:r>
+        <w:t xml:space="preserve">Las recomendaciones van ordenadas por la relación entre costo y beneficio que</w:t>
+      </w:r>
+      <w:r>
+        <w:t xml:space="preserve"> </w:t>
+      </w:r>
+      <w:r>
+        <w:t xml:space="preserve">este estudio pudo medir, no por la que suele suponerse.</w:t>
       </w:r>
     </w:p>
     <w:p>
@@ -4848,31 +6623,31 @@
           <w:b/>
           <w:bCs/>
         </w:rPr>
-        <w:t xml:space="preserve">Constructo (carga de un solo usuario):</w:t>
-      </w:r>
-      <w:r>
-        <w:t xml:space="preserve"> </w:t>
-      </w:r>
-      <w:r>
-        <w:t xml:space="preserve">todos los VUs se autentican con la</w:t>
-      </w:r>
-      <w:r>
-        <w:t xml:space="preserve"> </w:t>
-      </w:r>
-      <w:r>
-        <w:t xml:space="preserve">misma cuenta; los patrones de consulta y caché de base de datos no representan</w:t>
-      </w:r>
-      <w:r>
-        <w:t xml:space="preserve"> </w:t>
-      </w:r>
-      <w:r>
-        <w:t xml:space="preserve">a miles de usuarios distintos. El límite de tasa por usuario se elevó por</w:t>
-      </w:r>
-      <w:r>
-        <w:t xml:space="preserve"> </w:t>
-      </w:r>
-      <w:r>
-        <w:t xml:space="preserve">configuración durante las corridas (§4.6), documentando los valores.</w:t>
+        <w:t xml:space="preserve">Comprimir las respuestas antes que cualquier otra optimización.</w:t>
+      </w:r>
+      <w:r>
+        <w:t xml:space="preserve"> </w:t>
+      </w:r>
+      <w:r>
+        <w:t xml:space="preserve">Es la</w:t>
+      </w:r>
+      <w:r>
+        <w:t xml:space="preserve"> </w:t>
+      </w:r>
+      <w:r>
+        <w:t xml:space="preserve">única mitigación cuyo efecto se midió de forma directa, un 89.6 % menos de</w:t>
+      </w:r>
+      <w:r>
+        <w:t xml:space="preserve"> </w:t>
+      </w:r>
+      <w:r>
+        <w:t xml:space="preserve">bytes en el cable, y ataca la restricción que dejó el sistema fuera de línea</w:t>
+      </w:r>
+      <w:r>
+        <w:t xml:space="preserve"> </w:t>
+      </w:r>
+      <w:r>
+        <w:t xml:space="preserve">(§5.4.1).</w:t>
       </w:r>
     </w:p>
     <w:p>
@@ -4888,49 +6663,28 @@
           <w:b/>
           <w:bCs/>
         </w:rPr>
-        <w:t xml:space="preserve">Interna (ruido de la plataforma):</w:t>
-      </w:r>
-      <w:r>
-        <w:t xml:space="preserve"> </w:t>
-      </w:r>
-      <w:r>
-        <w:t xml:space="preserve">en capa gratuita los recursos son</w:t>
-      </w:r>
-      <w:r>
-        <w:t xml:space="preserve"> </w:t>
-      </w:r>
-      <w:r>
-        <w:t xml:space="preserve">compartidos con inquilinos desconocidos (</w:t>
-      </w:r>
-      <w:r>
-        <w:t xml:space="preserve">“vecinos ruidosos”</w:t>
-      </w:r>
-      <w:r>
-        <w:t xml:space="preserve">); se mitiga con</w:t>
-      </w:r>
-      <w:r>
-        <w:t xml:space="preserve"> </w:t>
-      </w:r>
-      <w:r>
-        <w:t xml:space="preserve">3 repeticiones por nivel en ventanas horarias similares y reportando</w:t>
-      </w:r>
-      <w:r>
-        <w:t xml:space="preserve"> </w:t>
-      </w:r>
-      <w:r>
-        <w:t xml:space="preserve">la dispersión junto con los promedios. Errores transitorios del borde</w:t>
-      </w:r>
-      <w:r>
-        <w:t xml:space="preserve"> </w:t>
-      </w:r>
-      <w:r>
-        <w:t xml:space="preserve">(Cloudflare 520/502) se observaron a razón de ~1/40 peticiones incluso en</w:t>
-      </w:r>
-      <w:r>
-        <w:t xml:space="preserve"> </w:t>
-      </w:r>
-      <w:r>
-        <w:t xml:space="preserve">reposo.</w:t>
+        <w:t xml:space="preserve">Desacoplar la verificación de membresía del handshake WebSocket</w:t>
+      </w:r>
+      <w:r>
+        <w:t xml:space="preserve">, con caché</w:t>
+      </w:r>
+      <w:r>
+        <w:t xml:space="preserve"> </w:t>
+      </w:r>
+      <w:r>
+        <w:t xml:space="preserve">con expiración o con un token firmado de sala. Es el mecanismo identificado</w:t>
+      </w:r>
+      <w:r>
+        <w:t xml:space="preserve"> </w:t>
+      </w:r>
+      <w:r>
+        <w:t xml:space="preserve">del quiebre (§6) y explica que un servicio de tiempo real sano entregara 87 %</w:t>
+      </w:r>
+      <w:r>
+        <w:t xml:space="preserve"> </w:t>
+      </w:r>
+      <w:r>
+        <w:t xml:space="preserve">de fallos por una capa transaccional bloqueada.</w:t>
       </w:r>
     </w:p>
     <w:p>
@@ -4946,31 +6700,39 @@
           <w:b/>
           <w:bCs/>
         </w:rPr>
-        <w:t xml:space="preserve">Externa (generalización):</w:t>
-      </w:r>
-      <w:r>
-        <w:t xml:space="preserve"> </w:t>
-      </w:r>
-      <w:r>
-        <w:t xml:space="preserve">es un estudio de caso de un sistema (Go +</w:t>
-      </w:r>
-      <w:r>
-        <w:t xml:space="preserve"> </w:t>
-      </w:r>
-      <w:r>
-        <w:t xml:space="preserve">Render + Supabase); los hallazgos informan sobre esta clase de arquitectura,</w:t>
-      </w:r>
-      <w:r>
-        <w:t xml:space="preserve"> </w:t>
-      </w:r>
-      <w:r>
-        <w:t xml:space="preserve">no sobre cualquier PaaS gratuita. La replicabilidad se apoya en el artefacto</w:t>
-      </w:r>
-      <w:r>
-        <w:t xml:space="preserve"> </w:t>
-      </w:r>
-      <w:r>
-        <w:t xml:space="preserve">publicado.</w:t>
+        <w:t xml:space="preserve">Tratar el ciclo de la capa de datos como decisión de diseño, no como detalle</w:t>
+      </w:r>
+      <w:r>
+        <w:rPr>
+          <w:b/>
+          <w:bCs/>
+        </w:rPr>
+        <w:t xml:space="preserve"> </w:t>
+      </w:r>
+      <w:r>
+        <w:rPr>
+          <w:b/>
+          <w:bCs/>
+        </w:rPr>
+        <w:t xml:space="preserve">de operación.</w:t>
+      </w:r>
+      <w:r>
+        <w:t xml:space="preserve"> </w:t>
+      </w:r>
+      <w:r>
+        <w:t xml:space="preserve">Los créditos de ráfaga hacen que el mismo sistema rinda</w:t>
+      </w:r>
+      <w:r>
+        <w:t xml:space="preserve"> </w:t>
+      </w:r>
+      <w:r>
+        <w:t xml:space="preserve">distinto según su historial de consumo (§5.4.3), así que dejarlo al azar de la</w:t>
+      </w:r>
+      <w:r>
+        <w:t xml:space="preserve"> </w:t>
+      </w:r>
+      <w:r>
+        <w:t xml:space="preserve">operación deja el rendimiento al azar.</w:t>
       </w:r>
     </w:p>
     <w:p>
@@ -4986,294 +6748,41 @@
           <w:b/>
           <w:bCs/>
         </w:rPr>
-        <w:t xml:space="preserve">Instrumento (inyector único):</w:t>
-      </w:r>
-      <w:r>
-        <w:t xml:space="preserve"> </w:t>
-      </w:r>
-      <w:r>
-        <w:t xml:space="preserve">k6 corre desde una sola máquina/red; el</w:t>
-      </w:r>
-      <w:r>
-        <w:t xml:space="preserve"> </w:t>
-      </w:r>
-      <w:r>
-        <w:t xml:space="preserve">ancho de banda del inyector podría haber sido cuello de botella en los</w:t>
-      </w:r>
-      <w:r>
-        <w:t xml:space="preserve"> </w:t>
-      </w:r>
-      <w:r>
-        <w:t xml:space="preserve">niveles altos, que finalmente no se ejecutaron.</w:t>
-      </w:r>
-    </w:p>
-    <w:p>
-      <w:pPr>
-        <w:pStyle w:val="Compact"/>
-        <w:numPr>
-          <w:ilvl w:val="0"/>
-          <w:numId w:val="1007"/>
-        </w:numPr>
-      </w:pPr>
-      <w:r>
-        <w:rPr>
-          <w:b/>
-          <w:bCs/>
-        </w:rPr>
-        <w:t xml:space="preserve">Instrumento (definición de las métricas del canal en vivo):</w:t>
-      </w:r>
-      <w:r>
-        <w:t xml:space="preserve"> </w:t>
-      </w:r>
-      <w:r>
-        <w:t xml:space="preserve">dos decisiones</w:t>
-      </w:r>
-      <w:r>
-        <w:t xml:space="preserve"> </w:t>
-      </w:r>
-      <w:r>
-        <w:t xml:space="preserve">del inyector sesgan los resultados del plano WebSocket hacia la subestimación.</w:t>
-      </w:r>
-      <w:r>
-        <w:t xml:space="preserve"> </w:t>
-      </w:r>
-      <w:r>
-        <w:t xml:space="preserve">El tiempo de establecimiento se registra sólo cuando el socket alcanza el</w:t>
-      </w:r>
-      <w:r>
-        <w:t xml:space="preserve"> </w:t>
-      </w:r>
-      <w:r>
-        <w:t xml:space="preserve">estado abierto, de modo que los 19 974 ms del nivel 1 000 describen a las</w:t>
-      </w:r>
-      <w:r>
-        <w:t xml:space="preserve"> </w:t>
-      </w:r>
-      <w:r>
-        <w:t xml:space="preserve">conexiones que sí se establecieron y excluyen al 23.87 % que no lo consiguió.</w:t>
-      </w:r>
-      <w:r>
-        <w:t xml:space="preserve"> </w:t>
-      </w:r>
-      <w:r>
-        <w:t xml:space="preserve">La tasa de caídas acumula una observación al abrir la conexión y otra al</w:t>
-      </w:r>
-      <w:r>
-        <w:t xml:space="preserve"> </w:t>
-      </w:r>
-      <w:r>
-        <w:t xml:space="preserve">fallar, por lo que una misma sesión puede aportar dos entradas al denominador</w:t>
-      </w:r>
-      <w:r>
-        <w:t xml:space="preserve"> </w:t>
-      </w:r>
-      <w:r>
-        <w:t xml:space="preserve">y el 23.87 % queda por debajo de la proporción real de sesiones caídas. Ambos</w:t>
-      </w:r>
-      <w:r>
-        <w:t xml:space="preserve"> </w:t>
-      </w:r>
-      <w:r>
-        <w:t xml:space="preserve">sesgos operan en la misma dirección: el deterioro reportado es un piso del</w:t>
-      </w:r>
-      <w:r>
-        <w:t xml:space="preserve"> </w:t>
-      </w:r>
-      <w:r>
-        <w:t xml:space="preserve">deterioro real, no un techo.</w:t>
-      </w:r>
-    </w:p>
-    <w:p>
-      <w:pPr>
-        <w:pStyle w:val="Compact"/>
-        <w:numPr>
-          <w:ilvl w:val="0"/>
-          <w:numId w:val="1007"/>
-        </w:numPr>
-      </w:pPr>
-      <w:r>
-        <w:rPr>
-          <w:b/>
-          <w:bCs/>
-        </w:rPr>
-        <w:t xml:space="preserve">Alcance (niveles 2 500 y 5 000 no ejecutados):</w:t>
-      </w:r>
-      <w:r>
-        <w:t xml:space="preserve"> </w:t>
-      </w:r>
-      <w:r>
-        <w:t xml:space="preserve">el diseño contemplaba</w:t>
-      </w:r>
-      <w:r>
-        <w:t xml:space="preserve"> </w:t>
-      </w:r>
-      <w:r>
-        <w:t xml:space="preserve">cuatro niveles; las restricciones operativas de la capa gratuita (§5.4)</w:t>
-      </w:r>
-      <w:r>
-        <w:t xml:space="preserve"> </w:t>
-      </w:r>
-      <w:r>
-        <w:t xml:space="preserve">agotaron la ventana experimental antes de completarlos. El punto de quiebre</w:t>
-      </w:r>
-      <w:r>
-        <w:t xml:space="preserve"> </w:t>
-      </w:r>
-      <w:r>
-        <w:t xml:space="preserve">quedó localizado en el nivel 1 000, por lo que los niveles superiores</w:t>
-      </w:r>
-      <w:r>
-        <w:t xml:space="preserve"> </w:t>
-      </w:r>
-      <w:r>
-        <w:t xml:space="preserve">habrían caracterizado el comportamiento posterior al quiebre (incluida la</w:t>
-      </w:r>
-      <w:r>
-        <w:t xml:space="preserve"> </w:t>
-      </w:r>
-      <w:r>
-        <w:t xml:space="preserve">búsqueda del OOM), no la existencia del quiebre. Se declaran como trabajo</w:t>
-      </w:r>
-      <w:r>
-        <w:t xml:space="preserve"> </w:t>
-      </w:r>
-      <w:r>
-        <w:t xml:space="preserve">futuro.</w:t>
-      </w:r>
-    </w:p>
-    <w:p>
-      <w:pPr>
-        <w:pStyle w:val="Compact"/>
-        <w:numPr>
-          <w:ilvl w:val="0"/>
-          <w:numId w:val="1007"/>
-        </w:numPr>
-      </w:pPr>
-      <w:r>
-        <w:rPr>
-          <w:b/>
-          <w:bCs/>
-        </w:rPr>
-        <w:t xml:space="preserve">Exclusiones documentadas:</w:t>
-      </w:r>
-      <w:r>
-        <w:t xml:space="preserve"> </w:t>
-      </w:r>
-      <w:r>
-        <w:t xml:space="preserve">tres corridas de re-validación sobre un</w:t>
-      </w:r>
-      <w:r>
-        <w:t xml:space="preserve"> </w:t>
-      </w:r>
-      <w:r>
-        <w:t xml:space="preserve">segundo despliegue (2026-07-13) se excluyeron del dataset por criterios</w:t>
-      </w:r>
-      <w:r>
-        <w:t xml:space="preserve"> </w:t>
-      </w:r>
-      <w:r>
-        <w:t xml:space="preserve">predefinidos (fallo del inyector local en una; estado no representativo de</w:t>
-      </w:r>
-      <w:r>
-        <w:t xml:space="preserve"> </w:t>
-      </w:r>
-      <w:r>
-        <w:t xml:space="preserve">la capa de datos en dos, §5.4.3). Las exclusiones y su evidencia constan en</w:t>
-      </w:r>
-      <w:r>
-        <w:t xml:space="preserve"> </w:t>
-      </w:r>
-      <w:r>
-        <w:t xml:space="preserve">la bitácora del experimento (</w:t>
-      </w:r>
-      <w:r>
-        <w:rPr>
-          <w:rStyle w:val="VerbatimChar"/>
-        </w:rPr>
-        <w:t xml:space="preserve">matriz.log</w:t>
-      </w:r>
-      <w:r>
-        <w:t xml:space="preserve">), decididas por causa asignable y</w:t>
-      </w:r>
-      <w:r>
-        <w:t xml:space="preserve"> </w:t>
-      </w:r>
-      <w:r>
-        <w:t xml:space="preserve">no por el valor de las métricas.</w:t>
-      </w:r>
-    </w:p>
-    <w:p>
-      <w:pPr>
-        <w:pStyle w:val="Compact"/>
-        <w:numPr>
-          <w:ilvl w:val="0"/>
-          <w:numId w:val="1007"/>
-        </w:numPr>
-      </w:pPr>
-      <w:r>
-        <w:rPr>
-          <w:b/>
-          <w:bCs/>
-        </w:rPr>
-        <w:t xml:space="preserve">Estimación de usuarios (dependiente de supuestos):</w:t>
-      </w:r>
-      <w:r>
-        <w:t xml:space="preserve"> </w:t>
-      </w:r>
-      <w:r>
-        <w:t xml:space="preserve">la traducción a</w:t>
-      </w:r>
-      <w:r>
-        <w:t xml:space="preserve"> </w:t>
-      </w:r>
-      <w:r>
-        <w:t xml:space="preserve">usuarios activos diarios (§6) aplica la Ley de Little sobre la concurrencia</w:t>
-      </w:r>
-      <w:r>
-        <w:t xml:space="preserve"> </w:t>
-      </w:r>
-      <w:r>
-        <w:t xml:space="preserve">medida, con supuestos declarados de duración de sesión, sesiones por día y</w:t>
-      </w:r>
-      <w:r>
-        <w:t xml:space="preserve"> </w:t>
-      </w:r>
-      <w:r>
-        <w:t xml:space="preserve">concentración pico que no fueron medidos sobre usuarios reales. Es una</w:t>
-      </w:r>
-      <w:r>
-        <w:t xml:space="preserve"> </w:t>
-      </w:r>
-      <w:r>
-        <w:t xml:space="preserve">estimación de orden de magnitud para planeación, no un resultado</w:t>
-      </w:r>
-      <w:r>
-        <w:t xml:space="preserve"> </w:t>
-      </w:r>
-      <w:r>
-        <w:t xml:space="preserve">experimental; variar los supuestos dentro de rangos plausibles la mueve</w:t>
-      </w:r>
-      <w:r>
-        <w:t xml:space="preserve"> </w:t>
-      </w:r>
-      <w:r>
-        <w:t xml:space="preserve">entre ~10³ y ~10⁴ UAD por el lado de concurrencia, y la cota de egreso</w:t>
-      </w:r>
-      <w:r>
-        <w:t xml:space="preserve"> </w:t>
-      </w:r>
-      <w:r>
-        <w:t xml:space="preserve">(independiente) la regresa al orden de 10³.</w:t>
-      </w:r>
-    </w:p>
-    <w:bookmarkEnd w:id="37"/>
-    <w:bookmarkStart w:id="38" w:name="conclusiones-y-trabajo-futuro"/>
-    <w:p>
-      <w:pPr>
-        <w:pStyle w:val="Heading2"/>
-      </w:pPr>
-      <w:r>
-        <w:t xml:space="preserve">8. Conclusiones y trabajo futuro</w:t>
+        <w:t xml:space="preserve">Presupuestar el arranque en frío dentro de la experiencia de usuario.</w:t>
+      </w:r>
+      <w:r>
+        <w:t xml:space="preserve"> </w:t>
+      </w:r>
+      <w:r>
+        <w:t xml:space="preserve">Los</w:t>
+      </w:r>
+      <w:r>
+        <w:t xml:space="preserve"> </w:t>
+      </w:r>
+      <w:r>
+        <w:t xml:space="preserve">30 a 60 s de percepción de caída (§5.3) pesan más sobre un usuario real que</w:t>
+      </w:r>
+      <w:r>
+        <w:t xml:space="preserve"> </w:t>
+      </w:r>
+      <w:r>
+        <w:t xml:space="preserve">los 200 ms de diferencia en el P95, y se atienden con despertar en cascada y</w:t>
+      </w:r>
+      <w:r>
+        <w:t xml:space="preserve"> </w:t>
+      </w:r>
+      <w:r>
+        <w:t xml:space="preserve">un pinger externo.</w:t>
+      </w:r>
+    </w:p>
+    <w:bookmarkEnd w:id="43"/>
+    <w:bookmarkStart w:id="44" w:name="trabajo-futuro"/>
+    <w:p>
+      <w:pPr>
+        <w:pStyle w:val="Heading3"/>
+      </w:pPr>
+      <w:r>
+        <w:t xml:space="preserve">8.2 Trabajo futuro</w:t>
       </w:r>
     </w:p>
     <w:p>
@@ -5281,216 +6790,6 @@
         <w:pStyle w:val="FirstParagraph"/>
       </w:pPr>
       <w:r>
-        <w:t xml:space="preserve">Una arquitectura de microservicios en Go fragmentada en cuatro cuentas de la</w:t>
-      </w:r>
-      <w:r>
-        <w:t xml:space="preserve"> </w:t>
-      </w:r>
-      <w:r>
-        <w:t xml:space="preserve">capa gratuita de Render sí sostiene tráfico concurrente con procesamiento en</w:t>
-      </w:r>
-      <w:r>
-        <w:t xml:space="preserve"> </w:t>
-      </w:r>
-      <w:r>
-        <w:t xml:space="preserve">tiempo real, y esa es la respuesta a la pregunta de investigación, con</w:t>
-      </w:r>
-      <w:r>
-        <w:t xml:space="preserve"> </w:t>
-      </w:r>
-      <w:r>
-        <w:t xml:space="preserve">un límite medido: a 100 conexiones concurrentes cumple todos sus criterios de</w:t>
-      </w:r>
-      <w:r>
-        <w:t xml:space="preserve"> </w:t>
-      </w:r>
-      <w:r>
-        <w:t xml:space="preserve">servicio salvo el de latencia, que roza su línea (0 % de errores, ≤ 10.1 % de la</w:t>
-      </w:r>
-      <w:r>
-        <w:t xml:space="preserve"> </w:t>
-      </w:r>
-      <w:r>
-        <w:t xml:space="preserve">memoria, P95 de 826 ms contra un criterio de 800 ms); a 1 000</w:t>
-      </w:r>
-      <w:r>
-        <w:t xml:space="preserve"> </w:t>
-      </w:r>
-      <w:r>
-        <w:t xml:space="preserve">conexiones el plano HTTP sigue sin fallar (0/64 706 peticiones) pero el canal</w:t>
-      </w:r>
-      <w:r>
-        <w:t xml:space="preserve"> </w:t>
-      </w:r>
-      <w:r>
-        <w:t xml:space="preserve">en tiempo real cruza su umbral de servicio (23.87 % de conexiones caídas,</w:t>
-      </w:r>
-      <w:r>
-        <w:t xml:space="preserve"> </w:t>
-      </w:r>
-      <w:r>
-        <w:t xml:space="preserve">establecimiento P95 de ~20 s). El punto de quiebre es real, está por debajo de</w:t>
-      </w:r>
-      <w:r>
-        <w:t xml:space="preserve"> </w:t>
-      </w:r>
-      <w:r>
-        <w:t xml:space="preserve">las 1 000 conexiones. Contra la hipótesis inicial, llegó por la calidad del</w:t>
-      </w:r>
-      <w:r>
-        <w:t xml:space="preserve"> </w:t>
-      </w:r>
-      <w:r>
-        <w:t xml:space="preserve">servicio de conexión, mediada por el acoplamiento entre el handshake y la capa</w:t>
-      </w:r>
-      <w:r>
-        <w:t xml:space="preserve"> </w:t>
-      </w:r>
-      <w:r>
-        <w:t xml:space="preserve">transaccional, con el peor servicio al 46.6 % de su límite de memoria.</w:t>
-      </w:r>
-      <w:r>
-        <w:t xml:space="preserve"> </w:t>
-      </w:r>
-      <w:r>
-        <w:t xml:space="preserve">Traducido al patrón de uso de la aplicación mediante la Ley de Little y bajo</w:t>
-      </w:r>
-      <w:r>
-        <w:t xml:space="preserve"> </w:t>
-      </w:r>
-      <w:r>
-        <w:t xml:space="preserve">supuestos declarados, el régimen de holgura medido equivale al</w:t>
-      </w:r>
-      <w:r>
-        <w:t xml:space="preserve"> </w:t>
-      </w:r>
-      <w:r>
-        <w:t xml:space="preserve">orden de 10³ usuarios activos diarios sostenidos durante el mes, una estimación</w:t>
-      </w:r>
-      <w:r>
-        <w:t xml:space="preserve"> </w:t>
-      </w:r>
-      <w:r>
-        <w:t xml:space="preserve">en la que convergen, de forma independiente, la concurrencia validada y la</w:t>
-      </w:r>
-      <w:r>
-        <w:t xml:space="preserve"> </w:t>
-      </w:r>
-      <w:r>
-        <w:t xml:space="preserve">cuota mensual de transferencia (§6).</w:t>
-      </w:r>
-    </w:p>
-    <w:p>
-      <w:pPr>
-        <w:pStyle w:val="BodyText"/>
-      </w:pPr>
-      <w:r>
-        <w:t xml:space="preserve">Esa respuesta técnica es necesaria pero no suficiente, porque la viabilidad de</w:t>
-      </w:r>
-      <w:r>
-        <w:t xml:space="preserve"> </w:t>
-      </w:r>
-      <w:r>
-        <w:t xml:space="preserve">la capa gratuita la terminan de definir sus reglas de operación. Este estudio</w:t>
-      </w:r>
-      <w:r>
-        <w:t xml:space="preserve"> </w:t>
-      </w:r>
-      <w:r>
-        <w:t xml:space="preserve">documentó con telemetría propia cuatro de ellas: la</w:t>
-      </w:r>
-      <w:r>
-        <w:t xml:space="preserve"> </w:t>
-      </w:r>
-      <w:r>
-        <w:t xml:space="preserve">cuota de egreso (mitigable con compresión, −89.6 % medido), la pausa por</w:t>
-      </w:r>
-      <w:r>
-        <w:t xml:space="preserve"> </w:t>
-      </w:r>
-      <w:r>
-        <w:t xml:space="preserve">inactividad de la capa de datos, los créditos de ráfaga de la instancia de base</w:t>
-      </w:r>
-      <w:r>
-        <w:t xml:space="preserve"> </w:t>
-      </w:r>
-      <w:r>
-        <w:t xml:space="preserve">de datos y la suspensión por inactividad de los servicios (arranques en frío de</w:t>
-      </w:r>
-      <w:r>
-        <w:t xml:space="preserve"> </w:t>
-      </w:r>
-      <w:r>
-        <w:t xml:space="preserve">10–14 s). Sus efectos incluyeron dejar fuera de línea al propio experimento.</w:t>
-      </w:r>
-      <w:r>
-        <w:t xml:space="preserve"> </w:t>
-      </w:r>
-      <w:r>
-        <w:t xml:space="preserve">Para equipos que consideren esta clase de despliegue, administrar estos</w:t>
-      </w:r>
-      <w:r>
-        <w:t xml:space="preserve"> </w:t>
-      </w:r>
-      <w:r>
-        <w:t xml:space="preserve">mecanismos forma parte del diseño desde el primer día.</w:t>
-      </w:r>
-    </w:p>
-    <w:p>
-      <w:pPr>
-        <w:pStyle w:val="BodyText"/>
-      </w:pPr>
-      <w:r>
-        <w:t xml:space="preserve">El trabajo deja además una lección de método. La telemetría del lado del</w:t>
-      </w:r>
-      <w:r>
-        <w:t xml:space="preserve"> </w:t>
-      </w:r>
-      <w:r>
-        <w:t xml:space="preserve">servidor no es opcional en estudios de carga sobre infraestructura compartida:</w:t>
-      </w:r>
-      <w:r>
-        <w:t xml:space="preserve"> </w:t>
-      </w:r>
-      <w:r>
-        <w:t xml:space="preserve">detectó que el piloto inicial medía un limitador de tasa y no la arquitectura,</w:t>
-      </w:r>
-      <w:r>
-        <w:t xml:space="preserve"> </w:t>
-      </w:r>
-      <w:r>
-        <w:t xml:space="preserve">con un 88 % de fallos aparentes, y permitió distinguir un colapso por inanición</w:t>
-      </w:r>
-      <w:r>
-        <w:t xml:space="preserve"> </w:t>
-      </w:r>
-      <w:r>
-        <w:t xml:space="preserve">de E/S, con la memoria al tope y la CPU ociosa, de un colapso por cómputo.</w:t>
-      </w:r>
-      <w:r>
-        <w:t xml:space="preserve"> </w:t>
-      </w:r>
-      <w:r>
-        <w:t xml:space="preserve">Ninguno de los dos diagnósticos era posible desde el cliente. El arnés completo (inyector, telemetría embebida de ~200 líneas</w:t>
-      </w:r>
-      <w:r>
-        <w:t xml:space="preserve"> </w:t>
-      </w:r>
-      <w:r>
-        <w:t xml:space="preserve">por servicio, orquestación y bitácora) es replicable a costo cero y se publica</w:t>
-      </w:r>
-      <w:r>
-        <w:t xml:space="preserve"> </w:t>
-      </w:r>
-      <w:r>
-        <w:t xml:space="preserve">junto con los datos crudos.</w:t>
-      </w:r>
-    </w:p>
-    <w:p>
-      <w:pPr>
-        <w:pStyle w:val="BodyText"/>
-      </w:pPr>
-      <w:r>
         <w:t xml:space="preserve">Quedan cuatro líneas abiertas. (1) Caracterizar el comportamiento posterior al quiebre en</w:t>
       </w:r>
       <w:r>
@@ -5536,8 +6835,9 @@
         <w:t xml:space="preserve">costo de la fragmentación del costo del free tier.</w:t>
       </w:r>
     </w:p>
-    <w:bookmarkEnd w:id="38"/>
-    <w:bookmarkStart w:id="39" w:name="disponibilidad-de-datos-y-código"/>
+    <w:bookmarkEnd w:id="44"/>
+    <w:bookmarkEnd w:id="45"/>
+    <w:bookmarkStart w:id="46" w:name="disponibilidad-de-datos-y-código"/>
     <w:p>
       <w:pPr>
         <w:pStyle w:val="Heading2"/>
@@ -5630,8 +6930,8 @@
         <w:t xml:space="preserve">.</w:t>
       </w:r>
     </w:p>
-    <w:bookmarkEnd w:id="39"/>
-    <w:bookmarkStart w:id="40" w:name="referencias"/>
+    <w:bookmarkEnd w:id="46"/>
+    <w:bookmarkStart w:id="47" w:name="referencias"/>
     <w:p>
       <w:pPr>
         <w:pStyle w:val="Heading2"/>
@@ -5745,7 +7045,13 @@
         </w:numPr>
       </w:pPr>
       <w:r>
-        <w:t xml:space="preserve">Grafana Labs. (2026).</w:t>
+        <w:t xml:space="preserve">Georges, A., Buytaert, D., &amp; Eeckhout, L. (2007). Statistically rigorous Java</w:t>
+      </w:r>
+      <w:r>
+        <w:t xml:space="preserve"> </w:t>
+      </w:r>
+      <w:r>
+        <w:t xml:space="preserve">performance evaluation.</w:t>
       </w:r>
       <w:r>
         <w:t xml:space="preserve"> </w:t>
@@ -5755,10 +7061,30 @@
           <w:i/>
           <w:iCs/>
         </w:rPr>
-        <w:t xml:space="preserve">k6 documentation</w:t>
-      </w:r>
-      <w:r>
-        <w:t xml:space="preserve">. https://grafana.com/docs/k6/</w:t>
+        <w:t xml:space="preserve">Proceedings of the 22nd Annual ACM SIGPLAN Conference</w:t>
+      </w:r>
+      <w:r>
+        <w:rPr>
+          <w:i/>
+          <w:iCs/>
+        </w:rPr>
+        <w:t xml:space="preserve"> </w:t>
+      </w:r>
+      <w:r>
+        <w:rPr>
+          <w:i/>
+          <w:iCs/>
+        </w:rPr>
+        <w:t xml:space="preserve">on Object-Oriented Programming Systems, Languages and Applications</w:t>
+      </w:r>
+      <w:r>
+        <w:t xml:space="preserve">, 57–76.</w:t>
+      </w:r>
+      <w:r>
+        <w:t xml:space="preserve"> </w:t>
+      </w:r>
+      <w:r>
+        <w:t xml:space="preserve">https://doi.org/10.1145/1297027.1297033</w:t>
       </w:r>
     </w:p>
     <w:p>
@@ -5770,19 +7096,7 @@
         </w:numPr>
       </w:pPr>
       <w:r>
-        <w:t xml:space="preserve">Lemos, E., Oliveira, R., Rodrigues, J., &amp; Oliveira Neto, R. F. (2025). Deep</w:t>
-      </w:r>
-      <w:r>
-        <w:t xml:space="preserve"> </w:t>
-      </w:r>
-      <w:r>
-        <w:t xml:space="preserve">learning model deployment in multiple cloud providers: An exploratory study</w:t>
-      </w:r>
-      <w:r>
-        <w:t xml:space="preserve"> </w:t>
-      </w:r>
-      <w:r>
-        <w:t xml:space="preserve">using low computing power environments.</w:t>
+        <w:t xml:space="preserve">Grafana Labs. (2026).</w:t>
       </w:r>
       <w:r>
         <w:t xml:space="preserve"> </w:t>
@@ -5792,16 +7106,10 @@
           <w:i/>
           <w:iCs/>
         </w:rPr>
-        <w:t xml:space="preserve">arXiv</w:t>
-      </w:r>
-      <w:r>
-        <w:t xml:space="preserve">.</w:t>
-      </w:r>
-      <w:r>
-        <w:t xml:space="preserve"> </w:t>
-      </w:r>
-      <w:r>
-        <w:t xml:space="preserve">https://arxiv.org/abs/2503.23988</w:t>
+        <w:t xml:space="preserve">k6 documentation</w:t>
+      </w:r>
+      <w:r>
+        <w:t xml:space="preserve">. https://grafana.com/docs/k6/</w:t>
       </w:r>
     </w:p>
     <w:p>
@@ -5813,7 +7121,13 @@
         </w:numPr>
       </w:pPr>
       <w:r>
-        <w:t xml:space="preserve">Little, J. D. C. (1961). A proof for the queuing formula: L = λW.</w:t>
+        <w:t xml:space="preserve">Leitner, P., &amp; Cito, J. (2016). Patterns in the chaos—A study of performance</w:t>
+      </w:r>
+      <w:r>
+        <w:t xml:space="preserve"> </w:t>
+      </w:r>
+      <w:r>
+        <w:t xml:space="preserve">variation and predictability in public IaaS clouds.</w:t>
       </w:r>
       <w:r>
         <w:t xml:space="preserve"> </w:t>
@@ -5823,10 +7137,24 @@
           <w:i/>
           <w:iCs/>
         </w:rPr>
-        <w:t xml:space="preserve">Operations Research, 9</w:t>
-      </w:r>
-      <w:r>
-        <w:t xml:space="preserve">(3), 383–387. https://doi.org/10.1287/opre.9.3.383</w:t>
+        <w:t xml:space="preserve">ACM Transactions on</w:t>
+      </w:r>
+      <w:r>
+        <w:rPr>
+          <w:i/>
+          <w:iCs/>
+        </w:rPr>
+        <w:t xml:space="preserve"> </w:t>
+      </w:r>
+      <w:r>
+        <w:rPr>
+          <w:i/>
+          <w:iCs/>
+        </w:rPr>
+        <w:t xml:space="preserve">Internet Technology, 16</w:t>
+      </w:r>
+      <w:r>
+        <w:t xml:space="preserve">(3), 1–23. https://doi.org/10.1145/2885497</w:t>
       </w:r>
     </w:p>
     <w:p>
@@ -5838,7 +7166,19 @@
         </w:numPr>
       </w:pPr>
       <w:r>
-        <w:t xml:space="preserve">Newman, S. (2021).</w:t>
+        <w:t xml:space="preserve">Lemos, E., Oliveira, R., Rodrigues, J., &amp; Oliveira Neto, R. F. (2025). Deep</w:t>
+      </w:r>
+      <w:r>
+        <w:t xml:space="preserve"> </w:t>
+      </w:r>
+      <w:r>
+        <w:t xml:space="preserve">learning model deployment in multiple cloud providers: An exploratory study</w:t>
+      </w:r>
+      <w:r>
+        <w:t xml:space="preserve"> </w:t>
+      </w:r>
+      <w:r>
+        <w:t xml:space="preserve">using low computing power environments.</w:t>
       </w:r>
       <w:r>
         <w:t xml:space="preserve"> </w:t>
@@ -5848,13 +7188,16 @@
           <w:i/>
           <w:iCs/>
         </w:rPr>
-        <w:t xml:space="preserve">Building microservices</w:t>
-      </w:r>
-      <w:r>
-        <w:t xml:space="preserve"> </w:t>
-      </w:r>
-      <w:r>
-        <w:t xml:space="preserve">(2.ª ed.). O’Reilly Media.</w:t>
+        <w:t xml:space="preserve">arXiv</w:t>
+      </w:r>
+      <w:r>
+        <w:t xml:space="preserve">.</w:t>
+      </w:r>
+      <w:r>
+        <w:t xml:space="preserve"> </w:t>
+      </w:r>
+      <w:r>
+        <w:t xml:space="preserve">https://arxiv.org/abs/2503.23988</w:t>
       </w:r>
     </w:p>
     <w:p>
@@ -5866,7 +7209,7 @@
         </w:numPr>
       </w:pPr>
       <w:r>
-        <w:t xml:space="preserve">Prometheus Authors. (2026).</w:t>
+        <w:t xml:space="preserve">Little, J. D. C. (1961). A proof for the queuing formula: L = λW.</w:t>
       </w:r>
       <w:r>
         <w:t xml:space="preserve"> </w:t>
@@ -5876,16 +7219,10 @@
           <w:i/>
           <w:iCs/>
         </w:rPr>
-        <w:t xml:space="preserve">Prometheus documentation</w:t>
-      </w:r>
-      <w:r>
-        <w:t xml:space="preserve">.</w:t>
-      </w:r>
-      <w:r>
-        <w:t xml:space="preserve"> </w:t>
-      </w:r>
-      <w:r>
-        <w:t xml:space="preserve">https://prometheus.io/docs/</w:t>
+        <w:t xml:space="preserve">Operations Research, 9</w:t>
+      </w:r>
+      <w:r>
+        <w:t xml:space="preserve">(3), 383–387. https://doi.org/10.1287/opre.9.3.383</w:t>
       </w:r>
     </w:p>
     <w:p>
@@ -5897,7 +7234,7 @@
         </w:numPr>
       </w:pPr>
       <w:r>
-        <w:t xml:space="preserve">Render. (2026a).</w:t>
+        <w:t xml:space="preserve">Newman, S. (2021).</w:t>
       </w:r>
       <w:r>
         <w:t xml:space="preserve"> </w:t>
@@ -5907,16 +7244,13 @@
           <w:i/>
           <w:iCs/>
         </w:rPr>
-        <w:t xml:space="preserve">Free instance types</w:t>
-      </w:r>
-      <w:r>
-        <w:t xml:space="preserve">. Render Docs.</w:t>
-      </w:r>
-      <w:r>
-        <w:t xml:space="preserve"> </w:t>
-      </w:r>
-      <w:r>
-        <w:t xml:space="preserve">https://render.com/docs/free</w:t>
+        <w:t xml:space="preserve">Building microservices</w:t>
+      </w:r>
+      <w:r>
+        <w:t xml:space="preserve"> </w:t>
+      </w:r>
+      <w:r>
+        <w:t xml:space="preserve">(2.ª ed.). O’Reilly Media.</w:t>
       </w:r>
     </w:p>
     <w:p>
@@ -5928,7 +7262,19 @@
         </w:numPr>
       </w:pPr>
       <w:r>
-        <w:t xml:space="preserve">Render. (2026b).</w:t>
+        <w:t xml:space="preserve">Nor Sobri, N. A., Abas, M. A. H., Yassin, I. M., Megat Ali, M. S. A.,</w:t>
+      </w:r>
+      <w:r>
+        <w:t xml:space="preserve"> </w:t>
+      </w:r>
+      <w:r>
+        <w:t xml:space="preserve">Md Tahir, N., Zabidi, A., &amp; Rizman, Z. I. (2022). A study of database</w:t>
+      </w:r>
+      <w:r>
+        <w:t xml:space="preserve"> </w:t>
+      </w:r>
+      <w:r>
+        <w:t xml:space="preserve">connection pool in microservice architecture.</w:t>
       </w:r>
       <w:r>
         <w:t xml:space="preserve"> </w:t>
@@ -5938,16 +7284,30 @@
           <w:i/>
           <w:iCs/>
         </w:rPr>
-        <w:t xml:space="preserve">Outbound bandwidth</w:t>
-      </w:r>
-      <w:r>
-        <w:t xml:space="preserve">. Render Docs.</w:t>
-      </w:r>
-      <w:r>
-        <w:t xml:space="preserve"> </w:t>
-      </w:r>
-      <w:r>
-        <w:t xml:space="preserve">https://render.com/docs/outbound-bandwidth</w:t>
+        <w:t xml:space="preserve">JOIV: International Journal</w:t>
+      </w:r>
+      <w:r>
+        <w:rPr>
+          <w:i/>
+          <w:iCs/>
+        </w:rPr>
+        <w:t xml:space="preserve"> </w:t>
+      </w:r>
+      <w:r>
+        <w:rPr>
+          <w:i/>
+          <w:iCs/>
+        </w:rPr>
+        <w:t xml:space="preserve">on Informatics Visualization, 6</w:t>
+      </w:r>
+      <w:r>
+        <w:t xml:space="preserve">(2-2), 566–571.</w:t>
+      </w:r>
+      <w:r>
+        <w:t xml:space="preserve"> </w:t>
+      </w:r>
+      <w:r>
+        <w:t xml:space="preserve">https://doi.org/10.30630/joiv.6.2-2.1094</w:t>
       </w:r>
     </w:p>
     <w:p>
@@ -5959,19 +7319,7 @@
         </w:numPr>
       </w:pPr>
       <w:r>
-        <w:t xml:space="preserve">Nor Sobri, N. A., Abas, M. A. H., Yassin, I. M., Megat Ali, M. S. A.,</w:t>
-      </w:r>
-      <w:r>
-        <w:t xml:space="preserve"> </w:t>
-      </w:r>
-      <w:r>
-        <w:t xml:space="preserve">Md Tahir, N., Zabidi, A., &amp; Rizman, Z. I. (2022). A study of database</w:t>
-      </w:r>
-      <w:r>
-        <w:t xml:space="preserve"> </w:t>
-      </w:r>
-      <w:r>
-        <w:t xml:space="preserve">connection pool in microservice architecture.</w:t>
+        <w:t xml:space="preserve">Prometheus Authors. (2026).</w:t>
       </w:r>
       <w:r>
         <w:t xml:space="preserve"> </w:t>
@@ -5981,30 +7329,16 @@
           <w:i/>
           <w:iCs/>
         </w:rPr>
-        <w:t xml:space="preserve">JOIV: International Journal</w:t>
-      </w:r>
-      <w:r>
-        <w:rPr>
-          <w:i/>
-          <w:iCs/>
-        </w:rPr>
-        <w:t xml:space="preserve"> </w:t>
-      </w:r>
-      <w:r>
-        <w:rPr>
-          <w:i/>
-          <w:iCs/>
-        </w:rPr>
-        <w:t xml:space="preserve">on Informatics Visualization, 6</w:t>
-      </w:r>
-      <w:r>
-        <w:t xml:space="preserve">(2-2), 566–571.</w:t>
-      </w:r>
-      <w:r>
-        <w:t xml:space="preserve"> </w:t>
-      </w:r>
-      <w:r>
-        <w:t xml:space="preserve">https://doi.org/10.30630/joiv.6.2-2.1094</w:t>
+        <w:t xml:space="preserve">Prometheus documentation</w:t>
+      </w:r>
+      <w:r>
+        <w:t xml:space="preserve">.</w:t>
+      </w:r>
+      <w:r>
+        <w:t xml:space="preserve"> </w:t>
+      </w:r>
+      <w:r>
+        <w:t xml:space="preserve">https://prometheus.io/docs/</w:t>
       </w:r>
     </w:p>
     <w:p>
@@ -6016,7 +7350,7 @@
         </w:numPr>
       </w:pPr>
       <w:r>
-        <w:t xml:space="preserve">Supabase. (2026).</w:t>
+        <w:t xml:space="preserve">Render. (2026a).</w:t>
       </w:r>
       <w:r>
         <w:t xml:space="preserve"> </w:t>
@@ -6026,17 +7360,124 @@
           <w:i/>
           <w:iCs/>
         </w:rPr>
+        <w:t xml:space="preserve">Free instance types</w:t>
+      </w:r>
+      <w:r>
+        <w:t xml:space="preserve">. Render Docs.</w:t>
+      </w:r>
+      <w:r>
+        <w:t xml:space="preserve"> </w:t>
+      </w:r>
+      <w:r>
+        <w:t xml:space="preserve">https://render.com/docs/free</w:t>
+      </w:r>
+    </w:p>
+    <w:p>
+      <w:pPr>
+        <w:pStyle w:val="Compact"/>
+        <w:numPr>
+          <w:ilvl w:val="0"/>
+          <w:numId w:val="1008"/>
+        </w:numPr>
+      </w:pPr>
+      <w:r>
+        <w:t xml:space="preserve">Render. (2026b).</w:t>
+      </w:r>
+      <w:r>
+        <w:t xml:space="preserve"> </w:t>
+      </w:r>
+      <w:r>
+        <w:rPr>
+          <w:i/>
+          <w:iCs/>
+        </w:rPr>
+        <w:t xml:space="preserve">Outbound bandwidth</w:t>
+      </w:r>
+      <w:r>
+        <w:t xml:space="preserve">. Render Docs.</w:t>
+      </w:r>
+      <w:r>
+        <w:t xml:space="preserve"> </w:t>
+      </w:r>
+      <w:r>
+        <w:t xml:space="preserve">https://render.com/docs/outbound-bandwidth</w:t>
+      </w:r>
+    </w:p>
+    <w:p>
+      <w:pPr>
+        <w:pStyle w:val="Compact"/>
+        <w:numPr>
+          <w:ilvl w:val="0"/>
+          <w:numId w:val="1008"/>
+        </w:numPr>
+      </w:pPr>
+      <w:r>
+        <w:t xml:space="preserve">Runeson, P., &amp; Höst, M. (2009). Guidelines for conducting and reporting case</w:t>
+      </w:r>
+      <w:r>
+        <w:t xml:space="preserve"> </w:t>
+      </w:r>
+      <w:r>
+        <w:t xml:space="preserve">study research in software engineering.</w:t>
+      </w:r>
+      <w:r>
+        <w:t xml:space="preserve"> </w:t>
+      </w:r>
+      <w:r>
+        <w:rPr>
+          <w:i/>
+          <w:iCs/>
+        </w:rPr>
+        <w:t xml:space="preserve">Empirical Software Engineering,</w:t>
+      </w:r>
+      <w:r>
+        <w:rPr>
+          <w:i/>
+          <w:iCs/>
+        </w:rPr>
+        <w:t xml:space="preserve"> </w:t>
+      </w:r>
+      <w:r>
+        <w:rPr>
+          <w:i/>
+          <w:iCs/>
+        </w:rPr>
+        <w:t xml:space="preserve">14</w:t>
+      </w:r>
+      <w:r>
+        <w:t xml:space="preserve">(2), 131–164. https://doi.org/10.1007/s10664-008-9102-8</w:t>
+      </w:r>
+    </w:p>
+    <w:p>
+      <w:pPr>
+        <w:pStyle w:val="Compact"/>
+        <w:numPr>
+          <w:ilvl w:val="0"/>
+          <w:numId w:val="1008"/>
+        </w:numPr>
+      </w:pPr>
+      <w:r>
+        <w:t xml:space="preserve">Supabase. (2026).</w:t>
+      </w:r>
+      <w:r>
+        <w:t xml:space="preserve"> </w:t>
+      </w:r>
+      <w:r>
+        <w:rPr>
+          <w:i/>
+          <w:iCs/>
+        </w:rPr>
         <w:t xml:space="preserve">Supabase documentation</w:t>
       </w:r>
       <w:r>
         <w:t xml:space="preserve">. https://supabase.com/docs</w:t>
       </w:r>
     </w:p>
-    <w:bookmarkEnd w:id="40"/>
-    <w:bookmarkEnd w:id="41"/>
+    <w:bookmarkEnd w:id="47"/>
+    <w:bookmarkEnd w:id="48"/>
     <w:sectPr>
-      <w:pgSz w:w="12240" w:h="15840"/>
-      <w:pgMar w:top="1417" w:right="1417" w:bottom="1417" w:left="1417" w:header="708" w:footer="708" w:gutter="0"/>
+      <w:pgSz w:h="15840" w:w="12240"/>
+      <w:pgMar w:bottom="1417" w:footer="708" w:gutter="0" w:header="708" w:left="1417" w:right="1417" w:top="1417"/>
       <w:footnotePr>
         <w:numRestart w:val="eachSect"/>
       </w:footnotePr>
@@ -6434,6 +7875,9 @@
     </w:lvlOverride>
   </w:num>
   <w:num w:numId="1006">
+    <w:abstractNumId w:val="991"/>
+  </w:num>
+  <w:num w:numId="1007">
     <w:abstractNumId w:val="99411"/>
     <w:lvlOverride w:ilvl="0">
       <w:startOverride w:val="1"/>
@@ -6462,9 +7906,6 @@
     <w:lvlOverride w:ilvl="8">
       <w:startOverride w:val="1"/>
     </w:lvlOverride>
-  </w:num>
-  <w:num w:numId="1007">
-    <w:abstractNumId w:val="991"/>
   </w:num>
   <w:num w:numId="1008">
     <w:abstractNumId w:val="991"/>
